--- a/Отчет Практика.docx
+++ b/Отчет Практика.docx
@@ -1,6 +1,6 @@
 
 <file path=word/document.xml><?xml version="1.0" encoding="utf-8"?>
-<w:document xmlns:wpc="http://schemas.microsoft.com/office/word/2010/wordprocessingCanvas" xmlns:cx="http://schemas.microsoft.com/office/drawing/2014/chartex" xmlns:cx1="http://schemas.microsoft.com/office/drawing/2015/9/8/chartex" xmlns:mc="http://schemas.openxmlformats.org/markup-compatibility/2006" xmlns:o="urn:schemas-microsoft-com:office:office" xmlns:r="http://schemas.openxmlformats.org/officeDocument/2006/relationships" xmlns:m="http://schemas.openxmlformats.org/officeDocument/2006/math" xmlns:v="urn:schemas-microsoft-com:vml" xmlns:wp14="http://schemas.microsoft.com/office/word/2010/wordprocessingDrawing" xmlns:wp="http://schemas.openxmlformats.org/drawingml/2006/wordprocessingDrawing" xmlns:w10="urn:schemas-microsoft-com:office:word" xmlns:w="http://schemas.openxmlformats.org/wordprocessingml/2006/main" xmlns:w14="http://schemas.microsoft.com/office/word/2010/wordml" xmlns:w15="http://schemas.microsoft.com/office/word/2012/wordml" xmlns:w16se="http://schemas.microsoft.com/office/word/2015/wordml/symex" xmlns:wpg="http://schemas.microsoft.com/office/word/2010/wordprocessingGroup" xmlns:wpi="http://schemas.microsoft.com/office/word/2010/wordprocessingInk" xmlns:wne="http://schemas.microsoft.com/office/word/2006/wordml" xmlns:wps="http://schemas.microsoft.com/office/word/2010/wordprocessingShape" mc:Ignorable="w14 w15 w16se wp14">
+<w:document xmlns:wpc="http://schemas.microsoft.com/office/word/2010/wordprocessingCanvas" xmlns:mc="http://schemas.openxmlformats.org/markup-compatibility/2006" xmlns:o="urn:schemas-microsoft-com:office:office" xmlns:r="http://schemas.openxmlformats.org/officeDocument/2006/relationships" xmlns:m="http://schemas.openxmlformats.org/officeDocument/2006/math" xmlns:v="urn:schemas-microsoft-com:vml" xmlns:wp14="http://schemas.microsoft.com/office/word/2010/wordprocessingDrawing" xmlns:wp="http://schemas.openxmlformats.org/drawingml/2006/wordprocessingDrawing" xmlns:w10="urn:schemas-microsoft-com:office:word" xmlns:w="http://schemas.openxmlformats.org/wordprocessingml/2006/main" xmlns:w14="http://schemas.microsoft.com/office/word/2010/wordml" xmlns:wpg="http://schemas.microsoft.com/office/word/2010/wordprocessingGroup" xmlns:wpi="http://schemas.microsoft.com/office/word/2010/wordprocessingInk" xmlns:wne="http://schemas.microsoft.com/office/word/2006/wordml" xmlns:wps="http://schemas.microsoft.com/office/word/2010/wordprocessingShape" mc:Ignorable="w14 wp14">
   <w:body>
     <w:p>
       <w:pPr>
@@ -551,7 +551,7 @@
                     </wp:anchor>
                   </w:drawing>
                 </mc:Choice>
-                <mc:Fallback>
+                <mc:Fallback xmlns:w16se="http://schemas.microsoft.com/office/word/2015/wordml/symex" xmlns:w15="http://schemas.microsoft.com/office/word/2012/wordml" xmlns:cx1="http://schemas.microsoft.com/office/drawing/2015/9/8/chartex" xmlns:cx="http://schemas.microsoft.com/office/drawing/2014/chartex">
                   <w:pict>
                     <v:line w14:anchorId="0506A321" id="Прямая соединительная линия 8" o:spid="_x0000_s1026" style="position:absolute;z-index:251659264;visibility:visible;mso-wrap-style:square;mso-width-percent:0;mso-height-percent:0;mso-wrap-distance-left:9pt;mso-wrap-distance-top:0;mso-wrap-distance-right:9pt;mso-wrap-distance-bottom:0;mso-position-horizontal:absolute;mso-position-horizontal-relative:text;mso-position-vertical:absolute;mso-position-vertical-relative:text;mso-width-percent:0;mso-height-percent:0;mso-width-relative:margin;mso-height-relative:margin" from="-6.25pt,17.2pt" to="415.55pt,17.8pt" o:gfxdata="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" strokecolor="windowText" strokeweight=".5pt">
                       <v:stroke joinstyle="miter"/>
@@ -1564,12 +1564,12 @@
         <w:tblLook w:val="04A0" w:firstRow="1" w:lastRow="0" w:firstColumn="1" w:lastColumn="0" w:noHBand="0" w:noVBand="1"/>
       </w:tblPr>
       <w:tblGrid>
-        <w:gridCol w:w="1084"/>
-        <w:gridCol w:w="1256"/>
-        <w:gridCol w:w="936"/>
-        <w:gridCol w:w="2824"/>
-        <w:gridCol w:w="1131"/>
-        <w:gridCol w:w="2407"/>
+        <w:gridCol w:w="1085"/>
+        <w:gridCol w:w="1275"/>
+        <w:gridCol w:w="965"/>
+        <w:gridCol w:w="2920"/>
+        <w:gridCol w:w="1133"/>
+        <w:gridCol w:w="2476"/>
       </w:tblGrid>
       <w:tr>
         <w:tc>
@@ -2029,7 +2029,6 @@
         </w:rPr>
         <w:t>Сроки прохождения практики с «</w:t>
       </w:r>
-      <w:proofErr w:type="gramStart"/>
       <w:r>
         <w:rPr>
           <w:szCs w:val="28"/>
@@ -2048,7 +2047,6 @@
         </w:rPr>
         <w:t xml:space="preserve"> июня</w:t>
       </w:r>
-      <w:proofErr w:type="gramEnd"/>
       <w:r>
         <w:rPr>
           <w:szCs w:val="28"/>
@@ -2065,27 +2063,13 @@
         <w:rPr>
           <w:szCs w:val="28"/>
         </w:rPr>
-        <w:t xml:space="preserve"> г.  по </w:t>
-      </w:r>
-      <w:proofErr w:type="gramStart"/>
-      <w:r>
-        <w:rPr>
-          <w:szCs w:val="28"/>
-        </w:rPr>
-        <w:t>«</w:t>
-      </w:r>
-      <w:r>
-        <w:rPr>
-          <w:szCs w:val="28"/>
-        </w:rPr>
-        <w:t xml:space="preserve"> 2</w:t>
-      </w:r>
-      <w:proofErr w:type="gramEnd"/>
-      <w:r>
-        <w:rPr>
-          <w:szCs w:val="28"/>
-        </w:rPr>
-        <w:t xml:space="preserve"> </w:t>
+        <w:t xml:space="preserve"> г.  по «</w:t>
+      </w:r>
+      <w:r>
+        <w:rPr>
+          <w:szCs w:val="28"/>
+        </w:rPr>
+        <w:t xml:space="preserve"> 2 </w:t>
       </w:r>
       <w:r>
         <w:rPr>
@@ -2973,19 +2957,8 @@
           <w:sz w:val="28"/>
           <w:szCs w:val="28"/>
         </w:rPr>
-        <w:t>____</w:t>
-      </w:r>
-      <w:proofErr w:type="gramStart"/>
-      <w:r>
-        <w:rPr>
-          <w:rFonts w:ascii="Times New Roman" w:eastAsia="Calibri" w:hAnsi="Times New Roman" w:cs="Times New Roman"/>
-          <w:color w:val="000000"/>
-          <w:sz w:val="28"/>
-          <w:szCs w:val="28"/>
-        </w:rPr>
-        <w:t>_«</w:t>
-      </w:r>
-      <w:proofErr w:type="gramEnd"/>
+        <w:t>_____«</w:t>
+      </w:r>
       <w:r>
         <w:rPr>
           <w:rFonts w:ascii="Times New Roman" w:eastAsia="Calibri" w:hAnsi="Times New Roman" w:cs="Times New Roman"/>
@@ -3156,45 +3129,104 @@
     </w:p>
     <w:p>
       <w:pPr>
+        <w:spacing w:after="0" w:line="240" w:lineRule="auto"/>
         <w:ind w:firstLine="709"/>
         <w:jc w:val="both"/>
         <w:rPr>
-          <w:rFonts w:hint="eastAsia"/>
-        </w:rPr>
-      </w:pPr>
-      <w:commentRangeStart w:id="10"/>
-      <w:r>
-        <w:rPr>
-          <w:rFonts w:ascii="Times New Roman" w:hAnsi="Times New Roman"/>
-          <w:sz w:val="28"/>
-          <w:szCs w:val="28"/>
-        </w:rPr>
-        <w:t xml:space="preserve">Целью практики является совершенствование навыков алгоритмизации, тестирования и программирования на языке высокого уровня, а также закрепление знаний, полученных при изучении дисциплин «Информатика» и «Программирование». </w:t>
-      </w:r>
-      <w:commentRangeEnd w:id="10"/>
-      <w:r>
-        <w:rPr>
-          <w:rStyle w:val="a4"/>
-          <w:rFonts w:cs="Mangal"/>
-        </w:rPr>
-        <w:commentReference w:id="10"/>
-      </w:r>
-    </w:p>
-    <w:p>
-      <w:pPr>
+          <w:rFonts w:ascii="Times New Roman" w:hAnsi="Times New Roman" w:cs="Times New Roman"/>
+          <w:sz w:val="28"/>
+          <w:szCs w:val="28"/>
+        </w:rPr>
+      </w:pPr>
+      <w:r>
+        <w:rPr>
+          <w:rFonts w:ascii="Times New Roman" w:hAnsi="Times New Roman" w:cs="Times New Roman"/>
+          <w:sz w:val="28"/>
+          <w:szCs w:val="28"/>
+        </w:rPr>
+        <w:t xml:space="preserve">Целью учебной практики является совершенствование навыков алгоритмизации, проектирования, тестирования и разработки в среде </w:t>
+      </w:r>
+      <w:r>
+        <w:rPr>
+          <w:rFonts w:ascii="Times New Roman" w:hAnsi="Times New Roman" w:cs="Times New Roman"/>
+          <w:sz w:val="28"/>
+          <w:szCs w:val="28"/>
+          <w:lang w:val="en-US"/>
+        </w:rPr>
+        <w:t>C</w:t>
+      </w:r>
+      <w:r>
+        <w:rPr>
+          <w:rFonts w:ascii="Times New Roman" w:hAnsi="Times New Roman" w:cs="Times New Roman"/>
+          <w:sz w:val="28"/>
+          <w:szCs w:val="28"/>
+        </w:rPr>
+        <w:t xml:space="preserve">++ </w:t>
+      </w:r>
+      <w:r>
+        <w:rPr>
+          <w:rFonts w:ascii="Times New Roman" w:hAnsi="Times New Roman" w:cs="Times New Roman"/>
+          <w:sz w:val="28"/>
+          <w:szCs w:val="28"/>
+          <w:lang w:val="en-US"/>
+        </w:rPr>
+        <w:t>Builder</w:t>
+      </w:r>
+      <w:r>
+        <w:rPr>
+          <w:rFonts w:ascii="Times New Roman" w:hAnsi="Times New Roman" w:cs="Times New Roman"/>
+          <w:sz w:val="28"/>
+          <w:szCs w:val="28"/>
+        </w:rPr>
+        <w:t xml:space="preserve">, </w:t>
+      </w:r>
+      <w:r>
+        <w:rPr>
+          <w:rFonts w:ascii="Times New Roman" w:hAnsi="Times New Roman" w:cs="Times New Roman"/>
+          <w:sz w:val="28"/>
+          <w:szCs w:val="28"/>
+        </w:rPr>
+        <w:t>а также закрепление знаний, полученных при изучении дисциплин «Информатика» и «Программирование на языке высокого уровня».</w:t>
+      </w:r>
+    </w:p>
+    <w:p>
+      <w:pPr>
+        <w:spacing w:after="0" w:line="240" w:lineRule="auto"/>
         <w:ind w:firstLine="709"/>
         <w:jc w:val="both"/>
         <w:rPr>
-          <w:rFonts w:hint="eastAsia"/>
-        </w:rPr>
-      </w:pPr>
-      <w:r>
-        <w:rPr>
-          <w:rFonts w:ascii="Times New Roman" w:hAnsi="Times New Roman"/>
-          <w:sz w:val="28"/>
-          <w:szCs w:val="28"/>
-        </w:rPr>
-        <w:t>Основными задачами учебной практики являются приобретение практических навыков:</w:t>
+          <w:rFonts w:ascii="Times New Roman" w:hAnsi="Times New Roman" w:cs="Times New Roman"/>
+          <w:sz w:val="28"/>
+          <w:szCs w:val="28"/>
+        </w:rPr>
+      </w:pPr>
+      <w:r>
+        <w:rPr>
+          <w:rFonts w:ascii="Times New Roman" w:hAnsi="Times New Roman" w:cs="Times New Roman"/>
+          <w:sz w:val="28"/>
+          <w:szCs w:val="28"/>
+        </w:rPr>
+        <w:t>В рамках практики решается прикладная задача вычислительной геометрии: определение допустимых вариантов строительства железнодорожного пути между двумя городами при условии равного распределения остальных населенных пунктов по обе стороны от трассы, с последующим выбором экономически наиболее выгодных проектов (сортировка по длине). Работа выполняется в формате парного программирования, что позволяет оптимизировать процесс разработки, распределить нагрузку и повысить качество тестирования итогового программного продукта.</w:t>
+      </w:r>
+    </w:p>
+    <w:p>
+      <w:pPr>
+        <w:spacing w:after="0" w:line="240" w:lineRule="auto"/>
+        <w:ind w:firstLine="709"/>
+        <w:jc w:val="both"/>
+        <w:rPr>
+          <w:rFonts w:ascii="Times New Roman" w:hAnsi="Times New Roman" w:cs="Times New Roman"/>
+          <w:sz w:val="28"/>
+          <w:szCs w:val="28"/>
+        </w:rPr>
+      </w:pPr>
+      <w:r>
+        <w:rPr>
+          <w:rFonts w:ascii="Times New Roman" w:hAnsi="Times New Roman" w:cs="Times New Roman"/>
+          <w:sz w:val="28"/>
+          <w:szCs w:val="28"/>
+        </w:rPr>
+        <w:t>Основными задачами учебной практики являются приобретение и развитие практических навыков:</w:t>
       </w:r>
     </w:p>
     <w:p>
@@ -3202,20 +3234,31 @@
         <w:pStyle w:val="ac"/>
         <w:numPr>
           <w:ilvl w:val="0"/>
-          <w:numId w:val="1"/>
+          <w:numId w:val="3"/>
         </w:numPr>
-        <w:rPr>
-          <w:rFonts w:hint="eastAsia"/>
-        </w:rPr>
-      </w:pPr>
-      <w:commentRangeStart w:id="11"/>
-      <w:r>
-        <w:rPr>
-          <w:rFonts w:ascii="Times New Roman" w:hAnsi="Times New Roman"/>
-          <w:sz w:val="28"/>
-          <w:szCs w:val="28"/>
-        </w:rPr>
-        <w:t xml:space="preserve">рационального использования рабочего времени; </w:t>
+        <w:ind w:left="993" w:hanging="284"/>
+        <w:jc w:val="both"/>
+        <w:rPr>
+          <w:rFonts w:ascii="Times New Roman" w:hAnsi="Times New Roman" w:cs="Times New Roman"/>
+          <w:sz w:val="28"/>
+          <w:szCs w:val="28"/>
+        </w:rPr>
+      </w:pPr>
+      <w:r>
+        <w:rPr>
+          <w:rFonts w:ascii="Times New Roman" w:hAnsi="Times New Roman" w:cs="Times New Roman"/>
+          <w:sz w:val="28"/>
+          <w:szCs w:val="28"/>
+        </w:rPr>
+        <w:t>Командно</w:t>
+      </w:r>
+      <w:r>
+        <w:rPr>
+          <w:rFonts w:ascii="Times New Roman" w:hAnsi="Times New Roman" w:cs="Times New Roman"/>
+          <w:sz w:val="28"/>
+          <w:szCs w:val="28"/>
+        </w:rPr>
+        <w:t>й работы и парного программирования (совместное проектирование архитектуры приложения, распределение ролей при написании и отладке кода);</w:t>
       </w:r>
     </w:p>
     <w:p>
@@ -3223,19 +3266,82 @@
         <w:pStyle w:val="ac"/>
         <w:numPr>
           <w:ilvl w:val="0"/>
-          <w:numId w:val="1"/>
+          <w:numId w:val="3"/>
         </w:numPr>
-        <w:rPr>
-          <w:rFonts w:hint="eastAsia"/>
-        </w:rPr>
-      </w:pPr>
-      <w:r>
-        <w:rPr>
-          <w:rFonts w:ascii="Times New Roman" w:hAnsi="Times New Roman"/>
-          <w:sz w:val="28"/>
-          <w:szCs w:val="28"/>
-        </w:rPr>
-        <w:t>культуры труда;</w:t>
+        <w:ind w:left="993" w:hanging="284"/>
+        <w:jc w:val="both"/>
+        <w:rPr>
+          <w:rFonts w:ascii="Times New Roman" w:hAnsi="Times New Roman" w:cs="Times New Roman"/>
+          <w:sz w:val="28"/>
+          <w:szCs w:val="28"/>
+        </w:rPr>
+      </w:pPr>
+      <w:r>
+        <w:rPr>
+          <w:rFonts w:ascii="Times New Roman" w:hAnsi="Times New Roman" w:cs="Times New Roman"/>
+          <w:sz w:val="28"/>
+          <w:szCs w:val="28"/>
+        </w:rPr>
+        <w:t>Разработки графического пользовательского интерфейса (</w:t>
+      </w:r>
+      <w:r>
+        <w:rPr>
+          <w:rFonts w:ascii="Times New Roman" w:hAnsi="Times New Roman" w:cs="Times New Roman"/>
+          <w:sz w:val="28"/>
+          <w:szCs w:val="28"/>
+          <w:lang w:val="en-US"/>
+        </w:rPr>
+        <w:t>GUI</w:t>
+      </w:r>
+      <w:r>
+        <w:rPr>
+          <w:rFonts w:ascii="Times New Roman" w:hAnsi="Times New Roman" w:cs="Times New Roman"/>
+          <w:sz w:val="28"/>
+          <w:szCs w:val="28"/>
+        </w:rPr>
+        <w:t xml:space="preserve">) </w:t>
+      </w:r>
+      <w:r>
+        <w:rPr>
+          <w:rFonts w:ascii="Times New Roman" w:hAnsi="Times New Roman" w:cs="Times New Roman"/>
+          <w:sz w:val="28"/>
+          <w:szCs w:val="28"/>
+        </w:rPr>
+        <w:t xml:space="preserve">и написание логики в среде разработки </w:t>
+      </w:r>
+      <w:r>
+        <w:rPr>
+          <w:rFonts w:ascii="Times New Roman" w:hAnsi="Times New Roman" w:cs="Times New Roman"/>
+          <w:sz w:val="28"/>
+          <w:szCs w:val="28"/>
+          <w:lang w:val="en-US"/>
+        </w:rPr>
+        <w:t>C</w:t>
+      </w:r>
+      <w:r>
+        <w:rPr>
+          <w:rFonts w:ascii="Times New Roman" w:hAnsi="Times New Roman" w:cs="Times New Roman"/>
+          <w:sz w:val="28"/>
+          <w:szCs w:val="28"/>
+        </w:rPr>
+        <w:t xml:space="preserve">++ </w:t>
+      </w:r>
+      <w:r>
+        <w:rPr>
+          <w:rFonts w:ascii="Times New Roman" w:hAnsi="Times New Roman" w:cs="Times New Roman"/>
+          <w:sz w:val="28"/>
+          <w:szCs w:val="28"/>
+          <w:lang w:val="en-US"/>
+        </w:rPr>
+        <w:t>Builder</w:t>
+      </w:r>
+      <w:r>
+        <w:rPr>
+          <w:rFonts w:ascii="Times New Roman" w:hAnsi="Times New Roman" w:cs="Times New Roman"/>
+          <w:sz w:val="28"/>
+          <w:szCs w:val="28"/>
+        </w:rPr>
+        <w:t>;</w:t>
       </w:r>
     </w:p>
     <w:p>
@@ -3243,39 +3349,49 @@
         <w:pStyle w:val="ac"/>
         <w:numPr>
           <w:ilvl w:val="0"/>
-          <w:numId w:val="1"/>
+          <w:numId w:val="3"/>
         </w:numPr>
-        <w:rPr>
-          <w:rFonts w:hint="eastAsia"/>
-        </w:rPr>
-      </w:pPr>
-      <w:r>
-        <w:rPr>
-          <w:rFonts w:ascii="Times New Roman" w:hAnsi="Times New Roman"/>
-          <w:sz w:val="28"/>
-          <w:szCs w:val="28"/>
-        </w:rPr>
-        <w:t>разработки алгоритмов решения задач;</w:t>
-      </w:r>
+        <w:ind w:left="993" w:hanging="284"/>
+        <w:jc w:val="both"/>
+        <w:rPr>
+          <w:rFonts w:ascii="Times New Roman" w:hAnsi="Times New Roman" w:cs="Times New Roman"/>
+          <w:sz w:val="28"/>
+          <w:szCs w:val="28"/>
+        </w:rPr>
+      </w:pPr>
+      <w:proofErr w:type="gramStart"/>
+      <w:r>
+        <w:rPr>
+          <w:rFonts w:ascii="Times New Roman" w:hAnsi="Times New Roman" w:cs="Times New Roman"/>
+          <w:sz w:val="28"/>
+          <w:szCs w:val="28"/>
+        </w:rPr>
+        <w:t>Формализации предметной области и разработки алгоритмов решения задач вычислительной геометрии анализ взаимного расположения точек и прямых на плоскости, вычисление евклидова расстояния);</w:t>
+      </w:r>
+      <w:proofErr w:type="gramEnd"/>
     </w:p>
     <w:p>
       <w:pPr>
         <w:pStyle w:val="ac"/>
         <w:numPr>
           <w:ilvl w:val="0"/>
-          <w:numId w:val="1"/>
+          <w:numId w:val="3"/>
         </w:numPr>
-        <w:rPr>
-          <w:rFonts w:hint="eastAsia"/>
-        </w:rPr>
-      </w:pPr>
-      <w:r>
-        <w:rPr>
-          <w:rFonts w:ascii="Times New Roman" w:hAnsi="Times New Roman"/>
-          <w:sz w:val="28"/>
-          <w:szCs w:val="28"/>
-        </w:rPr>
-        <w:t>использования различных методов тестирования алгоритмов;</w:t>
+        <w:ind w:left="993" w:hanging="284"/>
+        <w:jc w:val="both"/>
+        <w:rPr>
+          <w:rFonts w:ascii="Times New Roman" w:hAnsi="Times New Roman" w:cs="Times New Roman"/>
+          <w:sz w:val="28"/>
+          <w:szCs w:val="28"/>
+        </w:rPr>
+      </w:pPr>
+      <w:r>
+        <w:rPr>
+          <w:rFonts w:ascii="Times New Roman" w:hAnsi="Times New Roman" w:cs="Times New Roman"/>
+          <w:sz w:val="28"/>
+          <w:szCs w:val="28"/>
+        </w:rPr>
+        <w:t>Реализации алгоритмов перебора комбинаций (выбор пар городов) и применения алгоритмов сортировки данных (упорядочивание проектов по стоимости);</w:t>
       </w:r>
     </w:p>
     <w:p>
@@ -3283,19 +3399,23 @@
         <w:pStyle w:val="ac"/>
         <w:numPr>
           <w:ilvl w:val="0"/>
-          <w:numId w:val="1"/>
+          <w:numId w:val="3"/>
         </w:numPr>
-        <w:rPr>
-          <w:rFonts w:hint="eastAsia"/>
-        </w:rPr>
-      </w:pPr>
-      <w:r>
-        <w:rPr>
-          <w:rFonts w:ascii="Times New Roman" w:hAnsi="Times New Roman"/>
-          <w:sz w:val="28"/>
-          <w:szCs w:val="28"/>
-        </w:rPr>
-        <w:t>применения языка программирования высокого уровня;</w:t>
+        <w:ind w:left="993" w:hanging="284"/>
+        <w:jc w:val="both"/>
+        <w:rPr>
+          <w:rFonts w:ascii="Times New Roman" w:hAnsi="Times New Roman" w:cs="Times New Roman"/>
+          <w:sz w:val="28"/>
+          <w:szCs w:val="28"/>
+        </w:rPr>
+      </w:pPr>
+      <w:r>
+        <w:rPr>
+          <w:rFonts w:ascii="Times New Roman" w:hAnsi="Times New Roman" w:cs="Times New Roman"/>
+          <w:sz w:val="28"/>
+          <w:szCs w:val="28"/>
+        </w:rPr>
+        <w:t>Использования различных методов тестирования алгоритмов, включая проверку на граничных и особых случаях (города лежат на самой прямой, все города находятся на одной линии или количество городов минимально);</w:t>
       </w:r>
     </w:p>
     <w:p>
@@ -3303,19 +3423,23 @@
         <w:pStyle w:val="ac"/>
         <w:numPr>
           <w:ilvl w:val="0"/>
-          <w:numId w:val="1"/>
+          <w:numId w:val="3"/>
         </w:numPr>
-        <w:rPr>
-          <w:rFonts w:hint="eastAsia"/>
-        </w:rPr>
-      </w:pPr>
-      <w:r>
-        <w:rPr>
-          <w:rFonts w:ascii="Times New Roman" w:hAnsi="Times New Roman"/>
-          <w:sz w:val="28"/>
-          <w:szCs w:val="28"/>
-        </w:rPr>
-        <w:t xml:space="preserve">качественного выполнения заданий; </w:t>
+        <w:ind w:left="993" w:hanging="284"/>
+        <w:jc w:val="both"/>
+        <w:rPr>
+          <w:rFonts w:ascii="Times New Roman" w:hAnsi="Times New Roman" w:cs="Times New Roman"/>
+          <w:sz w:val="28"/>
+          <w:szCs w:val="28"/>
+        </w:rPr>
+      </w:pPr>
+      <w:r>
+        <w:rPr>
+          <w:rFonts w:ascii="Times New Roman" w:hAnsi="Times New Roman" w:cs="Times New Roman"/>
+          <w:sz w:val="28"/>
+          <w:szCs w:val="28"/>
+        </w:rPr>
+        <w:t>Рационального использования рабочего времени при коллективном выполнении задания;</w:t>
       </w:r>
     </w:p>
     <w:p>
@@ -3323,48 +3447,49 @@
         <w:pStyle w:val="ac"/>
         <w:numPr>
           <w:ilvl w:val="0"/>
-          <w:numId w:val="1"/>
+          <w:numId w:val="3"/>
         </w:numPr>
+        <w:ind w:left="993" w:hanging="284"/>
+        <w:jc w:val="both"/>
+        <w:rPr>
+          <w:rFonts w:ascii="Times New Roman" w:hAnsi="Times New Roman" w:cs="Times New Roman"/>
+          <w:sz w:val="28"/>
+          <w:szCs w:val="28"/>
+        </w:rPr>
+      </w:pPr>
+      <w:r>
+        <w:rPr>
+          <w:rFonts w:ascii="Times New Roman" w:hAnsi="Times New Roman" w:cs="Times New Roman"/>
+          <w:sz w:val="28"/>
+          <w:szCs w:val="28"/>
+        </w:rPr>
+        <w:t xml:space="preserve">Культуры труда, соблюдения стандартов программирования и качественного </w:t>
+      </w:r>
+      <w:r>
+        <w:rPr>
+          <w:rFonts w:ascii="Times New Roman" w:hAnsi="Times New Roman" w:cs="Times New Roman"/>
+          <w:sz w:val="28"/>
+          <w:szCs w:val="28"/>
+        </w:rPr>
+        <w:t>документирования результатов.</w:t>
+      </w:r>
+      <w:r>
+        <w:rPr>
+          <w:rFonts w:ascii="Times New Roman" w:hAnsi="Times New Roman" w:cs="Times New Roman"/>
+          <w:sz w:val="28"/>
+          <w:szCs w:val="28"/>
+        </w:rPr>
+        <w:br w:type="page"/>
+      </w:r>
+    </w:p>
+    <w:p>
+      <w:pPr>
+        <w:pStyle w:val="11"/>
         <w:rPr>
           <w:rFonts w:hint="eastAsia"/>
         </w:rPr>
       </w:pPr>
-      <w:r>
-        <w:rPr>
-          <w:rFonts w:ascii="Times New Roman" w:hAnsi="Times New Roman"/>
-          <w:sz w:val="28"/>
-          <w:szCs w:val="28"/>
-        </w:rPr>
-        <w:t>межличностных отношений при коллективном выполнении задания</w:t>
-      </w:r>
-      <w:commentRangeEnd w:id="11"/>
-      <w:r>
-        <w:rPr>
-          <w:rStyle w:val="a4"/>
-          <w:rFonts w:cs="Mangal"/>
-        </w:rPr>
-        <w:commentReference w:id="11"/>
-      </w:r>
-      <w:r>
-        <w:rPr>
-          <w:rFonts w:ascii="Times New Roman" w:hAnsi="Times New Roman"/>
-          <w:sz w:val="28"/>
-          <w:szCs w:val="28"/>
-        </w:rPr>
-        <w:t>.</w:t>
-      </w:r>
-      <w:r>
-        <w:br w:type="page"/>
-      </w:r>
-    </w:p>
-    <w:p>
-      <w:pPr>
-        <w:pStyle w:val="11"/>
-        <w:rPr>
-          <w:rFonts w:hint="eastAsia"/>
-        </w:rPr>
-      </w:pPr>
-      <w:bookmarkStart w:id="12" w:name="_Toc106782230"/>
+      <w:bookmarkStart w:id="10" w:name="_Toc106782230"/>
       <w:r>
         <w:rPr>
           <w:rFonts w:ascii="Times New Roman" w:hAnsi="Times New Roman"/>
@@ -3374,10 +3499,10 @@
         <w:lastRenderedPageBreak/>
         <w:t xml:space="preserve">1 </w:t>
       </w:r>
-      <w:bookmarkStart w:id="13" w:name="_Toc13777335"/>
-      <w:bookmarkStart w:id="14" w:name="_Toc13828066"/>
-      <w:bookmarkStart w:id="15" w:name="_Toc15300320"/>
-      <w:bookmarkStart w:id="16" w:name="_Toc518566456"/>
+      <w:bookmarkStart w:id="11" w:name="_Toc13777335"/>
+      <w:bookmarkStart w:id="12" w:name="_Toc13828066"/>
+      <w:bookmarkStart w:id="13" w:name="_Toc15300320"/>
+      <w:bookmarkStart w:id="14" w:name="_Toc518566456"/>
       <w:r>
         <w:rPr>
           <w:rFonts w:ascii="Times New Roman" w:hAnsi="Times New Roman"/>
@@ -3386,150 +3511,3391 @@
         </w:rPr>
         <w:t>Постановка задачи</w:t>
       </w:r>
+      <w:bookmarkEnd w:id="10"/>
+      <w:bookmarkEnd w:id="11"/>
       <w:bookmarkEnd w:id="12"/>
       <w:bookmarkEnd w:id="13"/>
       <w:bookmarkEnd w:id="14"/>
+    </w:p>
+    <w:p>
+      <w:pPr>
+        <w:pStyle w:val="ad"/>
+        <w:jc w:val="both"/>
+        <w:rPr>
+          <w:rFonts w:ascii="Times New Roman" w:hAnsi="Times New Roman"/>
+          <w:sz w:val="28"/>
+          <w:szCs w:val="28"/>
+        </w:rPr>
+      </w:pPr>
+      <w:r>
+        <w:rPr>
+          <w:rFonts w:ascii="Times New Roman" w:hAnsi="Times New Roman"/>
+          <w:sz w:val="28"/>
+          <w:szCs w:val="28"/>
+        </w:rPr>
+        <w:t xml:space="preserve">Индивидуальное задание: </w:t>
+      </w:r>
+    </w:p>
+    <w:p>
+      <w:pPr>
+        <w:pStyle w:val="11"/>
+        <w:spacing w:before="0" w:after="0"/>
+        <w:jc w:val="both"/>
+        <w:rPr>
+          <w:rFonts w:ascii="Times New Roman" w:hAnsi="Times New Roman" w:cs="Times New Roman"/>
+          <w:b w:val="0"/>
+          <w:sz w:val="28"/>
+          <w:szCs w:val="28"/>
+        </w:rPr>
+      </w:pPr>
+      <w:r>
+        <w:rPr>
+          <w:rFonts w:ascii="Times New Roman" w:hAnsi="Times New Roman" w:cs="Times New Roman"/>
+          <w:b w:val="0"/>
+          <w:sz w:val="28"/>
+          <w:szCs w:val="28"/>
+        </w:rPr>
+        <w:t xml:space="preserve">На территории очень пустынной и ровной страны есть K (четное количество) городов с координатами Х и Y и совсем нет железных дорог. Правительством было принято решение о том, чтобы обратиться во Всемирный фонд развития за кредитом на строительство первой железной дороги, которая свяжет собою какие-нибудь два города. Выбор этих двух городов должен быть сделан таким образом, чтобы слева и справа от железной дороги оказалось одинаковое количество городов (иначе жители этих городов поднимут волнения). Вам необходимо представить правительству все возможные проекты проведения этой железной дороги, при этом отсортировав их по стоимости - от меньшей </w:t>
+      </w:r>
+      <w:proofErr w:type="gramStart"/>
+      <w:r>
+        <w:rPr>
+          <w:rFonts w:ascii="Times New Roman" w:hAnsi="Times New Roman" w:cs="Times New Roman"/>
+          <w:b w:val="0"/>
+          <w:sz w:val="28"/>
+          <w:szCs w:val="28"/>
+        </w:rPr>
+        <w:t>к</w:t>
+      </w:r>
+      <w:proofErr w:type="gramEnd"/>
+      <w:r>
+        <w:rPr>
+          <w:rFonts w:ascii="Times New Roman" w:hAnsi="Times New Roman" w:cs="Times New Roman"/>
+          <w:b w:val="0"/>
+          <w:sz w:val="28"/>
+          <w:szCs w:val="28"/>
+        </w:rPr>
+        <w:t xml:space="preserve"> большей (стоимость зависит от протяженности). Кстати, инженеры в этой стране умеют строить только прямые железные дороги.</w:t>
+      </w:r>
+    </w:p>
+    <w:p>
+      <w:pPr>
+        <w:spacing w:after="0" w:line="240" w:lineRule="auto"/>
+        <w:ind w:firstLine="709"/>
+        <w:jc w:val="both"/>
+        <w:rPr>
+          <w:rFonts w:ascii="Times New Roman" w:hAnsi="Times New Roman" w:cs="Times New Roman"/>
+          <w:sz w:val="28"/>
+          <w:szCs w:val="28"/>
+          <w:lang w:eastAsia="zh-CN" w:bidi="hi-IN"/>
+        </w:rPr>
+      </w:pPr>
+      <w:r>
+        <w:rPr>
+          <w:rFonts w:ascii="Times New Roman" w:hAnsi="Times New Roman" w:cs="Times New Roman"/>
+          <w:b/>
+          <w:sz w:val="28"/>
+          <w:szCs w:val="28"/>
+          <w:lang w:eastAsia="zh-CN" w:bidi="hi-IN"/>
+        </w:rPr>
+        <w:t>Требования к входным данным:</w:t>
+      </w:r>
+    </w:p>
+    <w:p>
+      <w:pPr>
+        <w:pStyle w:val="ac"/>
+        <w:numPr>
+          <w:ilvl w:val="0"/>
+          <w:numId w:val="4"/>
+        </w:numPr>
+        <w:jc w:val="both"/>
+        <w:rPr>
+          <w:rFonts w:ascii="Times New Roman" w:hAnsi="Times New Roman" w:cs="Times New Roman"/>
+          <w:sz w:val="28"/>
+          <w:szCs w:val="28"/>
+        </w:rPr>
+      </w:pPr>
+      <w:r>
+        <w:rPr>
+          <w:rFonts w:ascii="Times New Roman" w:hAnsi="Times New Roman" w:cs="Times New Roman"/>
+          <w:sz w:val="28"/>
+          <w:szCs w:val="28"/>
+        </w:rPr>
+        <w:t xml:space="preserve">Количество городов </w:t>
+      </w:r>
+      <w:r>
+        <w:rPr>
+          <w:rFonts w:ascii="Times New Roman" w:hAnsi="Times New Roman" w:cs="Times New Roman"/>
+          <w:sz w:val="28"/>
+          <w:szCs w:val="28"/>
+        </w:rPr>
+        <w:t xml:space="preserve">– </w:t>
+      </w:r>
+      <w:r>
+        <w:rPr>
+          <w:rFonts w:ascii="Times New Roman" w:hAnsi="Times New Roman" w:cs="Times New Roman"/>
+          <w:sz w:val="28"/>
+          <w:szCs w:val="28"/>
+        </w:rPr>
+        <w:t>целое, четное число, большее двух;</w:t>
+      </w:r>
+    </w:p>
+    <w:p>
+      <w:pPr>
+        <w:pStyle w:val="ac"/>
+        <w:numPr>
+          <w:ilvl w:val="0"/>
+          <w:numId w:val="4"/>
+        </w:numPr>
+        <w:jc w:val="both"/>
+        <w:rPr>
+          <w:rFonts w:ascii="Times New Roman" w:hAnsi="Times New Roman" w:cs="Times New Roman"/>
+          <w:sz w:val="28"/>
+          <w:szCs w:val="28"/>
+        </w:rPr>
+      </w:pPr>
+      <w:r>
+        <w:rPr>
+          <w:rFonts w:ascii="Times New Roman" w:hAnsi="Times New Roman" w:cs="Times New Roman"/>
+          <w:sz w:val="28"/>
+          <w:szCs w:val="28"/>
+        </w:rPr>
+        <w:t xml:space="preserve">Координаты городов </w:t>
+      </w:r>
+      <w:r>
+        <w:rPr>
+          <w:rFonts w:ascii="Times New Roman" w:hAnsi="Times New Roman" w:cs="Times New Roman"/>
+          <w:i/>
+          <w:sz w:val="28"/>
+          <w:szCs w:val="28"/>
+          <w:lang w:val="en-US"/>
+        </w:rPr>
+        <w:t>X</w:t>
+      </w:r>
+      <w:r>
+        <w:rPr>
+          <w:rFonts w:ascii="Times New Roman" w:hAnsi="Times New Roman" w:cs="Times New Roman"/>
+          <w:sz w:val="28"/>
+          <w:szCs w:val="28"/>
+        </w:rPr>
+        <w:t xml:space="preserve"> </w:t>
+      </w:r>
+      <w:r>
+        <w:rPr>
+          <w:rFonts w:ascii="Times New Roman" w:hAnsi="Times New Roman" w:cs="Times New Roman"/>
+          <w:sz w:val="28"/>
+          <w:szCs w:val="28"/>
+        </w:rPr>
+        <w:t xml:space="preserve">и </w:t>
+      </w:r>
+      <w:r>
+        <w:rPr>
+          <w:rFonts w:ascii="Times New Roman" w:hAnsi="Times New Roman" w:cs="Times New Roman"/>
+          <w:i/>
+          <w:sz w:val="28"/>
+          <w:szCs w:val="28"/>
+          <w:lang w:val="en-US"/>
+        </w:rPr>
+        <w:t>Y</w:t>
+      </w:r>
+      <w:r>
+        <w:rPr>
+          <w:rFonts w:ascii="Times New Roman" w:hAnsi="Times New Roman" w:cs="Times New Roman"/>
+          <w:sz w:val="28"/>
+          <w:szCs w:val="28"/>
+        </w:rPr>
+        <w:t xml:space="preserve"> </w:t>
+      </w:r>
+      <w:r>
+        <w:rPr>
+          <w:rFonts w:ascii="Times New Roman" w:hAnsi="Times New Roman" w:cs="Times New Roman"/>
+          <w:sz w:val="28"/>
+          <w:szCs w:val="28"/>
+        </w:rPr>
+        <w:t>– вещественные или целые числа;</w:t>
+      </w:r>
+    </w:p>
+    <w:p>
+      <w:pPr>
+        <w:pStyle w:val="ac"/>
+        <w:numPr>
+          <w:ilvl w:val="0"/>
+          <w:numId w:val="4"/>
+        </w:numPr>
+        <w:jc w:val="both"/>
+        <w:rPr>
+          <w:rFonts w:ascii="Times New Roman" w:hAnsi="Times New Roman" w:cs="Times New Roman"/>
+          <w:sz w:val="28"/>
+          <w:szCs w:val="28"/>
+        </w:rPr>
+      </w:pPr>
+      <w:r>
+        <w:rPr>
+          <w:rFonts w:ascii="Times New Roman" w:hAnsi="Times New Roman" w:cs="Times New Roman"/>
+          <w:sz w:val="28"/>
+          <w:szCs w:val="28"/>
+        </w:rPr>
+        <w:t>Поддержка ручного ввода, а также возможности загрузки координат из текстового файла.</w:t>
+      </w:r>
+    </w:p>
+    <w:p>
+      <w:pPr>
+        <w:pStyle w:val="ac"/>
+        <w:ind w:left="0" w:firstLine="709"/>
+        <w:jc w:val="both"/>
+        <w:rPr>
+          <w:rFonts w:ascii="Times New Roman" w:hAnsi="Times New Roman" w:cs="Times New Roman"/>
+          <w:sz w:val="28"/>
+          <w:szCs w:val="28"/>
+        </w:rPr>
+      </w:pPr>
+      <w:r>
+        <w:rPr>
+          <w:rFonts w:ascii="Times New Roman" w:hAnsi="Times New Roman" w:cs="Times New Roman"/>
+          <w:b/>
+          <w:sz w:val="28"/>
+          <w:szCs w:val="28"/>
+        </w:rPr>
+        <w:t>Требования к выходным данным:</w:t>
+      </w:r>
+    </w:p>
+    <w:p>
+      <w:pPr>
+        <w:pStyle w:val="ac"/>
+        <w:numPr>
+          <w:ilvl w:val="0"/>
+          <w:numId w:val="5"/>
+        </w:numPr>
+        <w:jc w:val="both"/>
+        <w:rPr>
+          <w:rFonts w:ascii="Times New Roman" w:hAnsi="Times New Roman" w:cs="Times New Roman"/>
+          <w:sz w:val="28"/>
+          <w:szCs w:val="28"/>
+        </w:rPr>
+      </w:pPr>
+      <w:r>
+        <w:rPr>
+          <w:rFonts w:ascii="Times New Roman" w:hAnsi="Times New Roman" w:cs="Times New Roman"/>
+          <w:sz w:val="28"/>
+          <w:szCs w:val="28"/>
+        </w:rPr>
+        <w:t>Список допустимых пар городов (название обоих городов с их индексом);</w:t>
+      </w:r>
+    </w:p>
+    <w:p>
+      <w:pPr>
+        <w:pStyle w:val="ac"/>
+        <w:numPr>
+          <w:ilvl w:val="0"/>
+          <w:numId w:val="5"/>
+        </w:numPr>
+        <w:jc w:val="both"/>
+        <w:rPr>
+          <w:rFonts w:ascii="Times New Roman" w:hAnsi="Times New Roman" w:cs="Times New Roman"/>
+          <w:sz w:val="28"/>
+          <w:szCs w:val="28"/>
+        </w:rPr>
+      </w:pPr>
+      <w:r>
+        <w:rPr>
+          <w:rFonts w:ascii="Times New Roman" w:hAnsi="Times New Roman" w:cs="Times New Roman"/>
+          <w:sz w:val="28"/>
+          <w:szCs w:val="28"/>
+        </w:rPr>
+        <w:t>Длина каждого допустимого маршрута;</w:t>
+      </w:r>
+    </w:p>
+    <w:p>
+      <w:pPr>
+        <w:pStyle w:val="ac"/>
+        <w:numPr>
+          <w:ilvl w:val="0"/>
+          <w:numId w:val="5"/>
+        </w:numPr>
+        <w:jc w:val="both"/>
+        <w:rPr>
+          <w:rFonts w:ascii="Times New Roman" w:hAnsi="Times New Roman" w:cs="Times New Roman"/>
+          <w:sz w:val="28"/>
+          <w:szCs w:val="28"/>
+        </w:rPr>
+      </w:pPr>
+      <w:r>
+        <w:rPr>
+          <w:rFonts w:ascii="Times New Roman" w:hAnsi="Times New Roman" w:cs="Times New Roman"/>
+          <w:sz w:val="28"/>
+          <w:szCs w:val="28"/>
+        </w:rPr>
+        <w:t xml:space="preserve">Графическое отображение результата в поле </w:t>
+      </w:r>
+      <w:proofErr w:type="spellStart"/>
+      <w:r>
+        <w:rPr>
+          <w:rFonts w:ascii="Times New Roman" w:hAnsi="Times New Roman" w:cs="Times New Roman"/>
+          <w:i/>
+          <w:sz w:val="28"/>
+          <w:szCs w:val="28"/>
+          <w:lang w:val="en-US"/>
+        </w:rPr>
+        <w:t>T</w:t>
+      </w:r>
+      <w:r>
+        <w:rPr>
+          <w:rFonts w:ascii="Times New Roman" w:hAnsi="Times New Roman" w:cs="Times New Roman"/>
+          <w:i/>
+          <w:sz w:val="28"/>
+          <w:szCs w:val="28"/>
+          <w:lang w:val="en-US"/>
+        </w:rPr>
+        <w:t>PaintBox</w:t>
+      </w:r>
+      <w:proofErr w:type="spellEnd"/>
+      <w:r>
+        <w:rPr>
+          <w:rFonts w:ascii="Times New Roman" w:hAnsi="Times New Roman" w:cs="Times New Roman"/>
+          <w:sz w:val="28"/>
+          <w:szCs w:val="28"/>
+        </w:rPr>
+        <w:t xml:space="preserve"> (отображение городов и доступных маршрутов) с автоматическим масштабированием</w:t>
+      </w:r>
+      <w:r>
+        <w:rPr>
+          <w:rFonts w:ascii="Times New Roman" w:hAnsi="Times New Roman" w:cs="Times New Roman"/>
+          <w:sz w:val="28"/>
+          <w:szCs w:val="28"/>
+        </w:rPr>
+        <w:t>.</w:t>
+      </w:r>
+    </w:p>
+    <w:p>
+      <w:pPr>
+        <w:pStyle w:val="ac"/>
+        <w:ind w:left="0" w:firstLine="709"/>
+        <w:jc w:val="both"/>
+        <w:rPr>
+          <w:rFonts w:ascii="Times New Roman" w:hAnsi="Times New Roman" w:cs="Times New Roman"/>
+          <w:b/>
+          <w:sz w:val="28"/>
+          <w:szCs w:val="28"/>
+        </w:rPr>
+      </w:pPr>
+      <w:r>
+        <w:rPr>
+          <w:rFonts w:ascii="Times New Roman" w:hAnsi="Times New Roman" w:cs="Times New Roman"/>
+          <w:b/>
+          <w:sz w:val="28"/>
+          <w:szCs w:val="28"/>
+        </w:rPr>
+        <w:t>Требования к пользовательскому интерфейсу:</w:t>
+      </w:r>
+    </w:p>
+    <w:p>
+      <w:pPr>
+        <w:pStyle w:val="ac"/>
+        <w:numPr>
+          <w:ilvl w:val="0"/>
+          <w:numId w:val="6"/>
+        </w:numPr>
+        <w:jc w:val="both"/>
+        <w:rPr>
+          <w:rFonts w:ascii="Times New Roman" w:hAnsi="Times New Roman" w:cs="Times New Roman"/>
+          <w:sz w:val="28"/>
+          <w:szCs w:val="28"/>
+        </w:rPr>
+      </w:pPr>
+      <w:r>
+        <w:rPr>
+          <w:rFonts w:ascii="Times New Roman" w:hAnsi="Times New Roman" w:cs="Times New Roman"/>
+          <w:sz w:val="28"/>
+          <w:szCs w:val="28"/>
+        </w:rPr>
+        <w:t>Компонент для ввода координат добавляемого города (</w:t>
+      </w:r>
+      <w:proofErr w:type="spellStart"/>
+      <w:r>
+        <w:rPr>
+          <w:rFonts w:ascii="Times New Roman" w:hAnsi="Times New Roman" w:cs="Times New Roman"/>
+          <w:i/>
+          <w:sz w:val="28"/>
+          <w:szCs w:val="28"/>
+          <w:lang w:val="en-US"/>
+        </w:rPr>
+        <w:t>TEdit</w:t>
+      </w:r>
+      <w:proofErr w:type="spellEnd"/>
+      <w:r>
+        <w:rPr>
+          <w:rFonts w:ascii="Times New Roman" w:hAnsi="Times New Roman" w:cs="Times New Roman"/>
+          <w:sz w:val="28"/>
+          <w:szCs w:val="28"/>
+        </w:rPr>
+        <w:t>);</w:t>
+      </w:r>
+    </w:p>
+    <w:p>
+      <w:pPr>
+        <w:pStyle w:val="ac"/>
+        <w:numPr>
+          <w:ilvl w:val="0"/>
+          <w:numId w:val="6"/>
+        </w:numPr>
+        <w:jc w:val="both"/>
+        <w:rPr>
+          <w:rFonts w:ascii="Times New Roman" w:hAnsi="Times New Roman" w:cs="Times New Roman"/>
+          <w:sz w:val="28"/>
+          <w:szCs w:val="28"/>
+        </w:rPr>
+      </w:pPr>
+      <w:r>
+        <w:rPr>
+          <w:rFonts w:ascii="Times New Roman" w:hAnsi="Times New Roman" w:cs="Times New Roman"/>
+          <w:sz w:val="28"/>
+          <w:szCs w:val="28"/>
+        </w:rPr>
+        <w:t>Кнопки управления: «Добавить», «Удалить», «Открыть», «Рассчитать»;</w:t>
+      </w:r>
+    </w:p>
+    <w:p>
+      <w:pPr>
+        <w:pStyle w:val="ac"/>
+        <w:numPr>
+          <w:ilvl w:val="0"/>
+          <w:numId w:val="6"/>
+        </w:numPr>
+        <w:jc w:val="both"/>
+        <w:rPr>
+          <w:rFonts w:ascii="Times New Roman" w:hAnsi="Times New Roman" w:cs="Times New Roman"/>
+          <w:sz w:val="28"/>
+          <w:szCs w:val="28"/>
+        </w:rPr>
+      </w:pPr>
+      <w:r>
+        <w:rPr>
+          <w:rFonts w:ascii="Times New Roman" w:hAnsi="Times New Roman" w:cs="Times New Roman"/>
+          <w:sz w:val="28"/>
+          <w:szCs w:val="28"/>
+        </w:rPr>
+        <w:t xml:space="preserve">Область вывода результата (текстовое отображение – </w:t>
+      </w:r>
+      <w:proofErr w:type="spellStart"/>
+      <w:r>
+        <w:rPr>
+          <w:rFonts w:ascii="Times New Roman" w:hAnsi="Times New Roman" w:cs="Times New Roman"/>
+          <w:i/>
+          <w:sz w:val="28"/>
+          <w:szCs w:val="28"/>
+          <w:lang w:val="en-US"/>
+        </w:rPr>
+        <w:t>TStringGrid</w:t>
+      </w:r>
+      <w:proofErr w:type="spellEnd"/>
+      <w:r>
+        <w:rPr>
+          <w:rFonts w:ascii="Times New Roman" w:hAnsi="Times New Roman" w:cs="Times New Roman"/>
+          <w:sz w:val="28"/>
+          <w:szCs w:val="28"/>
+        </w:rPr>
+        <w:t xml:space="preserve"> </w:t>
+      </w:r>
+      <w:r>
+        <w:rPr>
+          <w:rFonts w:ascii="Times New Roman" w:hAnsi="Times New Roman" w:cs="Times New Roman"/>
+          <w:sz w:val="28"/>
+          <w:szCs w:val="28"/>
+        </w:rPr>
+        <w:t xml:space="preserve">и графическое отображение – </w:t>
+      </w:r>
+      <w:proofErr w:type="spellStart"/>
+      <w:r>
+        <w:rPr>
+          <w:rFonts w:ascii="Times New Roman" w:hAnsi="Times New Roman" w:cs="Times New Roman"/>
+          <w:i/>
+          <w:sz w:val="28"/>
+          <w:szCs w:val="28"/>
+          <w:lang w:val="en-US"/>
+        </w:rPr>
+        <w:t>TPaintBox</w:t>
+      </w:r>
+      <w:proofErr w:type="spellEnd"/>
+      <w:r>
+        <w:rPr>
+          <w:rFonts w:ascii="Times New Roman" w:hAnsi="Times New Roman" w:cs="Times New Roman"/>
+          <w:sz w:val="28"/>
+          <w:szCs w:val="28"/>
+        </w:rPr>
+        <w:t>);</w:t>
+      </w:r>
+    </w:p>
+    <w:p>
+      <w:pPr>
+        <w:pStyle w:val="ac"/>
+        <w:numPr>
+          <w:ilvl w:val="0"/>
+          <w:numId w:val="6"/>
+        </w:numPr>
+        <w:jc w:val="both"/>
+        <w:rPr>
+          <w:rFonts w:ascii="Times New Roman" w:hAnsi="Times New Roman" w:cs="Times New Roman"/>
+          <w:sz w:val="28"/>
+          <w:szCs w:val="28"/>
+        </w:rPr>
+      </w:pPr>
+      <w:r>
+        <w:rPr>
+          <w:rFonts w:ascii="Times New Roman" w:hAnsi="Times New Roman" w:cs="Times New Roman"/>
+          <w:sz w:val="28"/>
+          <w:szCs w:val="28"/>
+        </w:rPr>
+        <w:t xml:space="preserve">Визуализация на компоненте </w:t>
+      </w:r>
+      <w:proofErr w:type="spellStart"/>
+      <w:r>
+        <w:rPr>
+          <w:rFonts w:ascii="Times New Roman" w:hAnsi="Times New Roman" w:cs="Times New Roman"/>
+          <w:sz w:val="28"/>
+          <w:szCs w:val="28"/>
+          <w:lang w:val="en-US"/>
+        </w:rPr>
+        <w:t>TPaintBox</w:t>
+      </w:r>
+      <w:proofErr w:type="spellEnd"/>
+      <w:r>
+        <w:rPr>
+          <w:rFonts w:ascii="Times New Roman" w:hAnsi="Times New Roman" w:cs="Times New Roman"/>
+          <w:sz w:val="28"/>
+          <w:szCs w:val="28"/>
+        </w:rPr>
+        <w:t xml:space="preserve">: </w:t>
+      </w:r>
+      <w:proofErr w:type="spellStart"/>
+      <w:r>
+        <w:rPr>
+          <w:rFonts w:ascii="Times New Roman" w:hAnsi="Times New Roman" w:cs="Times New Roman"/>
+          <w:sz w:val="28"/>
+          <w:szCs w:val="28"/>
+        </w:rPr>
+        <w:t>отрисовка</w:t>
+      </w:r>
+      <w:proofErr w:type="spellEnd"/>
+      <w:r>
+        <w:rPr>
+          <w:rFonts w:ascii="Times New Roman" w:hAnsi="Times New Roman" w:cs="Times New Roman"/>
+          <w:sz w:val="28"/>
+          <w:szCs w:val="28"/>
+        </w:rPr>
+        <w:t xml:space="preserve"> городов в виде точек с подписью названия, подсветка выбранной пары городов в таблице возможных маршрутов, построение проходящей через два активных города прямой.</w:t>
+      </w:r>
+    </w:p>
+    <w:p>
+      <w:pPr>
+        <w:pStyle w:val="ac"/>
+        <w:ind w:left="0" w:firstLine="709"/>
+        <w:jc w:val="both"/>
+        <w:rPr>
+          <w:rFonts w:ascii="Times New Roman" w:hAnsi="Times New Roman" w:cs="Times New Roman"/>
+          <w:b/>
+          <w:sz w:val="28"/>
+          <w:szCs w:val="28"/>
+        </w:rPr>
+      </w:pPr>
+      <w:r>
+        <w:rPr>
+          <w:rFonts w:ascii="Times New Roman" w:hAnsi="Times New Roman" w:cs="Times New Roman"/>
+          <w:b/>
+          <w:sz w:val="28"/>
+          <w:szCs w:val="28"/>
+        </w:rPr>
+        <w:t>Требования к проверке корректности ввода (</w:t>
+      </w:r>
+      <w:proofErr w:type="spellStart"/>
+      <w:r>
+        <w:rPr>
+          <w:rFonts w:ascii="Times New Roman" w:hAnsi="Times New Roman" w:cs="Times New Roman"/>
+          <w:b/>
+          <w:sz w:val="28"/>
+          <w:szCs w:val="28"/>
+        </w:rPr>
+        <w:t>валидация</w:t>
+      </w:r>
+      <w:proofErr w:type="spellEnd"/>
+      <w:r>
+        <w:rPr>
+          <w:rFonts w:ascii="Times New Roman" w:hAnsi="Times New Roman" w:cs="Times New Roman"/>
+          <w:b/>
+          <w:sz w:val="28"/>
+          <w:szCs w:val="28"/>
+        </w:rPr>
+        <w:t>):</w:t>
+      </w:r>
+    </w:p>
+    <w:p>
+      <w:pPr>
+        <w:pStyle w:val="ac"/>
+        <w:numPr>
+          <w:ilvl w:val="0"/>
+          <w:numId w:val="7"/>
+        </w:numPr>
+        <w:jc w:val="both"/>
+        <w:rPr>
+          <w:rFonts w:ascii="Times New Roman" w:hAnsi="Times New Roman" w:cs="Times New Roman"/>
+          <w:sz w:val="28"/>
+          <w:szCs w:val="28"/>
+        </w:rPr>
+      </w:pPr>
+      <w:r>
+        <w:rPr>
+          <w:rFonts w:ascii="Times New Roman" w:hAnsi="Times New Roman" w:cs="Times New Roman"/>
+          <w:sz w:val="28"/>
+          <w:szCs w:val="28"/>
+        </w:rPr>
+        <w:t>Проверка четности и минимального значения количества городов при вычислении;</w:t>
+      </w:r>
+    </w:p>
+    <w:p>
+      <w:pPr>
+        <w:pStyle w:val="ac"/>
+        <w:numPr>
+          <w:ilvl w:val="0"/>
+          <w:numId w:val="7"/>
+        </w:numPr>
+        <w:jc w:val="both"/>
+        <w:rPr>
+          <w:rFonts w:ascii="Times New Roman" w:hAnsi="Times New Roman" w:cs="Times New Roman"/>
+          <w:sz w:val="28"/>
+          <w:szCs w:val="28"/>
+        </w:rPr>
+      </w:pPr>
+      <w:r>
+        <w:rPr>
+          <w:rFonts w:ascii="Times New Roman" w:hAnsi="Times New Roman" w:cs="Times New Roman"/>
+          <w:sz w:val="28"/>
+          <w:szCs w:val="28"/>
+        </w:rPr>
+        <w:t>Проверка типа и диапазона вводимых координат (защита от нечисловых символов, пустых полей и других некорректных значений);</w:t>
+      </w:r>
+    </w:p>
+    <w:p>
+      <w:pPr>
+        <w:pStyle w:val="ac"/>
+        <w:numPr>
+          <w:ilvl w:val="0"/>
+          <w:numId w:val="7"/>
+        </w:numPr>
+        <w:jc w:val="both"/>
+        <w:rPr>
+          <w:rFonts w:ascii="Times New Roman" w:hAnsi="Times New Roman" w:cs="Times New Roman"/>
+          <w:sz w:val="28"/>
+          <w:szCs w:val="28"/>
+        </w:rPr>
+      </w:pPr>
+      <w:r>
+        <w:rPr>
+          <w:rFonts w:ascii="Times New Roman" w:hAnsi="Times New Roman" w:cs="Times New Roman"/>
+          <w:sz w:val="28"/>
+          <w:szCs w:val="28"/>
+        </w:rPr>
+        <w:t>Проверка добавляемых координат на дублирование в уже существующем списке городов.</w:t>
+      </w:r>
+    </w:p>
+    <w:p>
+      <w:pPr>
+        <w:pStyle w:val="ac"/>
+        <w:ind w:left="0" w:firstLine="709"/>
+        <w:jc w:val="both"/>
+        <w:rPr>
+          <w:rFonts w:ascii="Times New Roman" w:hAnsi="Times New Roman" w:cs="Times New Roman"/>
+          <w:sz w:val="28"/>
+          <w:szCs w:val="28"/>
+        </w:rPr>
+      </w:pPr>
+      <w:r>
+        <w:rPr>
+          <w:rFonts w:ascii="Times New Roman" w:hAnsi="Times New Roman" w:cs="Times New Roman"/>
+          <w:b/>
+          <w:sz w:val="28"/>
+          <w:szCs w:val="28"/>
+        </w:rPr>
+        <w:t>Основные математические положения и формулы:</w:t>
+      </w:r>
+    </w:p>
+    <w:p>
+      <w:pPr>
+        <w:pStyle w:val="ac"/>
+        <w:numPr>
+          <w:ilvl w:val="0"/>
+          <w:numId w:val="8"/>
+        </w:numPr>
+        <w:jc w:val="both"/>
+        <w:rPr>
+          <w:rFonts w:ascii="Times New Roman" w:hAnsi="Times New Roman" w:cs="Times New Roman"/>
+          <w:sz w:val="28"/>
+          <w:szCs w:val="28"/>
+        </w:rPr>
+      </w:pPr>
+      <w:r>
+        <w:rPr>
+          <w:rFonts w:ascii="Times New Roman" w:hAnsi="Times New Roman" w:cs="Times New Roman"/>
+          <w:sz w:val="28"/>
+          <w:szCs w:val="28"/>
+        </w:rPr>
+        <w:lastRenderedPageBreak/>
+        <w:t>Определение стороны положения города относительно дороги с помощью знака векторного произведения</w:t>
+      </w:r>
+      <w:r>
+        <w:rPr>
+          <w:rFonts w:ascii="Times New Roman" w:hAnsi="Times New Roman" w:cs="Times New Roman"/>
+          <w:sz w:val="28"/>
+          <w:szCs w:val="28"/>
+        </w:rPr>
+        <w:t xml:space="preserve"> </w:t>
+      </w:r>
+      <w:r>
+        <w:rPr>
+          <w:rFonts w:ascii="Times New Roman" w:hAnsi="Times New Roman" w:cs="Times New Roman"/>
+          <w:sz w:val="28"/>
+          <w:szCs w:val="28"/>
+        </w:rPr>
+        <w:t xml:space="preserve">векторов </w:t>
+      </w:r>
+      <m:oMath>
+        <m:acc>
+          <m:accPr>
+            <m:chr m:val="⃗"/>
+            <m:ctrlPr>
+              <w:rPr>
+                <w:rFonts w:ascii="Cambria Math" w:hAnsi="Cambria Math" w:cs="Times New Roman"/>
+                <w:i/>
+                <w:sz w:val="28"/>
+                <w:szCs w:val="28"/>
+              </w:rPr>
+            </m:ctrlPr>
+          </m:accPr>
+          <m:e>
+            <m:r>
+              <m:rPr>
+                <m:nor/>
+              </m:rPr>
+              <w:rPr>
+                <w:rFonts w:ascii="Times New Roman" w:hAnsi="Times New Roman" w:cs="Times New Roman"/>
+                <w:i/>
+                <w:sz w:val="28"/>
+                <w:szCs w:val="28"/>
+              </w:rPr>
+              <m:t>AB</m:t>
+            </m:r>
+          </m:e>
+        </m:acc>
+      </m:oMath>
+      <w:r>
+        <w:rPr>
+          <w:rFonts w:ascii="Times New Roman" w:hAnsi="Times New Roman" w:cs="Times New Roman"/>
+          <w:sz w:val="28"/>
+          <w:szCs w:val="28"/>
+        </w:rPr>
+        <w:t xml:space="preserve"> </w:t>
+      </w:r>
+      <w:r>
+        <w:rPr>
+          <w:rFonts w:ascii="Times New Roman" w:hAnsi="Times New Roman" w:cs="Times New Roman"/>
+          <w:sz w:val="28"/>
+          <w:szCs w:val="28"/>
+        </w:rPr>
+        <w:t xml:space="preserve">и </w:t>
+      </w:r>
+      <m:oMath>
+        <m:acc>
+          <m:accPr>
+            <m:chr m:val="⃗"/>
+            <m:ctrlPr>
+              <w:rPr>
+                <w:rFonts w:ascii="Cambria Math" w:hAnsi="Cambria Math" w:cs="Times New Roman"/>
+                <w:i/>
+                <w:sz w:val="28"/>
+                <w:szCs w:val="28"/>
+              </w:rPr>
+            </m:ctrlPr>
+          </m:accPr>
+          <m:e>
+            <m:r>
+              <m:rPr>
+                <m:nor/>
+              </m:rPr>
+              <w:rPr>
+                <w:rFonts w:ascii="Times New Roman" w:hAnsi="Times New Roman" w:cs="Times New Roman"/>
+                <w:i/>
+                <w:sz w:val="28"/>
+                <w:szCs w:val="28"/>
+              </w:rPr>
+              <m:t>A</m:t>
+            </m:r>
+            <m:r>
+              <m:rPr>
+                <m:nor/>
+              </m:rPr>
+              <w:rPr>
+                <w:rFonts w:ascii="Times New Roman" w:hAnsi="Times New Roman" w:cs="Times New Roman"/>
+                <w:i/>
+                <w:sz w:val="28"/>
+                <w:szCs w:val="28"/>
+                <w:lang w:val="en-US"/>
+              </w:rPr>
+              <m:t>P</m:t>
+            </m:r>
+          </m:e>
+        </m:acc>
+      </m:oMath>
+      <w:r>
+        <w:rPr>
+          <w:rFonts w:ascii="Times New Roman" w:hAnsi="Times New Roman" w:cs="Times New Roman"/>
+          <w:sz w:val="28"/>
+          <w:szCs w:val="28"/>
+        </w:rPr>
+        <w:t xml:space="preserve">, где </w:t>
+      </w:r>
+      <w:r>
+        <w:rPr>
+          <w:rFonts w:ascii="Times New Roman" w:hAnsi="Times New Roman" w:cs="Times New Roman"/>
+          <w:i/>
+          <w:sz w:val="28"/>
+          <w:szCs w:val="28"/>
+          <w:lang w:val="en-US"/>
+        </w:rPr>
+        <w:t>A</w:t>
+      </w:r>
+      <w:r>
+        <w:rPr>
+          <w:rFonts w:ascii="Times New Roman" w:hAnsi="Times New Roman" w:cs="Times New Roman"/>
+          <w:sz w:val="28"/>
+          <w:szCs w:val="28"/>
+        </w:rPr>
+        <w:t>(</w:t>
+      </w:r>
+      <w:r>
+        <w:rPr>
+          <w:rFonts w:ascii="Times New Roman" w:hAnsi="Times New Roman" w:cs="Times New Roman"/>
+          <w:i/>
+          <w:sz w:val="28"/>
+          <w:szCs w:val="28"/>
+          <w:lang w:val="en-US"/>
+        </w:rPr>
+        <w:t>x</w:t>
+      </w:r>
+      <w:r>
+        <w:rPr>
+          <w:rFonts w:ascii="Times New Roman" w:hAnsi="Times New Roman" w:cs="Times New Roman"/>
+          <w:sz w:val="28"/>
+          <w:szCs w:val="28"/>
+          <w:vertAlign w:val="subscript"/>
+        </w:rPr>
+        <w:t>1</w:t>
+      </w:r>
+      <w:r>
+        <w:rPr>
+          <w:rFonts w:ascii="Times New Roman" w:hAnsi="Times New Roman" w:cs="Times New Roman"/>
+          <w:sz w:val="28"/>
+          <w:szCs w:val="28"/>
+        </w:rPr>
+        <w:t xml:space="preserve">, </w:t>
+      </w:r>
+      <w:r>
+        <w:rPr>
+          <w:rFonts w:ascii="Times New Roman" w:hAnsi="Times New Roman" w:cs="Times New Roman"/>
+          <w:i/>
+          <w:sz w:val="28"/>
+          <w:szCs w:val="28"/>
+          <w:lang w:val="en-US"/>
+        </w:rPr>
+        <w:t>y</w:t>
+      </w:r>
+      <w:r>
+        <w:rPr>
+          <w:rFonts w:ascii="Times New Roman" w:hAnsi="Times New Roman" w:cs="Times New Roman"/>
+          <w:sz w:val="28"/>
+          <w:szCs w:val="28"/>
+          <w:vertAlign w:val="subscript"/>
+        </w:rPr>
+        <w:t>1</w:t>
+      </w:r>
+      <w:r>
+        <w:rPr>
+          <w:rFonts w:ascii="Times New Roman" w:hAnsi="Times New Roman" w:cs="Times New Roman"/>
+          <w:sz w:val="28"/>
+          <w:szCs w:val="28"/>
+        </w:rPr>
+        <w:t xml:space="preserve">), </w:t>
+      </w:r>
+      <w:r>
+        <w:rPr>
+          <w:rFonts w:ascii="Times New Roman" w:hAnsi="Times New Roman" w:cs="Times New Roman"/>
+          <w:i/>
+          <w:sz w:val="28"/>
+          <w:szCs w:val="28"/>
+          <w:lang w:val="en-US"/>
+        </w:rPr>
+        <w:t>B</w:t>
+      </w:r>
+      <w:r>
+        <w:rPr>
+          <w:rFonts w:ascii="Times New Roman" w:hAnsi="Times New Roman" w:cs="Times New Roman"/>
+          <w:sz w:val="28"/>
+          <w:szCs w:val="28"/>
+        </w:rPr>
+        <w:t>(</w:t>
+      </w:r>
+      <w:r>
+        <w:rPr>
+          <w:rFonts w:ascii="Times New Roman" w:hAnsi="Times New Roman" w:cs="Times New Roman"/>
+          <w:i/>
+          <w:sz w:val="28"/>
+          <w:szCs w:val="28"/>
+          <w:lang w:val="en-US"/>
+        </w:rPr>
+        <w:t>x</w:t>
+      </w:r>
+      <w:r>
+        <w:rPr>
+          <w:rFonts w:ascii="Times New Roman" w:hAnsi="Times New Roman" w:cs="Times New Roman"/>
+          <w:sz w:val="28"/>
+          <w:szCs w:val="28"/>
+          <w:vertAlign w:val="subscript"/>
+        </w:rPr>
+        <w:t>2</w:t>
+      </w:r>
+      <w:r>
+        <w:rPr>
+          <w:rFonts w:ascii="Times New Roman" w:hAnsi="Times New Roman" w:cs="Times New Roman"/>
+          <w:sz w:val="28"/>
+          <w:szCs w:val="28"/>
+        </w:rPr>
+        <w:t xml:space="preserve">, </w:t>
+      </w:r>
+      <w:r>
+        <w:rPr>
+          <w:rFonts w:ascii="Times New Roman" w:hAnsi="Times New Roman" w:cs="Times New Roman"/>
+          <w:i/>
+          <w:sz w:val="28"/>
+          <w:szCs w:val="28"/>
+          <w:lang w:val="en-US"/>
+        </w:rPr>
+        <w:t>y</w:t>
+      </w:r>
+      <w:r>
+        <w:rPr>
+          <w:rFonts w:ascii="Times New Roman" w:hAnsi="Times New Roman" w:cs="Times New Roman"/>
+          <w:sz w:val="28"/>
+          <w:szCs w:val="28"/>
+          <w:vertAlign w:val="subscript"/>
+        </w:rPr>
+        <w:t>2</w:t>
+      </w:r>
+      <w:r>
+        <w:rPr>
+          <w:rFonts w:ascii="Times New Roman" w:hAnsi="Times New Roman" w:cs="Times New Roman"/>
+          <w:sz w:val="28"/>
+          <w:szCs w:val="28"/>
+        </w:rPr>
+        <w:t xml:space="preserve">), </w:t>
+      </w:r>
+      <w:r>
+        <w:rPr>
+          <w:rFonts w:ascii="Times New Roman" w:hAnsi="Times New Roman" w:cs="Times New Roman"/>
+          <w:i/>
+          <w:sz w:val="28"/>
+          <w:szCs w:val="28"/>
+          <w:lang w:val="en-US"/>
+        </w:rPr>
+        <w:t>P</w:t>
+      </w:r>
+      <w:r>
+        <w:rPr>
+          <w:rFonts w:ascii="Times New Roman" w:hAnsi="Times New Roman" w:cs="Times New Roman"/>
+          <w:sz w:val="28"/>
+          <w:szCs w:val="28"/>
+        </w:rPr>
+        <w:t>(</w:t>
+      </w:r>
+      <w:r>
+        <w:rPr>
+          <w:rFonts w:ascii="Times New Roman" w:hAnsi="Times New Roman" w:cs="Times New Roman"/>
+          <w:i/>
+          <w:sz w:val="28"/>
+          <w:szCs w:val="28"/>
+          <w:lang w:val="en-US"/>
+        </w:rPr>
+        <w:t>x</w:t>
+      </w:r>
+      <w:r>
+        <w:rPr>
+          <w:rFonts w:ascii="Times New Roman" w:hAnsi="Times New Roman" w:cs="Times New Roman"/>
+          <w:sz w:val="28"/>
+          <w:szCs w:val="28"/>
+        </w:rPr>
+        <w:t xml:space="preserve">, </w:t>
+      </w:r>
+      <w:r>
+        <w:rPr>
+          <w:rFonts w:ascii="Times New Roman" w:hAnsi="Times New Roman" w:cs="Times New Roman"/>
+          <w:i/>
+          <w:sz w:val="28"/>
+          <w:szCs w:val="28"/>
+          <w:lang w:val="en-US"/>
+        </w:rPr>
+        <w:t>y</w:t>
+      </w:r>
+      <w:r>
+        <w:rPr>
+          <w:rFonts w:ascii="Times New Roman" w:hAnsi="Times New Roman" w:cs="Times New Roman"/>
+          <w:sz w:val="28"/>
+          <w:szCs w:val="28"/>
+        </w:rPr>
+        <w:t>)</w:t>
+      </w:r>
+      <w:r>
+        <w:rPr>
+          <w:rFonts w:ascii="Times New Roman" w:hAnsi="Times New Roman" w:cs="Times New Roman"/>
+          <w:sz w:val="28"/>
+          <w:szCs w:val="28"/>
+        </w:rPr>
+        <w:t>:</w:t>
+      </w:r>
+    </w:p>
+    <w:p>
+      <w:pPr>
+        <w:pStyle w:val="ac"/>
+        <w:ind w:left="1429"/>
+        <w:jc w:val="both"/>
+        <w:rPr>
+          <w:rFonts w:ascii="Times New Roman" w:hAnsi="Times New Roman" w:cs="Times New Roman"/>
+          <w:sz w:val="28"/>
+          <w:szCs w:val="28"/>
+          <w:lang w:val="en-US"/>
+        </w:rPr>
+      </w:pPr>
+      <m:oMathPara>
+        <m:oMath>
+          <m:r>
+            <m:rPr>
+              <m:nor/>
+            </m:rPr>
+            <w:rPr>
+              <w:rFonts w:ascii="Times New Roman" w:hAnsi="Times New Roman" w:cs="Times New Roman"/>
+              <w:sz w:val="28"/>
+              <w:szCs w:val="28"/>
+            </w:rPr>
+            <m:t>D</m:t>
+          </m:r>
+          <m:r>
+            <m:rPr>
+              <m:nor/>
+            </m:rPr>
+            <w:rPr>
+              <w:rFonts w:ascii="Cambria Math" w:hAnsi="Times New Roman" w:cs="Times New Roman"/>
+              <w:sz w:val="28"/>
+              <w:szCs w:val="28"/>
+            </w:rPr>
+            <m:t xml:space="preserve"> </m:t>
+          </m:r>
+          <m:r>
+            <m:rPr>
+              <m:nor/>
+            </m:rPr>
+            <w:rPr>
+              <w:rFonts w:ascii="Times New Roman" w:hAnsi="Times New Roman" w:cs="Times New Roman"/>
+              <w:sz w:val="28"/>
+              <w:szCs w:val="28"/>
+            </w:rPr>
+            <m:t>=</m:t>
+          </m:r>
+          <m:r>
+            <m:rPr>
+              <m:nor/>
+            </m:rPr>
+            <w:rPr>
+              <w:rFonts w:ascii="Cambria Math" w:hAnsi="Times New Roman" w:cs="Times New Roman"/>
+              <w:sz w:val="28"/>
+              <w:szCs w:val="28"/>
+            </w:rPr>
+            <m:t xml:space="preserve"> </m:t>
+          </m:r>
+          <m:d>
+            <m:dPr>
+              <m:ctrlPr>
+                <w:rPr>
+                  <w:rFonts w:ascii="Cambria Math" w:hAnsi="Cambria Math" w:cs="Times New Roman"/>
+                  <w:i/>
+                  <w:sz w:val="28"/>
+                  <w:szCs w:val="28"/>
+                </w:rPr>
+              </m:ctrlPr>
+            </m:dPr>
+            <m:e>
+              <m:sSub>
+                <m:sSubPr>
+                  <m:ctrlPr>
+                    <w:rPr>
+                      <w:rFonts w:ascii="Cambria Math" w:hAnsi="Cambria Math" w:cs="Times New Roman"/>
+                      <w:i/>
+                      <w:sz w:val="28"/>
+                      <w:szCs w:val="28"/>
+                    </w:rPr>
+                  </m:ctrlPr>
+                </m:sSubPr>
+                <m:e>
+                  <m:r>
+                    <m:rPr>
+                      <m:nor/>
+                    </m:rPr>
+                    <w:rPr>
+                      <w:rFonts w:ascii="Times New Roman" w:hAnsi="Times New Roman" w:cs="Times New Roman"/>
+                      <w:i/>
+                      <w:sz w:val="28"/>
+                      <w:szCs w:val="28"/>
+                    </w:rPr>
+                    <m:t>x</m:t>
+                  </m:r>
+                </m:e>
+                <m:sub>
+                  <m:r>
+                    <m:rPr>
+                      <m:nor/>
+                    </m:rPr>
+                    <w:rPr>
+                      <w:rFonts w:ascii="Times New Roman" w:hAnsi="Times New Roman" w:cs="Times New Roman"/>
+                      <w:sz w:val="28"/>
+                      <w:szCs w:val="28"/>
+                    </w:rPr>
+                    <m:t>2</m:t>
+                  </m:r>
+                </m:sub>
+              </m:sSub>
+              <m:r>
+                <w:rPr>
+                  <w:rFonts w:ascii="Cambria Math" w:hAnsi="Cambria Math" w:cs="Times New Roman"/>
+                  <w:sz w:val="28"/>
+                  <w:szCs w:val="28"/>
+                </w:rPr>
+                <m:t xml:space="preserve"> </m:t>
+              </m:r>
+              <m:r>
+                <m:rPr>
+                  <m:nor/>
+                </m:rPr>
+                <w:rPr>
+                  <w:rFonts w:ascii="Times New Roman" w:hAnsi="Times New Roman" w:cs="Times New Roman"/>
+                  <w:sz w:val="28"/>
+                  <w:szCs w:val="28"/>
+                  <w:lang w:val="en-US"/>
+                </w:rPr>
+                <m:t>–</m:t>
+              </m:r>
+              <m:r>
+                <m:rPr>
+                  <m:nor/>
+                </m:rPr>
+                <w:rPr>
+                  <w:rFonts w:ascii="Cambria Math" w:hAnsi="Times New Roman" w:cs="Times New Roman"/>
+                  <w:sz w:val="28"/>
+                  <w:szCs w:val="28"/>
+                  <w:lang w:val="en-US"/>
+                </w:rPr>
+                <m:t xml:space="preserve"> </m:t>
+              </m:r>
+              <m:sSub>
+                <m:sSubPr>
+                  <m:ctrlPr>
+                    <w:rPr>
+                      <w:rFonts w:ascii="Cambria Math" w:hAnsi="Cambria Math" w:cs="Times New Roman"/>
+                      <w:i/>
+                      <w:sz w:val="28"/>
+                      <w:szCs w:val="28"/>
+                    </w:rPr>
+                  </m:ctrlPr>
+                </m:sSubPr>
+                <m:e>
+                  <m:r>
+                    <m:rPr>
+                      <m:nor/>
+                    </m:rPr>
+                    <w:rPr>
+                      <w:rFonts w:ascii="Times New Roman" w:hAnsi="Times New Roman" w:cs="Times New Roman"/>
+                      <w:i/>
+                      <w:sz w:val="28"/>
+                      <w:szCs w:val="28"/>
+                    </w:rPr>
+                    <m:t>x</m:t>
+                  </m:r>
+                </m:e>
+                <m:sub>
+                  <m:r>
+                    <m:rPr>
+                      <m:nor/>
+                    </m:rPr>
+                    <w:rPr>
+                      <w:rFonts w:ascii="Times New Roman" w:hAnsi="Times New Roman" w:cs="Times New Roman"/>
+                      <w:sz w:val="28"/>
+                      <w:szCs w:val="28"/>
+                    </w:rPr>
+                    <m:t>1</m:t>
+                  </m:r>
+                </m:sub>
+              </m:sSub>
+            </m:e>
+          </m:d>
+          <m:r>
+            <m:rPr>
+              <m:nor/>
+            </m:rPr>
+            <w:rPr>
+              <w:rFonts w:ascii="Cambria Math" w:hAnsi="Times New Roman" w:cs="Times New Roman"/>
+              <w:sz w:val="28"/>
+              <w:szCs w:val="28"/>
+              <w:lang w:val="en-US"/>
+            </w:rPr>
+            <m:t xml:space="preserve"> </m:t>
+          </m:r>
+          <m:r>
+            <m:rPr>
+              <m:nor/>
+            </m:rPr>
+            <w:rPr>
+              <w:rFonts w:ascii="Times New Roman" w:hAnsi="Times New Roman" w:cs="Times New Roman"/>
+              <w:sz w:val="28"/>
+              <w:szCs w:val="28"/>
+            </w:rPr>
+            <m:t>∙</m:t>
+          </m:r>
+          <m:r>
+            <m:rPr>
+              <m:nor/>
+            </m:rPr>
+            <w:rPr>
+              <w:rFonts w:ascii="Cambria Math" w:hAnsi="Times New Roman" w:cs="Times New Roman"/>
+              <w:sz w:val="28"/>
+              <w:szCs w:val="28"/>
+              <w:lang w:val="en-US"/>
+            </w:rPr>
+            <m:t xml:space="preserve"> </m:t>
+          </m:r>
+          <m:d>
+            <m:dPr>
+              <m:ctrlPr>
+                <w:rPr>
+                  <w:rFonts w:ascii="Cambria Math" w:hAnsi="Cambria Math" w:cs="Times New Roman"/>
+                  <w:i/>
+                  <w:sz w:val="28"/>
+                  <w:szCs w:val="28"/>
+                </w:rPr>
+              </m:ctrlPr>
+            </m:dPr>
+            <m:e>
+              <m:r>
+                <m:rPr>
+                  <m:nor/>
+                </m:rPr>
+                <w:rPr>
+                  <w:rFonts w:ascii="Times New Roman" w:hAnsi="Times New Roman" w:cs="Times New Roman"/>
+                  <w:i/>
+                  <w:sz w:val="28"/>
+                  <w:szCs w:val="28"/>
+                </w:rPr>
+                <m:t>y</m:t>
+              </m:r>
+              <m:r>
+                <m:rPr>
+                  <m:nor/>
+                </m:rPr>
+                <w:rPr>
+                  <w:rFonts w:ascii="Cambria Math" w:hAnsi="Times New Roman" w:cs="Times New Roman"/>
+                  <w:sz w:val="28"/>
+                  <w:szCs w:val="28"/>
+                  <w:lang w:val="en-US"/>
+                </w:rPr>
+                <m:t xml:space="preserve"> </m:t>
+              </m:r>
+              <m:r>
+                <m:rPr>
+                  <m:nor/>
+                </m:rPr>
+                <w:rPr>
+                  <w:rFonts w:ascii="Times New Roman" w:hAnsi="Times New Roman" w:cs="Times New Roman"/>
+                  <w:sz w:val="28"/>
+                  <w:szCs w:val="28"/>
+                  <w:lang w:val="en-US"/>
+                </w:rPr>
+                <m:t>–</m:t>
+              </m:r>
+              <m:r>
+                <m:rPr>
+                  <m:nor/>
+                </m:rPr>
+                <w:rPr>
+                  <w:rFonts w:ascii="Cambria Math" w:hAnsi="Times New Roman" w:cs="Times New Roman"/>
+                  <w:sz w:val="28"/>
+                  <w:szCs w:val="28"/>
+                  <w:lang w:val="en-US"/>
+                </w:rPr>
+                <m:t xml:space="preserve"> </m:t>
+              </m:r>
+              <m:sSub>
+                <m:sSubPr>
+                  <m:ctrlPr>
+                    <w:rPr>
+                      <w:rFonts w:ascii="Cambria Math" w:hAnsi="Cambria Math" w:cs="Times New Roman"/>
+                      <w:i/>
+                      <w:sz w:val="28"/>
+                      <w:szCs w:val="28"/>
+                    </w:rPr>
+                  </m:ctrlPr>
+                </m:sSubPr>
+                <m:e>
+                  <m:r>
+                    <m:rPr>
+                      <m:nor/>
+                    </m:rPr>
+                    <w:rPr>
+                      <w:rFonts w:ascii="Times New Roman" w:hAnsi="Times New Roman" w:cs="Times New Roman"/>
+                      <w:i/>
+                      <w:sz w:val="28"/>
+                      <w:szCs w:val="28"/>
+                    </w:rPr>
+                    <m:t>y</m:t>
+                  </m:r>
+                </m:e>
+                <m:sub>
+                  <m:r>
+                    <m:rPr>
+                      <m:nor/>
+                    </m:rPr>
+                    <w:rPr>
+                      <w:rFonts w:ascii="Times New Roman" w:hAnsi="Times New Roman" w:cs="Times New Roman"/>
+                      <w:sz w:val="28"/>
+                      <w:szCs w:val="28"/>
+                    </w:rPr>
+                    <m:t>1</m:t>
+                  </m:r>
+                </m:sub>
+              </m:sSub>
+            </m:e>
+          </m:d>
+          <m:r>
+            <w:rPr>
+              <w:rFonts w:ascii="Cambria Math" w:hAnsi="Cambria Math" w:cs="Times New Roman"/>
+              <w:sz w:val="28"/>
+              <w:szCs w:val="28"/>
+            </w:rPr>
+            <m:t xml:space="preserve"> </m:t>
+          </m:r>
+          <m:r>
+            <m:rPr>
+              <m:nor/>
+            </m:rPr>
+            <w:rPr>
+              <w:rFonts w:ascii="Times New Roman" w:hAnsi="Times New Roman" w:cs="Times New Roman"/>
+              <w:sz w:val="28"/>
+              <w:szCs w:val="28"/>
+              <w:lang w:val="en-US"/>
+            </w:rPr>
+            <m:t>–</m:t>
+          </m:r>
+          <m:r>
+            <m:rPr>
+              <m:nor/>
+            </m:rPr>
+            <w:rPr>
+              <w:rFonts w:ascii="Cambria Math" w:hAnsi="Times New Roman" w:cs="Times New Roman"/>
+              <w:sz w:val="28"/>
+              <w:szCs w:val="28"/>
+              <w:lang w:val="en-US"/>
+            </w:rPr>
+            <m:t xml:space="preserve"> </m:t>
+          </m:r>
+          <m:r>
+            <m:rPr>
+              <m:nor/>
+            </m:rPr>
+            <w:rPr>
+              <w:rFonts w:ascii="Times New Roman" w:hAnsi="Times New Roman" w:cs="Times New Roman"/>
+              <w:sz w:val="28"/>
+              <w:szCs w:val="28"/>
+            </w:rPr>
+            <m:t>(</m:t>
+          </m:r>
+          <m:sSub>
+            <m:sSubPr>
+              <m:ctrlPr>
+                <w:rPr>
+                  <w:rFonts w:ascii="Cambria Math" w:hAnsi="Cambria Math" w:cs="Times New Roman"/>
+                  <w:i/>
+                  <w:sz w:val="28"/>
+                  <w:szCs w:val="28"/>
+                </w:rPr>
+              </m:ctrlPr>
+            </m:sSubPr>
+            <m:e>
+              <m:r>
+                <m:rPr>
+                  <m:nor/>
+                </m:rPr>
+                <w:rPr>
+                  <w:rFonts w:ascii="Times New Roman" w:hAnsi="Times New Roman" w:cs="Times New Roman"/>
+                  <w:i/>
+                  <w:sz w:val="28"/>
+                  <w:szCs w:val="28"/>
+                </w:rPr>
+                <m:t>y</m:t>
+              </m:r>
+            </m:e>
+            <m:sub>
+              <m:r>
+                <m:rPr>
+                  <m:nor/>
+                </m:rPr>
+                <w:rPr>
+                  <w:rFonts w:ascii="Times New Roman" w:hAnsi="Times New Roman" w:cs="Times New Roman"/>
+                  <w:sz w:val="28"/>
+                  <w:szCs w:val="28"/>
+                </w:rPr>
+                <m:t>2</m:t>
+              </m:r>
+            </m:sub>
+          </m:sSub>
+          <m:r>
+            <w:rPr>
+              <w:rFonts w:ascii="Cambria Math" w:hAnsi="Cambria Math" w:cs="Times New Roman"/>
+              <w:sz w:val="28"/>
+              <w:szCs w:val="28"/>
+            </w:rPr>
+            <m:t xml:space="preserve">– </m:t>
+          </m:r>
+          <m:sSub>
+            <m:sSubPr>
+              <m:ctrlPr>
+                <w:rPr>
+                  <w:rFonts w:ascii="Cambria Math" w:hAnsi="Cambria Math" w:cs="Times New Roman"/>
+                  <w:i/>
+                  <w:sz w:val="28"/>
+                  <w:szCs w:val="28"/>
+                </w:rPr>
+              </m:ctrlPr>
+            </m:sSubPr>
+            <m:e>
+              <m:r>
+                <m:rPr>
+                  <m:nor/>
+                </m:rPr>
+                <w:rPr>
+                  <w:rFonts w:ascii="Times New Roman" w:hAnsi="Times New Roman" w:cs="Times New Roman"/>
+                  <w:i/>
+                  <w:sz w:val="28"/>
+                  <w:szCs w:val="28"/>
+                </w:rPr>
+                <m:t>y</m:t>
+              </m:r>
+            </m:e>
+            <m:sub>
+              <m:r>
+                <m:rPr>
+                  <m:nor/>
+                </m:rPr>
+                <w:rPr>
+                  <w:rFonts w:ascii="Times New Roman" w:hAnsi="Times New Roman" w:cs="Times New Roman"/>
+                  <w:sz w:val="28"/>
+                  <w:szCs w:val="28"/>
+                </w:rPr>
+                <m:t>1</m:t>
+              </m:r>
+            </m:sub>
+          </m:sSub>
+          <m:r>
+            <m:rPr>
+              <m:nor/>
+            </m:rPr>
+            <w:rPr>
+              <w:rFonts w:ascii="Times New Roman" w:hAnsi="Times New Roman" w:cs="Times New Roman"/>
+              <w:sz w:val="28"/>
+              <w:szCs w:val="28"/>
+            </w:rPr>
+            <m:t>)</m:t>
+          </m:r>
+          <m:r>
+            <m:rPr>
+              <m:nor/>
+            </m:rPr>
+            <w:rPr>
+              <w:rFonts w:ascii="Cambria Math" w:hAnsi="Times New Roman" w:cs="Times New Roman"/>
+              <w:sz w:val="28"/>
+              <w:szCs w:val="28"/>
+              <w:lang w:val="en-US"/>
+            </w:rPr>
+            <m:t xml:space="preserve"> </m:t>
+          </m:r>
+          <m:r>
+            <m:rPr>
+              <m:nor/>
+            </m:rPr>
+            <w:rPr>
+              <w:rFonts w:ascii="Times New Roman" w:hAnsi="Times New Roman" w:cs="Times New Roman"/>
+              <w:sz w:val="28"/>
+              <w:szCs w:val="28"/>
+            </w:rPr>
+            <m:t>∙</m:t>
+          </m:r>
+          <m:r>
+            <m:rPr>
+              <m:nor/>
+            </m:rPr>
+            <w:rPr>
+              <w:rFonts w:ascii="Cambria Math" w:hAnsi="Times New Roman" w:cs="Times New Roman"/>
+              <w:sz w:val="28"/>
+              <w:szCs w:val="28"/>
+              <w:lang w:val="en-US"/>
+            </w:rPr>
+            <m:t xml:space="preserve"> </m:t>
+          </m:r>
+          <m:r>
+            <m:rPr>
+              <m:nor/>
+            </m:rPr>
+            <w:rPr>
+              <w:rFonts w:ascii="Times New Roman" w:hAnsi="Times New Roman" w:cs="Times New Roman"/>
+              <w:sz w:val="28"/>
+              <w:szCs w:val="28"/>
+            </w:rPr>
+            <m:t>(</m:t>
+          </m:r>
+          <m:r>
+            <m:rPr>
+              <m:nor/>
+            </m:rPr>
+            <w:rPr>
+              <w:rFonts w:ascii="Times New Roman" w:hAnsi="Times New Roman" w:cs="Times New Roman"/>
+              <w:i/>
+              <w:sz w:val="28"/>
+              <w:szCs w:val="28"/>
+            </w:rPr>
+            <m:t>x</m:t>
+          </m:r>
+          <m:r>
+            <m:rPr>
+              <m:nor/>
+            </m:rPr>
+            <w:rPr>
+              <w:rFonts w:ascii="Cambria Math" w:hAnsi="Times New Roman" w:cs="Times New Roman"/>
+              <w:sz w:val="28"/>
+              <w:szCs w:val="28"/>
+              <w:lang w:val="en-US"/>
+            </w:rPr>
+            <m:t xml:space="preserve"> </m:t>
+          </m:r>
+          <m:r>
+            <m:rPr>
+              <m:nor/>
+            </m:rPr>
+            <w:rPr>
+              <w:rFonts w:ascii="Cambria Math" w:hAnsi="Times New Roman" w:cs="Times New Roman"/>
+              <w:sz w:val="28"/>
+              <w:szCs w:val="28"/>
+              <w:lang w:val="en-US"/>
+            </w:rPr>
+            <m:t>–</m:t>
+          </m:r>
+          <m:r>
+            <m:rPr>
+              <m:nor/>
+            </m:rPr>
+            <w:rPr>
+              <w:rFonts w:ascii="Cambria Math" w:hAnsi="Times New Roman" w:cs="Times New Roman"/>
+              <w:sz w:val="28"/>
+              <w:szCs w:val="28"/>
+              <w:lang w:val="en-US"/>
+            </w:rPr>
+            <m:t xml:space="preserve"> </m:t>
+          </m:r>
+          <m:sSub>
+            <m:sSubPr>
+              <m:ctrlPr>
+                <w:rPr>
+                  <w:rFonts w:ascii="Cambria Math" w:hAnsi="Cambria Math" w:cs="Times New Roman"/>
+                  <w:i/>
+                  <w:sz w:val="28"/>
+                  <w:szCs w:val="28"/>
+                </w:rPr>
+              </m:ctrlPr>
+            </m:sSubPr>
+            <m:e>
+              <m:r>
+                <m:rPr>
+                  <m:nor/>
+                </m:rPr>
+                <w:rPr>
+                  <w:rFonts w:ascii="Times New Roman" w:hAnsi="Times New Roman" w:cs="Times New Roman"/>
+                  <w:i/>
+                  <w:sz w:val="28"/>
+                  <w:szCs w:val="28"/>
+                </w:rPr>
+                <m:t>x</m:t>
+              </m:r>
+            </m:e>
+            <m:sub>
+              <m:r>
+                <m:rPr>
+                  <m:nor/>
+                </m:rPr>
+                <w:rPr>
+                  <w:rFonts w:ascii="Times New Roman" w:hAnsi="Times New Roman" w:cs="Times New Roman"/>
+                  <w:sz w:val="28"/>
+                  <w:szCs w:val="28"/>
+                </w:rPr>
+                <m:t>1</m:t>
+              </m:r>
+            </m:sub>
+          </m:sSub>
+          <m:r>
+            <m:rPr>
+              <m:nor/>
+            </m:rPr>
+            <w:rPr>
+              <w:rFonts w:ascii="Times New Roman" w:hAnsi="Times New Roman" w:cs="Times New Roman"/>
+              <w:sz w:val="28"/>
+              <w:szCs w:val="28"/>
+            </w:rPr>
+            <m:t>)</m:t>
+          </m:r>
+        </m:oMath>
+      </m:oMathPara>
+    </w:p>
+    <w:p>
+      <w:pPr>
+        <w:pStyle w:val="ac"/>
+        <w:ind w:left="1429"/>
+        <w:jc w:val="both"/>
+        <w:rPr>
+          <w:rFonts w:ascii="Times New Roman" w:hAnsi="Times New Roman" w:cs="Times New Roman"/>
+          <w:sz w:val="28"/>
+          <w:szCs w:val="28"/>
+        </w:rPr>
+      </w:pPr>
+      <w:r>
+        <w:rPr>
+          <w:rFonts w:ascii="Times New Roman" w:hAnsi="Times New Roman" w:cs="Times New Roman"/>
+          <w:sz w:val="28"/>
+          <w:szCs w:val="28"/>
+          <w:lang w:val="en-US"/>
+        </w:rPr>
+        <w:t>D</w:t>
+      </w:r>
+      <w:r>
+        <w:rPr>
+          <w:rFonts w:ascii="Times New Roman" w:hAnsi="Times New Roman" w:cs="Times New Roman"/>
+          <w:sz w:val="28"/>
+          <w:szCs w:val="28"/>
+        </w:rPr>
+        <w:t xml:space="preserve"> &gt; 0 – </w:t>
+      </w:r>
+      <w:r>
+        <w:rPr>
+          <w:rFonts w:ascii="Times New Roman" w:hAnsi="Times New Roman" w:cs="Times New Roman"/>
+          <w:sz w:val="28"/>
+          <w:szCs w:val="28"/>
+          <w:lang w:val="en-US"/>
+        </w:rPr>
+        <w:t>P</w:t>
+      </w:r>
+      <w:r>
+        <w:rPr>
+          <w:rFonts w:ascii="Times New Roman" w:hAnsi="Times New Roman" w:cs="Times New Roman"/>
+          <w:sz w:val="28"/>
+          <w:szCs w:val="28"/>
+        </w:rPr>
+        <w:t xml:space="preserve"> </w:t>
+      </w:r>
+      <w:r>
+        <w:rPr>
+          <w:rFonts w:ascii="Times New Roman" w:hAnsi="Times New Roman" w:cs="Times New Roman"/>
+          <w:sz w:val="28"/>
+          <w:szCs w:val="28"/>
+        </w:rPr>
+        <w:t xml:space="preserve">слева, </w:t>
+      </w:r>
+      <w:r>
+        <w:rPr>
+          <w:rFonts w:ascii="Times New Roman" w:hAnsi="Times New Roman" w:cs="Times New Roman"/>
+          <w:sz w:val="28"/>
+          <w:szCs w:val="28"/>
+          <w:lang w:val="en-US"/>
+        </w:rPr>
+        <w:t>D</w:t>
+      </w:r>
+      <w:r>
+        <w:rPr>
+          <w:rFonts w:ascii="Times New Roman" w:hAnsi="Times New Roman" w:cs="Times New Roman"/>
+          <w:sz w:val="28"/>
+          <w:szCs w:val="28"/>
+        </w:rPr>
+        <w:t xml:space="preserve"> &lt; 0 </w:t>
+      </w:r>
+      <w:r>
+        <w:rPr>
+          <w:rFonts w:ascii="Times New Roman" w:hAnsi="Times New Roman" w:cs="Times New Roman"/>
+          <w:sz w:val="28"/>
+          <w:szCs w:val="28"/>
+        </w:rPr>
+        <w:t xml:space="preserve">– </w:t>
+      </w:r>
+      <w:r>
+        <w:rPr>
+          <w:rFonts w:ascii="Times New Roman" w:hAnsi="Times New Roman" w:cs="Times New Roman"/>
+          <w:sz w:val="28"/>
+          <w:szCs w:val="28"/>
+          <w:lang w:val="en-US"/>
+        </w:rPr>
+        <w:t>P</w:t>
+      </w:r>
+      <w:r>
+        <w:rPr>
+          <w:rFonts w:ascii="Times New Roman" w:hAnsi="Times New Roman" w:cs="Times New Roman"/>
+          <w:sz w:val="28"/>
+          <w:szCs w:val="28"/>
+        </w:rPr>
+        <w:t xml:space="preserve"> </w:t>
+      </w:r>
+      <w:r>
+        <w:rPr>
+          <w:rFonts w:ascii="Times New Roman" w:hAnsi="Times New Roman" w:cs="Times New Roman"/>
+          <w:sz w:val="28"/>
+          <w:szCs w:val="28"/>
+        </w:rPr>
+        <w:t xml:space="preserve">справа, </w:t>
+      </w:r>
+      <w:r>
+        <w:rPr>
+          <w:rFonts w:ascii="Times New Roman" w:hAnsi="Times New Roman" w:cs="Times New Roman"/>
+          <w:sz w:val="28"/>
+          <w:szCs w:val="28"/>
+          <w:lang w:val="en-US"/>
+        </w:rPr>
+        <w:t>D</w:t>
+      </w:r>
+      <w:r>
+        <w:rPr>
+          <w:rFonts w:ascii="Times New Roman" w:hAnsi="Times New Roman" w:cs="Times New Roman"/>
+          <w:sz w:val="28"/>
+          <w:szCs w:val="28"/>
+        </w:rPr>
+        <w:t xml:space="preserve"> = 0 – </w:t>
+      </w:r>
+      <w:r>
+        <w:rPr>
+          <w:rFonts w:ascii="Times New Roman" w:hAnsi="Times New Roman" w:cs="Times New Roman"/>
+          <w:sz w:val="28"/>
+          <w:szCs w:val="28"/>
+          <w:lang w:val="en-US"/>
+        </w:rPr>
+        <w:t>P</w:t>
+      </w:r>
+      <w:r>
+        <w:rPr>
+          <w:rFonts w:ascii="Times New Roman" w:hAnsi="Times New Roman" w:cs="Times New Roman"/>
+          <w:sz w:val="28"/>
+          <w:szCs w:val="28"/>
+        </w:rPr>
+        <w:t xml:space="preserve"> </w:t>
+      </w:r>
+      <w:r>
+        <w:rPr>
+          <w:rFonts w:ascii="Times New Roman" w:hAnsi="Times New Roman" w:cs="Times New Roman"/>
+          <w:sz w:val="28"/>
+          <w:szCs w:val="28"/>
+        </w:rPr>
+        <w:t>на прямой.</w:t>
+      </w:r>
+    </w:p>
+    <w:p>
+      <w:pPr>
+        <w:pStyle w:val="ac"/>
+        <w:numPr>
+          <w:ilvl w:val="0"/>
+          <w:numId w:val="8"/>
+        </w:numPr>
+        <w:jc w:val="both"/>
+        <w:rPr>
+          <w:rFonts w:ascii="Times New Roman" w:hAnsi="Times New Roman" w:cs="Times New Roman"/>
+          <w:sz w:val="28"/>
+          <w:szCs w:val="28"/>
+        </w:rPr>
+      </w:pPr>
+      <w:r>
+        <w:rPr>
+          <w:rFonts w:ascii="Times New Roman" w:hAnsi="Times New Roman" w:cs="Times New Roman"/>
+          <w:sz w:val="28"/>
+          <w:szCs w:val="28"/>
+        </w:rPr>
+        <w:t>Евклидово расстояние между двумя точками:</w:t>
+      </w:r>
+    </w:p>
+    <w:p>
+      <w:pPr>
+        <w:pStyle w:val="ac"/>
+        <w:ind w:left="1429"/>
+        <w:jc w:val="both"/>
+        <w:rPr>
+          <w:rFonts w:ascii="Times New Roman" w:hAnsi="Times New Roman" w:cs="Times New Roman"/>
+          <w:sz w:val="28"/>
+          <w:szCs w:val="28"/>
+        </w:rPr>
+      </w:pPr>
+      <m:oMathPara>
+        <m:oMath>
+          <m:r>
+            <m:rPr>
+              <m:nor/>
+            </m:rPr>
+            <w:rPr>
+              <w:rFonts w:ascii="Times New Roman" w:hAnsi="Times New Roman" w:cs="Times New Roman"/>
+              <w:sz w:val="28"/>
+              <w:szCs w:val="28"/>
+            </w:rPr>
+            <m:t>L</m:t>
+          </m:r>
+          <m:r>
+            <m:rPr>
+              <m:nor/>
+            </m:rPr>
+            <w:rPr>
+              <w:rFonts w:ascii="Cambria Math" w:hAnsi="Times New Roman" w:cs="Times New Roman"/>
+              <w:sz w:val="28"/>
+              <w:szCs w:val="28"/>
+            </w:rPr>
+            <m:t xml:space="preserve"> </m:t>
+          </m:r>
+          <m:r>
+            <m:rPr>
+              <m:nor/>
+            </m:rPr>
+            <w:rPr>
+              <w:rFonts w:ascii="Times New Roman" w:hAnsi="Times New Roman" w:cs="Times New Roman"/>
+              <w:sz w:val="28"/>
+              <w:szCs w:val="28"/>
+            </w:rPr>
+            <m:t>=</m:t>
+          </m:r>
+          <m:r>
+            <m:rPr>
+              <m:nor/>
+            </m:rPr>
+            <w:rPr>
+              <w:rFonts w:ascii="Cambria Math" w:hAnsi="Times New Roman" w:cs="Times New Roman"/>
+              <w:sz w:val="28"/>
+              <w:szCs w:val="28"/>
+            </w:rPr>
+            <m:t xml:space="preserve"> </m:t>
+          </m:r>
+          <m:rad>
+            <m:radPr>
+              <m:degHide m:val="1"/>
+              <m:ctrlPr>
+                <w:rPr>
+                  <w:rFonts w:ascii="Cambria Math" w:hAnsi="Cambria Math" w:cs="Times New Roman"/>
+                  <w:i/>
+                  <w:sz w:val="28"/>
+                  <w:szCs w:val="28"/>
+                </w:rPr>
+              </m:ctrlPr>
+            </m:radPr>
+            <m:deg/>
+            <m:e>
+              <m:sSup>
+                <m:sSupPr>
+                  <m:ctrlPr>
+                    <w:rPr>
+                      <w:rFonts w:ascii="Cambria Math" w:hAnsi="Cambria Math" w:cs="Times New Roman"/>
+                      <w:i/>
+                      <w:sz w:val="28"/>
+                      <w:szCs w:val="28"/>
+                    </w:rPr>
+                  </m:ctrlPr>
+                </m:sSupPr>
+                <m:e>
+                  <m:d>
+                    <m:dPr>
+                      <m:ctrlPr>
+                        <w:rPr>
+                          <w:rFonts w:ascii="Cambria Math" w:hAnsi="Cambria Math" w:cs="Times New Roman"/>
+                          <w:i/>
+                          <w:sz w:val="28"/>
+                          <w:szCs w:val="28"/>
+                        </w:rPr>
+                      </m:ctrlPr>
+                    </m:dPr>
+                    <m:e>
+                      <m:sSub>
+                        <m:sSubPr>
+                          <m:ctrlPr>
+                            <w:rPr>
+                              <w:rFonts w:ascii="Cambria Math" w:hAnsi="Cambria Math" w:cs="Times New Roman"/>
+                              <w:i/>
+                              <w:sz w:val="28"/>
+                              <w:szCs w:val="28"/>
+                            </w:rPr>
+                          </m:ctrlPr>
+                        </m:sSubPr>
+                        <m:e>
+                          <m:r>
+                            <m:rPr>
+                              <m:nor/>
+                            </m:rPr>
+                            <w:rPr>
+                              <w:rFonts w:ascii="Times New Roman" w:hAnsi="Times New Roman" w:cs="Times New Roman"/>
+                              <w:i/>
+                              <w:sz w:val="28"/>
+                              <w:szCs w:val="28"/>
+                            </w:rPr>
+                            <m:t>x</m:t>
+                          </m:r>
+                        </m:e>
+                        <m:sub>
+                          <m:r>
+                            <m:rPr>
+                              <m:nor/>
+                            </m:rPr>
+                            <w:rPr>
+                              <w:rFonts w:ascii="Times New Roman" w:hAnsi="Times New Roman" w:cs="Times New Roman"/>
+                              <w:sz w:val="28"/>
+                              <w:szCs w:val="28"/>
+                            </w:rPr>
+                            <m:t>2</m:t>
+                          </m:r>
+                        </m:sub>
+                      </m:sSub>
+                      <m:r>
+                        <m:rPr>
+                          <m:nor/>
+                        </m:rPr>
+                        <w:rPr>
+                          <w:rFonts w:ascii="Times New Roman" w:hAnsi="Times New Roman" w:cs="Times New Roman"/>
+                          <w:sz w:val="28"/>
+                          <w:szCs w:val="28"/>
+                        </w:rPr>
+                        <m:t xml:space="preserve"> – </m:t>
+                      </m:r>
+                      <m:sSub>
+                        <m:sSubPr>
+                          <m:ctrlPr>
+                            <w:rPr>
+                              <w:rFonts w:ascii="Cambria Math" w:hAnsi="Cambria Math" w:cs="Times New Roman"/>
+                              <w:i/>
+                              <w:sz w:val="28"/>
+                              <w:szCs w:val="28"/>
+                            </w:rPr>
+                          </m:ctrlPr>
+                        </m:sSubPr>
+                        <m:e>
+                          <m:r>
+                            <m:rPr>
+                              <m:nor/>
+                            </m:rPr>
+                            <w:rPr>
+                              <w:rFonts w:ascii="Times New Roman" w:hAnsi="Times New Roman" w:cs="Times New Roman"/>
+                              <w:i/>
+                              <w:sz w:val="28"/>
+                              <w:szCs w:val="28"/>
+                            </w:rPr>
+                            <m:t>x</m:t>
+                          </m:r>
+                        </m:e>
+                        <m:sub>
+                          <m:r>
+                            <m:rPr>
+                              <m:nor/>
+                            </m:rPr>
+                            <w:rPr>
+                              <w:rFonts w:ascii="Times New Roman" w:hAnsi="Times New Roman" w:cs="Times New Roman"/>
+                              <w:sz w:val="28"/>
+                              <w:szCs w:val="28"/>
+                            </w:rPr>
+                            <m:t>1</m:t>
+                          </m:r>
+                        </m:sub>
+                      </m:sSub>
+                    </m:e>
+                  </m:d>
+                </m:e>
+                <m:sup>
+                  <m:r>
+                    <m:rPr>
+                      <m:nor/>
+                    </m:rPr>
+                    <w:rPr>
+                      <w:rFonts w:ascii="Times New Roman" w:hAnsi="Times New Roman" w:cs="Times New Roman"/>
+                      <w:sz w:val="28"/>
+                      <w:szCs w:val="28"/>
+                    </w:rPr>
+                    <m:t>2</m:t>
+                  </m:r>
+                </m:sup>
+              </m:sSup>
+              <m:r>
+                <m:rPr>
+                  <m:nor/>
+                </m:rPr>
+                <w:rPr>
+                  <w:rFonts w:ascii="Times New Roman" w:hAnsi="Times New Roman" w:cs="Times New Roman"/>
+                  <w:sz w:val="28"/>
+                  <w:szCs w:val="28"/>
+                </w:rPr>
+                <m:t xml:space="preserve">+ </m:t>
+              </m:r>
+              <m:sSup>
+                <m:sSupPr>
+                  <m:ctrlPr>
+                    <w:rPr>
+                      <w:rFonts w:ascii="Cambria Math" w:hAnsi="Cambria Math" w:cs="Times New Roman"/>
+                      <w:i/>
+                      <w:sz w:val="28"/>
+                      <w:szCs w:val="28"/>
+                    </w:rPr>
+                  </m:ctrlPr>
+                </m:sSupPr>
+                <m:e>
+                  <m:d>
+                    <m:dPr>
+                      <m:ctrlPr>
+                        <w:rPr>
+                          <w:rFonts w:ascii="Cambria Math" w:hAnsi="Cambria Math" w:cs="Times New Roman"/>
+                          <w:i/>
+                          <w:sz w:val="28"/>
+                          <w:szCs w:val="28"/>
+                        </w:rPr>
+                      </m:ctrlPr>
+                    </m:dPr>
+                    <m:e>
+                      <m:sSub>
+                        <m:sSubPr>
+                          <m:ctrlPr>
+                            <w:rPr>
+                              <w:rFonts w:ascii="Cambria Math" w:hAnsi="Cambria Math" w:cs="Times New Roman"/>
+                              <w:i/>
+                              <w:sz w:val="28"/>
+                              <w:szCs w:val="28"/>
+                            </w:rPr>
+                          </m:ctrlPr>
+                        </m:sSubPr>
+                        <m:e>
+                          <m:r>
+                            <m:rPr>
+                              <m:nor/>
+                            </m:rPr>
+                            <w:rPr>
+                              <w:rFonts w:ascii="Times New Roman" w:hAnsi="Times New Roman" w:cs="Times New Roman"/>
+                              <w:i/>
+                              <w:sz w:val="28"/>
+                              <w:szCs w:val="28"/>
+                            </w:rPr>
+                            <m:t>y</m:t>
+                          </m:r>
+                        </m:e>
+                        <m:sub>
+                          <m:r>
+                            <m:rPr>
+                              <m:nor/>
+                            </m:rPr>
+                            <w:rPr>
+                              <w:rFonts w:ascii="Times New Roman" w:hAnsi="Times New Roman" w:cs="Times New Roman"/>
+                              <w:sz w:val="28"/>
+                              <w:szCs w:val="28"/>
+                            </w:rPr>
+                            <m:t>2</m:t>
+                          </m:r>
+                        </m:sub>
+                      </m:sSub>
+                      <m:r>
+                        <m:rPr>
+                          <m:nor/>
+                        </m:rPr>
+                        <w:rPr>
+                          <w:rFonts w:ascii="Times New Roman" w:hAnsi="Times New Roman" w:cs="Times New Roman"/>
+                          <w:sz w:val="28"/>
+                          <w:szCs w:val="28"/>
+                        </w:rPr>
+                        <m:t xml:space="preserve"> – </m:t>
+                      </m:r>
+                      <m:sSub>
+                        <m:sSubPr>
+                          <m:ctrlPr>
+                            <w:rPr>
+                              <w:rFonts w:ascii="Cambria Math" w:hAnsi="Cambria Math" w:cs="Times New Roman"/>
+                              <w:i/>
+                              <w:sz w:val="28"/>
+                              <w:szCs w:val="28"/>
+                            </w:rPr>
+                          </m:ctrlPr>
+                        </m:sSubPr>
+                        <m:e>
+                          <m:r>
+                            <m:rPr>
+                              <m:nor/>
+                            </m:rPr>
+                            <w:rPr>
+                              <w:rFonts w:ascii="Times New Roman" w:hAnsi="Times New Roman" w:cs="Times New Roman"/>
+                              <w:i/>
+                              <w:sz w:val="28"/>
+                              <w:szCs w:val="28"/>
+                            </w:rPr>
+                            <m:t>y</m:t>
+                          </m:r>
+                        </m:e>
+                        <m:sub>
+                          <m:r>
+                            <m:rPr>
+                              <m:nor/>
+                            </m:rPr>
+                            <w:rPr>
+                              <w:rFonts w:ascii="Times New Roman" w:hAnsi="Times New Roman" w:cs="Times New Roman"/>
+                              <w:sz w:val="28"/>
+                              <w:szCs w:val="28"/>
+                            </w:rPr>
+                            <m:t>1</m:t>
+                          </m:r>
+                        </m:sub>
+                      </m:sSub>
+                    </m:e>
+                  </m:d>
+                </m:e>
+                <m:sup>
+                  <m:r>
+                    <m:rPr>
+                      <m:nor/>
+                    </m:rPr>
+                    <w:rPr>
+                      <w:rFonts w:ascii="Times New Roman" w:hAnsi="Times New Roman" w:cs="Times New Roman"/>
+                      <w:sz w:val="28"/>
+                      <w:szCs w:val="28"/>
+                    </w:rPr>
+                    <m:t>2</m:t>
+                  </m:r>
+                </m:sup>
+              </m:sSup>
+            </m:e>
+          </m:rad>
+        </m:oMath>
+      </m:oMathPara>
+    </w:p>
+    <w:p>
+      <w:pPr>
+        <w:pStyle w:val="ac"/>
+        <w:numPr>
+          <w:ilvl w:val="0"/>
+          <w:numId w:val="8"/>
+        </w:numPr>
+        <w:jc w:val="both"/>
+        <w:rPr>
+          <w:rFonts w:ascii="Times New Roman" w:hAnsi="Times New Roman" w:cs="Times New Roman"/>
+          <w:sz w:val="28"/>
+          <w:szCs w:val="28"/>
+        </w:rPr>
+      </w:pPr>
+      <w:r>
+        <w:rPr>
+          <w:rFonts w:ascii="Times New Roman" w:hAnsi="Times New Roman" w:cs="Times New Roman"/>
+          <w:sz w:val="28"/>
+          <w:szCs w:val="28"/>
+        </w:rPr>
+        <w:t xml:space="preserve">Параметрическое уравнение </w:t>
+      </w:r>
+      <w:proofErr w:type="gramStart"/>
+      <w:r>
+        <w:rPr>
+          <w:rFonts w:ascii="Times New Roman" w:hAnsi="Times New Roman" w:cs="Times New Roman"/>
+          <w:sz w:val="28"/>
+          <w:szCs w:val="28"/>
+        </w:rPr>
+        <w:t>прямой</w:t>
+      </w:r>
+      <w:proofErr w:type="gramEnd"/>
+      <w:r>
+        <w:rPr>
+          <w:rFonts w:ascii="Times New Roman" w:hAnsi="Times New Roman" w:cs="Times New Roman"/>
+          <w:sz w:val="28"/>
+          <w:szCs w:val="28"/>
+        </w:rPr>
+        <w:t>, проходящей через два активных города:</w:t>
+      </w:r>
+    </w:p>
+    <w:p>
+      <w:pPr>
+        <w:pStyle w:val="ac"/>
+        <w:ind w:left="1429"/>
+        <w:jc w:val="center"/>
+        <w:rPr>
+          <w:rFonts w:ascii="Times New Roman" w:hAnsi="Times New Roman" w:cs="Times New Roman"/>
+          <w:sz w:val="28"/>
+          <w:szCs w:val="28"/>
+          <w:lang w:val="en-US"/>
+        </w:rPr>
+      </w:pPr>
+      <w:proofErr w:type="gramStart"/>
+      <w:r>
+        <w:rPr>
+          <w:rFonts w:ascii="Times New Roman" w:hAnsi="Times New Roman" w:cs="Times New Roman"/>
+          <w:sz w:val="28"/>
+          <w:szCs w:val="28"/>
+          <w:lang w:val="en-US"/>
+        </w:rPr>
+        <w:t>P</w:t>
+      </w:r>
+      <w:r>
+        <w:rPr>
+          <w:rFonts w:ascii="Times New Roman" w:hAnsi="Times New Roman" w:cs="Times New Roman"/>
+          <w:sz w:val="28"/>
+          <w:szCs w:val="28"/>
+          <w:lang w:val="en-US"/>
+        </w:rPr>
+        <w:t>(</w:t>
+      </w:r>
+      <w:proofErr w:type="gramEnd"/>
+      <w:r>
+        <w:rPr>
+          <w:rFonts w:ascii="Times New Roman" w:hAnsi="Times New Roman" w:cs="Times New Roman"/>
+          <w:i/>
+          <w:sz w:val="28"/>
+          <w:szCs w:val="28"/>
+          <w:lang w:val="en-US"/>
+        </w:rPr>
+        <w:t>t</w:t>
+      </w:r>
+      <w:r>
+        <w:rPr>
+          <w:rFonts w:ascii="Times New Roman" w:hAnsi="Times New Roman" w:cs="Times New Roman"/>
+          <w:sz w:val="28"/>
+          <w:szCs w:val="28"/>
+          <w:lang w:val="en-US"/>
+        </w:rPr>
+        <w:t xml:space="preserve">) = </w:t>
+      </w:r>
+      <w:r>
+        <w:rPr>
+          <w:rFonts w:ascii="Times New Roman" w:hAnsi="Times New Roman" w:cs="Times New Roman"/>
+          <w:sz w:val="28"/>
+          <w:szCs w:val="28"/>
+          <w:lang w:val="en-US"/>
+        </w:rPr>
+        <w:t>P</w:t>
+      </w:r>
+      <w:r>
+        <w:rPr>
+          <w:rFonts w:ascii="Times New Roman" w:hAnsi="Times New Roman" w:cs="Times New Roman"/>
+          <w:sz w:val="28"/>
+          <w:szCs w:val="28"/>
+          <w:vertAlign w:val="subscript"/>
+          <w:lang w:val="en-US"/>
+        </w:rPr>
+        <w:t>1</w:t>
+      </w:r>
+      <w:r>
+        <w:rPr>
+          <w:rFonts w:ascii="Times New Roman" w:hAnsi="Times New Roman" w:cs="Times New Roman"/>
+          <w:sz w:val="28"/>
+          <w:szCs w:val="28"/>
+          <w:lang w:val="en-US"/>
+        </w:rPr>
+        <w:t xml:space="preserve"> + </w:t>
+      </w:r>
+      <w:r>
+        <w:rPr>
+          <w:rFonts w:ascii="Times New Roman" w:hAnsi="Times New Roman" w:cs="Times New Roman"/>
+          <w:i/>
+          <w:sz w:val="28"/>
+          <w:szCs w:val="28"/>
+          <w:lang w:val="en-US"/>
+        </w:rPr>
+        <w:t>t</w:t>
+      </w:r>
+      <w:r>
+        <w:rPr>
+          <w:rFonts w:ascii="Times New Roman" w:hAnsi="Times New Roman" w:cs="Times New Roman"/>
+          <w:sz w:val="28"/>
+          <w:szCs w:val="28"/>
+          <w:lang w:val="en-US"/>
+        </w:rPr>
+        <w:t xml:space="preserve"> ·</w:t>
+      </w:r>
+      <w:r>
+        <w:rPr>
+          <w:rFonts w:ascii="Times New Roman" w:hAnsi="Times New Roman" w:cs="Times New Roman"/>
+          <w:sz w:val="28"/>
+          <w:szCs w:val="28"/>
+          <w:lang w:val="en-US"/>
+        </w:rPr>
+        <w:t xml:space="preserve"> (P</w:t>
+      </w:r>
+      <w:r>
+        <w:rPr>
+          <w:rFonts w:ascii="Times New Roman" w:hAnsi="Times New Roman" w:cs="Times New Roman"/>
+          <w:sz w:val="28"/>
+          <w:szCs w:val="28"/>
+          <w:vertAlign w:val="subscript"/>
+          <w:lang w:val="en-US"/>
+        </w:rPr>
+        <w:t>2</w:t>
+      </w:r>
+      <w:r>
+        <w:rPr>
+          <w:rFonts w:ascii="Times New Roman" w:hAnsi="Times New Roman" w:cs="Times New Roman"/>
+          <w:sz w:val="28"/>
+          <w:szCs w:val="28"/>
+          <w:lang w:val="en-US"/>
+        </w:rPr>
+        <w:t xml:space="preserve"> – P</w:t>
+      </w:r>
+      <w:r>
+        <w:rPr>
+          <w:rFonts w:ascii="Times New Roman" w:hAnsi="Times New Roman" w:cs="Times New Roman"/>
+          <w:sz w:val="28"/>
+          <w:szCs w:val="28"/>
+          <w:vertAlign w:val="subscript"/>
+          <w:lang w:val="en-US"/>
+        </w:rPr>
+        <w:t>1</w:t>
+      </w:r>
+      <w:r>
+        <w:rPr>
+          <w:rFonts w:ascii="Times New Roman" w:hAnsi="Times New Roman" w:cs="Times New Roman"/>
+          <w:sz w:val="28"/>
+          <w:szCs w:val="28"/>
+          <w:lang w:val="en-US"/>
+        </w:rPr>
+        <w:t>)</w:t>
+      </w:r>
+      <w:r>
+        <w:rPr>
+          <w:rFonts w:ascii="Times New Roman" w:hAnsi="Times New Roman" w:cs="Times New Roman"/>
+          <w:sz w:val="28"/>
+          <w:szCs w:val="28"/>
+          <w:lang w:val="en-US"/>
+        </w:rPr>
+        <w:t>,</w:t>
+      </w:r>
+    </w:p>
+    <w:p>
+      <w:pPr>
+        <w:pStyle w:val="ac"/>
+        <w:ind w:left="1429"/>
+        <w:rPr>
+          <w:rFonts w:ascii="Times New Roman" w:hAnsi="Times New Roman" w:cs="Times New Roman"/>
+          <w:sz w:val="28"/>
+          <w:szCs w:val="28"/>
+        </w:rPr>
+      </w:pPr>
+      <w:r>
+        <w:rPr>
+          <w:rFonts w:ascii="Times New Roman" w:hAnsi="Times New Roman" w:cs="Times New Roman"/>
+          <w:sz w:val="28"/>
+          <w:szCs w:val="28"/>
+        </w:rPr>
+        <w:t>где</w:t>
+      </w:r>
+      <w:r>
+        <w:rPr>
+          <w:rFonts w:ascii="Times New Roman" w:hAnsi="Times New Roman" w:cs="Times New Roman"/>
+          <w:sz w:val="28"/>
+          <w:szCs w:val="28"/>
+        </w:rPr>
+        <w:t xml:space="preserve"> </w:t>
+      </w:r>
+      <w:r>
+        <w:rPr>
+          <w:rFonts w:ascii="Times New Roman" w:hAnsi="Times New Roman" w:cs="Times New Roman"/>
+          <w:sz w:val="28"/>
+          <w:szCs w:val="28"/>
+          <w:lang w:val="en-US"/>
+        </w:rPr>
+        <w:t>P</w:t>
+      </w:r>
+      <w:r>
+        <w:rPr>
+          <w:rFonts w:ascii="Times New Roman" w:hAnsi="Times New Roman" w:cs="Times New Roman"/>
+          <w:sz w:val="28"/>
+          <w:szCs w:val="28"/>
+          <w:vertAlign w:val="subscript"/>
+        </w:rPr>
+        <w:t>1</w:t>
+      </w:r>
+      <w:r>
+        <w:rPr>
+          <w:rFonts w:ascii="Times New Roman" w:hAnsi="Times New Roman" w:cs="Times New Roman"/>
+          <w:sz w:val="28"/>
+          <w:szCs w:val="28"/>
+        </w:rPr>
+        <w:t xml:space="preserve"> </w:t>
+      </w:r>
+      <w:r>
+        <w:rPr>
+          <w:rFonts w:ascii="Times New Roman" w:hAnsi="Times New Roman" w:cs="Times New Roman"/>
+          <w:sz w:val="28"/>
+          <w:szCs w:val="28"/>
+        </w:rPr>
+        <w:t xml:space="preserve">и </w:t>
+      </w:r>
+      <w:r>
+        <w:rPr>
+          <w:rFonts w:ascii="Times New Roman" w:hAnsi="Times New Roman" w:cs="Times New Roman"/>
+          <w:sz w:val="28"/>
+          <w:szCs w:val="28"/>
+          <w:lang w:val="en-US"/>
+        </w:rPr>
+        <w:t>P</w:t>
+      </w:r>
+      <w:r>
+        <w:rPr>
+          <w:rFonts w:ascii="Times New Roman" w:hAnsi="Times New Roman" w:cs="Times New Roman"/>
+          <w:sz w:val="28"/>
+          <w:szCs w:val="28"/>
+          <w:vertAlign w:val="subscript"/>
+        </w:rPr>
+        <w:t>2</w:t>
+      </w:r>
+      <w:r>
+        <w:rPr>
+          <w:rFonts w:ascii="Times New Roman" w:hAnsi="Times New Roman" w:cs="Times New Roman"/>
+          <w:sz w:val="28"/>
+          <w:szCs w:val="28"/>
+        </w:rPr>
+        <w:t xml:space="preserve"> – </w:t>
+      </w:r>
+      <w:r>
+        <w:rPr>
+          <w:rFonts w:ascii="Times New Roman" w:hAnsi="Times New Roman" w:cs="Times New Roman"/>
+          <w:sz w:val="28"/>
+          <w:szCs w:val="28"/>
+        </w:rPr>
+        <w:t xml:space="preserve">активные города, </w:t>
+      </w:r>
+      <w:r>
+        <w:rPr>
+          <w:rFonts w:ascii="Times New Roman" w:hAnsi="Times New Roman" w:cs="Times New Roman"/>
+          <w:i/>
+          <w:sz w:val="28"/>
+          <w:szCs w:val="28"/>
+          <w:lang w:val="en-US"/>
+        </w:rPr>
+        <w:t>t</w:t>
+      </w:r>
+      <w:r>
+        <w:rPr>
+          <w:rFonts w:ascii="Times New Roman" w:hAnsi="Times New Roman" w:cs="Times New Roman"/>
+          <w:sz w:val="28"/>
+          <w:szCs w:val="28"/>
+        </w:rPr>
+        <w:t xml:space="preserve"> – </w:t>
+      </w:r>
+      <w:r>
+        <w:rPr>
+          <w:rFonts w:ascii="Times New Roman" w:hAnsi="Times New Roman" w:cs="Times New Roman"/>
+          <w:sz w:val="28"/>
+          <w:szCs w:val="28"/>
+        </w:rPr>
+        <w:t>параметр.</w:t>
+      </w:r>
+    </w:p>
+    <w:p>
+      <w:pPr>
+        <w:pStyle w:val="ac"/>
+        <w:ind w:left="1429"/>
+        <w:rPr>
+          <w:rFonts w:ascii="Times New Roman" w:hAnsi="Times New Roman" w:cs="Times New Roman"/>
+          <w:sz w:val="28"/>
+          <w:szCs w:val="28"/>
+        </w:rPr>
+      </w:pPr>
+      <w:r>
+        <w:rPr>
+          <w:rFonts w:ascii="Times New Roman" w:hAnsi="Times New Roman" w:cs="Times New Roman"/>
+          <w:sz w:val="28"/>
+          <w:szCs w:val="28"/>
+        </w:rPr>
+        <w:t xml:space="preserve">Для нахождения пересечения с границами области рисования </w:t>
+      </w:r>
+      <w:r>
+        <w:rPr>
+          <w:rFonts w:ascii="Times New Roman" w:hAnsi="Times New Roman" w:cs="Times New Roman"/>
+          <w:sz w:val="28"/>
+          <w:szCs w:val="28"/>
+        </w:rPr>
+        <w:t>(</w:t>
+      </w:r>
+      <w:proofErr w:type="spellStart"/>
+      <w:r>
+        <w:rPr>
+          <w:rFonts w:ascii="Times New Roman" w:hAnsi="Times New Roman" w:cs="Times New Roman"/>
+          <w:sz w:val="28"/>
+          <w:szCs w:val="28"/>
+          <w:lang w:val="en-US"/>
+        </w:rPr>
+        <w:t>TPaintBox</w:t>
+      </w:r>
+      <w:proofErr w:type="spellEnd"/>
+      <w:r>
+        <w:rPr>
+          <w:rFonts w:ascii="Times New Roman" w:hAnsi="Times New Roman" w:cs="Times New Roman"/>
+          <w:sz w:val="28"/>
+          <w:szCs w:val="28"/>
+        </w:rPr>
+        <w:t>)</w:t>
+      </w:r>
+      <w:r>
+        <w:rPr>
+          <w:rFonts w:ascii="Times New Roman" w:hAnsi="Times New Roman" w:cs="Times New Roman"/>
+          <w:sz w:val="28"/>
+          <w:szCs w:val="28"/>
+        </w:rPr>
+        <w:t xml:space="preserve"> решаются уравнения:</w:t>
+      </w:r>
+    </w:p>
+    <w:p>
+      <w:pPr>
+        <w:pStyle w:val="ac"/>
+        <w:ind w:left="1429"/>
+        <w:rPr>
+          <w:rFonts w:ascii="Times New Roman" w:hAnsi="Times New Roman" w:cs="Times New Roman"/>
+          <w:sz w:val="28"/>
+          <w:szCs w:val="28"/>
+        </w:rPr>
+      </w:pPr>
+      <w:proofErr w:type="gramStart"/>
+      <w:r>
+        <w:rPr>
+          <w:rFonts w:ascii="Times New Roman" w:hAnsi="Times New Roman" w:cs="Times New Roman"/>
+          <w:i/>
+          <w:sz w:val="28"/>
+          <w:szCs w:val="28"/>
+          <w:lang w:val="en-US"/>
+        </w:rPr>
+        <w:t>x</w:t>
+      </w:r>
+      <w:r>
+        <w:rPr>
+          <w:rFonts w:ascii="Times New Roman" w:hAnsi="Times New Roman" w:cs="Times New Roman"/>
+          <w:sz w:val="28"/>
+          <w:szCs w:val="28"/>
+        </w:rPr>
+        <w:t>(</w:t>
+      </w:r>
+      <w:proofErr w:type="gramEnd"/>
+      <w:r>
+        <w:rPr>
+          <w:rFonts w:ascii="Times New Roman" w:hAnsi="Times New Roman" w:cs="Times New Roman"/>
+          <w:i/>
+          <w:sz w:val="28"/>
+          <w:szCs w:val="28"/>
+          <w:lang w:val="en-US"/>
+        </w:rPr>
+        <w:t>t</w:t>
+      </w:r>
+      <w:r>
+        <w:rPr>
+          <w:rFonts w:ascii="Times New Roman" w:hAnsi="Times New Roman" w:cs="Times New Roman"/>
+          <w:sz w:val="28"/>
+          <w:szCs w:val="28"/>
+        </w:rPr>
+        <w:t xml:space="preserve">) = 0, </w:t>
+      </w:r>
+      <w:r>
+        <w:rPr>
+          <w:rFonts w:ascii="Times New Roman" w:hAnsi="Times New Roman" w:cs="Times New Roman"/>
+          <w:i/>
+          <w:sz w:val="28"/>
+          <w:szCs w:val="28"/>
+          <w:lang w:val="en-US"/>
+        </w:rPr>
+        <w:t>x</w:t>
+      </w:r>
+      <w:r>
+        <w:rPr>
+          <w:rFonts w:ascii="Times New Roman" w:hAnsi="Times New Roman" w:cs="Times New Roman"/>
+          <w:sz w:val="28"/>
+          <w:szCs w:val="28"/>
+        </w:rPr>
+        <w:t>(</w:t>
+      </w:r>
+      <w:r>
+        <w:rPr>
+          <w:rFonts w:ascii="Times New Roman" w:hAnsi="Times New Roman" w:cs="Times New Roman"/>
+          <w:i/>
+          <w:sz w:val="28"/>
+          <w:szCs w:val="28"/>
+          <w:lang w:val="en-US"/>
+        </w:rPr>
+        <w:t>t</w:t>
+      </w:r>
+      <w:r>
+        <w:rPr>
+          <w:rFonts w:ascii="Times New Roman" w:hAnsi="Times New Roman" w:cs="Times New Roman"/>
+          <w:i/>
+          <w:sz w:val="28"/>
+          <w:szCs w:val="28"/>
+        </w:rPr>
+        <w:t>)</w:t>
+      </w:r>
+      <w:r>
+        <w:rPr>
+          <w:rFonts w:ascii="Times New Roman" w:hAnsi="Times New Roman" w:cs="Times New Roman"/>
+          <w:sz w:val="28"/>
+          <w:szCs w:val="28"/>
+        </w:rPr>
+        <w:t xml:space="preserve"> = </w:t>
+      </w:r>
+      <w:r>
+        <w:rPr>
+          <w:rFonts w:ascii="Times New Roman" w:hAnsi="Times New Roman" w:cs="Times New Roman"/>
+          <w:i/>
+          <w:sz w:val="28"/>
+          <w:szCs w:val="28"/>
+          <w:lang w:val="en-US"/>
+        </w:rPr>
+        <w:t>W</w:t>
+      </w:r>
+      <w:r>
+        <w:rPr>
+          <w:rFonts w:ascii="Times New Roman" w:hAnsi="Times New Roman" w:cs="Times New Roman"/>
+          <w:sz w:val="28"/>
+          <w:szCs w:val="28"/>
+        </w:rPr>
+        <w:t xml:space="preserve"> (</w:t>
+      </w:r>
+      <w:r>
+        <w:rPr>
+          <w:rFonts w:ascii="Times New Roman" w:hAnsi="Times New Roman" w:cs="Times New Roman"/>
+          <w:sz w:val="28"/>
+          <w:szCs w:val="28"/>
+        </w:rPr>
+        <w:t xml:space="preserve">левая/правая граница), </w:t>
+      </w:r>
+    </w:p>
+    <w:p>
+      <w:pPr>
+        <w:pStyle w:val="ac"/>
+        <w:ind w:left="1429"/>
+        <w:rPr>
+          <w:rFonts w:ascii="Times New Roman" w:hAnsi="Times New Roman" w:cs="Times New Roman"/>
+          <w:sz w:val="28"/>
+          <w:szCs w:val="28"/>
+        </w:rPr>
+      </w:pPr>
+      <w:proofErr w:type="gramStart"/>
+      <w:r>
+        <w:rPr>
+          <w:rFonts w:ascii="Times New Roman" w:hAnsi="Times New Roman" w:cs="Times New Roman"/>
+          <w:i/>
+          <w:sz w:val="28"/>
+          <w:szCs w:val="28"/>
+          <w:lang w:val="en-US"/>
+        </w:rPr>
+        <w:t>y</w:t>
+      </w:r>
+      <w:r>
+        <w:rPr>
+          <w:rFonts w:ascii="Times New Roman" w:hAnsi="Times New Roman" w:cs="Times New Roman"/>
+          <w:sz w:val="28"/>
+          <w:szCs w:val="28"/>
+        </w:rPr>
+        <w:t>(</w:t>
+      </w:r>
+      <w:proofErr w:type="gramEnd"/>
+      <w:r>
+        <w:rPr>
+          <w:rFonts w:ascii="Times New Roman" w:hAnsi="Times New Roman" w:cs="Times New Roman"/>
+          <w:i/>
+          <w:sz w:val="28"/>
+          <w:szCs w:val="28"/>
+          <w:lang w:val="en-US"/>
+        </w:rPr>
+        <w:t>t</w:t>
+      </w:r>
+      <w:r>
+        <w:rPr>
+          <w:rFonts w:ascii="Times New Roman" w:hAnsi="Times New Roman" w:cs="Times New Roman"/>
+          <w:sz w:val="28"/>
+          <w:szCs w:val="28"/>
+        </w:rPr>
+        <w:t xml:space="preserve">) = 0, </w:t>
+      </w:r>
+      <w:r>
+        <w:rPr>
+          <w:rFonts w:ascii="Times New Roman" w:hAnsi="Times New Roman" w:cs="Times New Roman"/>
+          <w:i/>
+          <w:sz w:val="28"/>
+          <w:szCs w:val="28"/>
+          <w:lang w:val="en-US"/>
+        </w:rPr>
+        <w:t>y</w:t>
+      </w:r>
+      <w:r>
+        <w:rPr>
+          <w:rFonts w:ascii="Times New Roman" w:hAnsi="Times New Roman" w:cs="Times New Roman"/>
+          <w:sz w:val="28"/>
+          <w:szCs w:val="28"/>
+        </w:rPr>
+        <w:t>(</w:t>
+      </w:r>
+      <w:r>
+        <w:rPr>
+          <w:rFonts w:ascii="Times New Roman" w:hAnsi="Times New Roman" w:cs="Times New Roman"/>
+          <w:i/>
+          <w:sz w:val="28"/>
+          <w:szCs w:val="28"/>
+          <w:lang w:val="en-US"/>
+        </w:rPr>
+        <w:t>t</w:t>
+      </w:r>
+      <w:r>
+        <w:rPr>
+          <w:rFonts w:ascii="Times New Roman" w:hAnsi="Times New Roman" w:cs="Times New Roman"/>
+          <w:i/>
+          <w:sz w:val="28"/>
+          <w:szCs w:val="28"/>
+        </w:rPr>
+        <w:t>)</w:t>
+      </w:r>
+      <w:r>
+        <w:rPr>
+          <w:rFonts w:ascii="Times New Roman" w:hAnsi="Times New Roman" w:cs="Times New Roman"/>
+          <w:sz w:val="28"/>
+          <w:szCs w:val="28"/>
+        </w:rPr>
+        <w:t xml:space="preserve"> = </w:t>
+      </w:r>
+      <w:r>
+        <w:rPr>
+          <w:rFonts w:ascii="Times New Roman" w:hAnsi="Times New Roman" w:cs="Times New Roman"/>
+          <w:i/>
+          <w:sz w:val="28"/>
+          <w:szCs w:val="28"/>
+          <w:lang w:val="en-US"/>
+        </w:rPr>
+        <w:t>H</w:t>
+      </w:r>
+      <w:r>
+        <w:rPr>
+          <w:rFonts w:ascii="Times New Roman" w:hAnsi="Times New Roman" w:cs="Times New Roman"/>
+          <w:sz w:val="28"/>
+          <w:szCs w:val="28"/>
+        </w:rPr>
+        <w:t xml:space="preserve"> (</w:t>
+      </w:r>
+      <w:r>
+        <w:rPr>
+          <w:rFonts w:ascii="Times New Roman" w:hAnsi="Times New Roman" w:cs="Times New Roman"/>
+          <w:sz w:val="28"/>
+          <w:szCs w:val="28"/>
+        </w:rPr>
+        <w:t>верхняя</w:t>
+      </w:r>
+      <w:r>
+        <w:rPr>
+          <w:rFonts w:ascii="Times New Roman" w:hAnsi="Times New Roman" w:cs="Times New Roman"/>
+          <w:sz w:val="28"/>
+          <w:szCs w:val="28"/>
+        </w:rPr>
+        <w:t>/</w:t>
+      </w:r>
+      <w:r>
+        <w:rPr>
+          <w:rFonts w:ascii="Times New Roman" w:hAnsi="Times New Roman" w:cs="Times New Roman"/>
+          <w:sz w:val="28"/>
+          <w:szCs w:val="28"/>
+        </w:rPr>
+        <w:t>нижняя</w:t>
+      </w:r>
+      <w:r>
+        <w:rPr>
+          <w:rFonts w:ascii="Times New Roman" w:hAnsi="Times New Roman" w:cs="Times New Roman"/>
+          <w:sz w:val="28"/>
+          <w:szCs w:val="28"/>
+        </w:rPr>
+        <w:t xml:space="preserve"> граница)</w:t>
+      </w:r>
+    </w:p>
+    <w:p>
+      <w:pPr>
+        <w:pStyle w:val="ac"/>
+        <w:numPr>
+          <w:ilvl w:val="0"/>
+          <w:numId w:val="8"/>
+        </w:numPr>
+        <w:rPr>
+          <w:rFonts w:ascii="Times New Roman" w:hAnsi="Times New Roman" w:cs="Times New Roman"/>
+          <w:sz w:val="28"/>
+          <w:szCs w:val="28"/>
+        </w:rPr>
+      </w:pPr>
+      <w:r>
+        <w:rPr>
+          <w:rFonts w:ascii="Times New Roman" w:hAnsi="Times New Roman" w:cs="Times New Roman"/>
+          <w:sz w:val="28"/>
+          <w:szCs w:val="28"/>
+        </w:rPr>
+        <w:t>Преобразование координат (масштабирование):</w:t>
+      </w:r>
+    </w:p>
+    <w:p>
+      <w:pPr>
+        <w:pStyle w:val="ac"/>
+        <w:ind w:left="1429"/>
+        <w:rPr>
+          <w:rFonts w:ascii="Times New Roman" w:hAnsi="Times New Roman" w:cs="Times New Roman"/>
+          <w:sz w:val="28"/>
+          <w:szCs w:val="28"/>
+          <w:lang w:val="en-US"/>
+        </w:rPr>
+      </w:pPr>
+      <w:proofErr w:type="spellStart"/>
+      <w:proofErr w:type="gramStart"/>
+      <w:r>
+        <w:rPr>
+          <w:rFonts w:ascii="Times New Roman" w:hAnsi="Times New Roman" w:cs="Times New Roman"/>
+          <w:sz w:val="28"/>
+          <w:szCs w:val="28"/>
+          <w:lang w:val="en-US"/>
+        </w:rPr>
+        <w:t>screenX</w:t>
+      </w:r>
+      <w:proofErr w:type="spellEnd"/>
+      <w:proofErr w:type="gramEnd"/>
+      <w:r>
+        <w:rPr>
+          <w:rFonts w:ascii="Times New Roman" w:hAnsi="Times New Roman" w:cs="Times New Roman"/>
+          <w:sz w:val="28"/>
+          <w:szCs w:val="28"/>
+          <w:lang w:val="en-US"/>
+        </w:rPr>
+        <w:t xml:space="preserve"> = </w:t>
+      </w:r>
+      <w:r>
+        <w:rPr>
+          <w:rFonts w:ascii="Times New Roman" w:hAnsi="Times New Roman" w:cs="Times New Roman"/>
+          <w:sz w:val="28"/>
+          <w:szCs w:val="28"/>
+          <w:lang w:val="en-US"/>
+        </w:rPr>
+        <w:t>margin</w:t>
+      </w:r>
+      <w:r>
+        <w:rPr>
+          <w:rFonts w:ascii="Times New Roman" w:hAnsi="Times New Roman" w:cs="Times New Roman"/>
+          <w:sz w:val="28"/>
+          <w:szCs w:val="28"/>
+          <w:lang w:val="en-US"/>
+        </w:rPr>
+        <w:t xml:space="preserve"> + (</w:t>
+      </w:r>
+      <w:r>
+        <w:rPr>
+          <w:rFonts w:ascii="Times New Roman" w:hAnsi="Times New Roman" w:cs="Times New Roman"/>
+          <w:i/>
+          <w:sz w:val="28"/>
+          <w:szCs w:val="28"/>
+          <w:lang w:val="en-US"/>
+        </w:rPr>
+        <w:t>X</w:t>
+      </w:r>
+      <w:r>
+        <w:rPr>
+          <w:rFonts w:ascii="Times New Roman" w:hAnsi="Times New Roman" w:cs="Times New Roman"/>
+          <w:sz w:val="28"/>
+          <w:szCs w:val="28"/>
+          <w:lang w:val="en-US"/>
+        </w:rPr>
+        <w:t xml:space="preserve"> – </w:t>
+      </w:r>
+      <w:proofErr w:type="spellStart"/>
+      <w:r>
+        <w:rPr>
+          <w:rFonts w:ascii="Times New Roman" w:hAnsi="Times New Roman" w:cs="Times New Roman"/>
+          <w:sz w:val="28"/>
+          <w:szCs w:val="28"/>
+          <w:lang w:val="en-US"/>
+        </w:rPr>
+        <w:t>minX</w:t>
+      </w:r>
+      <w:proofErr w:type="spellEnd"/>
+      <w:r>
+        <w:rPr>
+          <w:rFonts w:ascii="Times New Roman" w:hAnsi="Times New Roman" w:cs="Times New Roman"/>
+          <w:sz w:val="28"/>
+          <w:szCs w:val="28"/>
+          <w:lang w:val="en-US"/>
+        </w:rPr>
+        <w:t>) / (</w:t>
+      </w:r>
+      <w:proofErr w:type="spellStart"/>
+      <w:r>
+        <w:rPr>
+          <w:rFonts w:ascii="Times New Roman" w:hAnsi="Times New Roman" w:cs="Times New Roman"/>
+          <w:sz w:val="28"/>
+          <w:szCs w:val="28"/>
+          <w:lang w:val="en-US"/>
+        </w:rPr>
+        <w:t>maxX</w:t>
+      </w:r>
+      <w:proofErr w:type="spellEnd"/>
+      <w:r>
+        <w:rPr>
+          <w:rFonts w:ascii="Times New Roman" w:hAnsi="Times New Roman" w:cs="Times New Roman"/>
+          <w:sz w:val="28"/>
+          <w:szCs w:val="28"/>
+          <w:lang w:val="en-US"/>
+        </w:rPr>
+        <w:t xml:space="preserve"> – </w:t>
+      </w:r>
+      <w:proofErr w:type="spellStart"/>
+      <w:r>
+        <w:rPr>
+          <w:rFonts w:ascii="Times New Roman" w:hAnsi="Times New Roman" w:cs="Times New Roman"/>
+          <w:sz w:val="28"/>
+          <w:szCs w:val="28"/>
+          <w:lang w:val="en-US"/>
+        </w:rPr>
+        <w:t>minX</w:t>
+      </w:r>
+      <w:proofErr w:type="spellEnd"/>
+      <w:r>
+        <w:rPr>
+          <w:rFonts w:ascii="Times New Roman" w:hAnsi="Times New Roman" w:cs="Times New Roman"/>
+          <w:sz w:val="28"/>
+          <w:szCs w:val="28"/>
+          <w:lang w:val="en-US"/>
+        </w:rPr>
+        <w:t>) · (Width – 2 · margin)</w:t>
+      </w:r>
+    </w:p>
+    <w:p>
+      <w:pPr>
+        <w:pStyle w:val="ac"/>
+        <w:ind w:left="1429"/>
+        <w:rPr>
+          <w:rFonts w:ascii="Times New Roman" w:hAnsi="Times New Roman" w:cs="Times New Roman"/>
+          <w:sz w:val="28"/>
+          <w:szCs w:val="28"/>
+          <w:lang w:val="en-US"/>
+        </w:rPr>
+      </w:pPr>
+      <w:proofErr w:type="gramStart"/>
+      <w:r>
+        <w:rPr>
+          <w:rFonts w:ascii="Times New Roman" w:hAnsi="Times New Roman" w:cs="Times New Roman"/>
+          <w:sz w:val="28"/>
+          <w:szCs w:val="28"/>
+          <w:lang w:val="en-US"/>
+        </w:rPr>
+        <w:t>screen</w:t>
+      </w:r>
+      <w:proofErr w:type="gramEnd"/>
+      <w:r>
+        <w:rPr>
+          <w:rFonts w:ascii="Times New Roman" w:hAnsi="Times New Roman" w:cs="Times New Roman"/>
+          <w:sz w:val="28"/>
+          <w:szCs w:val="28"/>
+          <w:lang w:val="en-US"/>
+        </w:rPr>
+        <w:t xml:space="preserve"> = </w:t>
+      </w:r>
+      <w:r>
+        <w:rPr>
+          <w:rFonts w:ascii="Times New Roman" w:hAnsi="Times New Roman" w:cs="Times New Roman"/>
+          <w:sz w:val="28"/>
+          <w:szCs w:val="28"/>
+          <w:lang w:val="en-US"/>
+        </w:rPr>
+        <w:t>Height</w:t>
+      </w:r>
+      <w:r>
+        <w:rPr>
+          <w:rFonts w:ascii="Times New Roman" w:hAnsi="Times New Roman" w:cs="Times New Roman"/>
+          <w:sz w:val="28"/>
+          <w:szCs w:val="28"/>
+          <w:lang w:val="en-US"/>
+        </w:rPr>
+        <w:t xml:space="preserve"> – </w:t>
+      </w:r>
+      <w:r>
+        <w:rPr>
+          <w:rFonts w:ascii="Times New Roman" w:hAnsi="Times New Roman" w:cs="Times New Roman"/>
+          <w:sz w:val="28"/>
+          <w:szCs w:val="28"/>
+          <w:lang w:val="en-US"/>
+        </w:rPr>
+        <w:t xml:space="preserve">margin – (Y – </w:t>
+      </w:r>
+      <w:proofErr w:type="spellStart"/>
+      <w:r>
+        <w:rPr>
+          <w:rFonts w:ascii="Times New Roman" w:hAnsi="Times New Roman" w:cs="Times New Roman"/>
+          <w:sz w:val="28"/>
+          <w:szCs w:val="28"/>
+          <w:lang w:val="en-US"/>
+        </w:rPr>
+        <w:t>minY</w:t>
+      </w:r>
+      <w:proofErr w:type="spellEnd"/>
+      <w:r>
+        <w:rPr>
+          <w:rFonts w:ascii="Times New Roman" w:hAnsi="Times New Roman" w:cs="Times New Roman"/>
+          <w:sz w:val="28"/>
+          <w:szCs w:val="28"/>
+          <w:lang w:val="en-US"/>
+        </w:rPr>
+        <w:t>) / (</w:t>
+      </w:r>
+      <w:proofErr w:type="spellStart"/>
+      <w:r>
+        <w:rPr>
+          <w:rFonts w:ascii="Times New Roman" w:hAnsi="Times New Roman" w:cs="Times New Roman"/>
+          <w:sz w:val="28"/>
+          <w:szCs w:val="28"/>
+          <w:lang w:val="en-US"/>
+        </w:rPr>
+        <w:t>maxY</w:t>
+      </w:r>
+      <w:proofErr w:type="spellEnd"/>
+      <w:r>
+        <w:rPr>
+          <w:rFonts w:ascii="Times New Roman" w:hAnsi="Times New Roman" w:cs="Times New Roman"/>
+          <w:sz w:val="28"/>
+          <w:szCs w:val="28"/>
+          <w:lang w:val="en-US"/>
+        </w:rPr>
+        <w:t xml:space="preserve"> – </w:t>
+      </w:r>
+      <w:proofErr w:type="spellStart"/>
+      <w:r>
+        <w:rPr>
+          <w:rFonts w:ascii="Times New Roman" w:hAnsi="Times New Roman" w:cs="Times New Roman"/>
+          <w:sz w:val="28"/>
+          <w:szCs w:val="28"/>
+          <w:lang w:val="en-US"/>
+        </w:rPr>
+        <w:t>minY</w:t>
+      </w:r>
+      <w:proofErr w:type="spellEnd"/>
+      <w:r>
+        <w:rPr>
+          <w:rFonts w:ascii="Times New Roman" w:hAnsi="Times New Roman" w:cs="Times New Roman"/>
+          <w:sz w:val="28"/>
+          <w:szCs w:val="28"/>
+          <w:lang w:val="en-US"/>
+        </w:rPr>
+        <w:t>) · (Height</w:t>
+      </w:r>
+      <w:r>
+        <w:rPr>
+          <w:rFonts w:ascii="Times New Roman" w:hAnsi="Times New Roman" w:cs="Times New Roman"/>
+          <w:sz w:val="28"/>
+          <w:szCs w:val="28"/>
+          <w:lang w:val="en-US"/>
+        </w:rPr>
+        <w:t xml:space="preserve"> – 2 · margin)</w:t>
+      </w:r>
+    </w:p>
+    <w:p>
+      <w:pPr>
+        <w:pStyle w:val="ac"/>
+        <w:numPr>
+          <w:ilvl w:val="0"/>
+          <w:numId w:val="8"/>
+        </w:numPr>
+        <w:rPr>
+          <w:rFonts w:ascii="Times New Roman" w:hAnsi="Times New Roman" w:cs="Times New Roman"/>
+          <w:sz w:val="28"/>
+          <w:szCs w:val="28"/>
+          <w:lang w:val="en-US"/>
+        </w:rPr>
+      </w:pPr>
+      <w:r>
+        <w:rPr>
+          <w:rFonts w:ascii="Times New Roman" w:hAnsi="Times New Roman" w:cs="Times New Roman"/>
+          <w:sz w:val="28"/>
+          <w:szCs w:val="28"/>
+        </w:rPr>
+        <w:t>Пузырьковая сортировка:</w:t>
+      </w:r>
+    </w:p>
+    <w:p>
+      <w:pPr>
+        <w:pStyle w:val="ac"/>
+        <w:ind w:left="1429"/>
+        <w:rPr>
+          <w:rFonts w:ascii="Times New Roman" w:hAnsi="Times New Roman" w:cs="Times New Roman"/>
+          <w:sz w:val="28"/>
+          <w:szCs w:val="28"/>
+        </w:rPr>
+      </w:pPr>
+      <w:r>
+        <w:rPr>
+          <w:rFonts w:ascii="Times New Roman" w:hAnsi="Times New Roman" w:cs="Times New Roman"/>
+          <w:sz w:val="28"/>
+          <w:szCs w:val="28"/>
+        </w:rPr>
+        <w:t xml:space="preserve">Для </w:t>
+      </w:r>
+      <w:r>
+        <w:rPr>
+          <w:rFonts w:ascii="Times New Roman" w:hAnsi="Times New Roman" w:cs="Times New Roman"/>
+          <w:sz w:val="28"/>
+          <w:szCs w:val="28"/>
+          <w:lang w:val="en-US"/>
+        </w:rPr>
+        <w:t>i</w:t>
+      </w:r>
+      <w:r>
+        <w:rPr>
+          <w:rFonts w:ascii="Times New Roman" w:hAnsi="Times New Roman" w:cs="Times New Roman"/>
+          <w:sz w:val="28"/>
+          <w:szCs w:val="28"/>
+        </w:rPr>
+        <w:t xml:space="preserve"> от 0 до </w:t>
+      </w:r>
+      <w:r>
+        <w:rPr>
+          <w:rFonts w:ascii="Times New Roman" w:hAnsi="Times New Roman" w:cs="Times New Roman"/>
+          <w:sz w:val="28"/>
+          <w:szCs w:val="28"/>
+          <w:lang w:val="en-US"/>
+        </w:rPr>
+        <w:t>N</w:t>
+      </w:r>
+      <w:r>
+        <w:rPr>
+          <w:rFonts w:ascii="Times New Roman" w:hAnsi="Times New Roman" w:cs="Times New Roman"/>
+          <w:sz w:val="28"/>
+          <w:szCs w:val="28"/>
+        </w:rPr>
+        <w:t>-2:</w:t>
+      </w:r>
+    </w:p>
+    <w:p>
+      <w:pPr>
+        <w:pStyle w:val="ac"/>
+        <w:ind w:left="1429"/>
+        <w:rPr>
+          <w:rFonts w:ascii="Times New Roman" w:hAnsi="Times New Roman" w:cs="Times New Roman"/>
+          <w:sz w:val="28"/>
+          <w:szCs w:val="28"/>
+        </w:rPr>
+      </w:pPr>
+      <w:r>
+        <w:rPr>
+          <w:rFonts w:ascii="Times New Roman" w:hAnsi="Times New Roman" w:cs="Times New Roman"/>
+          <w:sz w:val="28"/>
+          <w:szCs w:val="28"/>
+        </w:rPr>
+        <w:t xml:space="preserve">    Для </w:t>
+      </w:r>
+      <w:r>
+        <w:rPr>
+          <w:rFonts w:ascii="Times New Roman" w:hAnsi="Times New Roman" w:cs="Times New Roman"/>
+          <w:sz w:val="28"/>
+          <w:szCs w:val="28"/>
+          <w:lang w:val="en-US"/>
+        </w:rPr>
+        <w:t>j</w:t>
+      </w:r>
+      <w:r>
+        <w:rPr>
+          <w:rFonts w:ascii="Times New Roman" w:hAnsi="Times New Roman" w:cs="Times New Roman"/>
+          <w:sz w:val="28"/>
+          <w:szCs w:val="28"/>
+        </w:rPr>
+        <w:t xml:space="preserve"> от 0 до </w:t>
+      </w:r>
+      <w:r>
+        <w:rPr>
+          <w:rFonts w:ascii="Times New Roman" w:hAnsi="Times New Roman" w:cs="Times New Roman"/>
+          <w:sz w:val="28"/>
+          <w:szCs w:val="28"/>
+          <w:lang w:val="en-US"/>
+        </w:rPr>
+        <w:t>N</w:t>
+      </w:r>
+      <w:r>
+        <w:rPr>
+          <w:rFonts w:ascii="Times New Roman" w:hAnsi="Times New Roman" w:cs="Times New Roman"/>
+          <w:sz w:val="28"/>
+          <w:szCs w:val="28"/>
+        </w:rPr>
+        <w:t>-</w:t>
+      </w:r>
+      <w:r>
+        <w:rPr>
+          <w:rFonts w:ascii="Times New Roman" w:hAnsi="Times New Roman" w:cs="Times New Roman"/>
+          <w:sz w:val="28"/>
+          <w:szCs w:val="28"/>
+          <w:lang w:val="en-US"/>
+        </w:rPr>
+        <w:t>i</w:t>
+      </w:r>
+      <w:r>
+        <w:rPr>
+          <w:rFonts w:ascii="Times New Roman" w:hAnsi="Times New Roman" w:cs="Times New Roman"/>
+          <w:sz w:val="28"/>
+          <w:szCs w:val="28"/>
+        </w:rPr>
+        <w:t>-2:</w:t>
+      </w:r>
+    </w:p>
+    <w:p>
+      <w:pPr>
+        <w:pStyle w:val="ac"/>
+        <w:ind w:left="1429"/>
+        <w:rPr>
+          <w:rFonts w:ascii="Times New Roman" w:hAnsi="Times New Roman" w:cs="Times New Roman"/>
+          <w:sz w:val="28"/>
+          <w:szCs w:val="28"/>
+        </w:rPr>
+      </w:pPr>
+      <w:r>
+        <w:rPr>
+          <w:rFonts w:ascii="Times New Roman" w:hAnsi="Times New Roman" w:cs="Times New Roman"/>
+          <w:sz w:val="28"/>
+          <w:szCs w:val="28"/>
+        </w:rPr>
+        <w:t xml:space="preserve">        Если элемент[</w:t>
+      </w:r>
+      <w:r>
+        <w:rPr>
+          <w:rFonts w:ascii="Times New Roman" w:hAnsi="Times New Roman" w:cs="Times New Roman"/>
+          <w:sz w:val="28"/>
+          <w:szCs w:val="28"/>
+          <w:lang w:val="en-US"/>
+        </w:rPr>
+        <w:t>j</w:t>
+      </w:r>
+      <w:r>
+        <w:rPr>
+          <w:rFonts w:ascii="Times New Roman" w:hAnsi="Times New Roman" w:cs="Times New Roman"/>
+          <w:sz w:val="28"/>
+          <w:szCs w:val="28"/>
+        </w:rPr>
+        <w:t>] &gt; элемент[</w:t>
+      </w:r>
+      <w:r>
+        <w:rPr>
+          <w:rFonts w:ascii="Times New Roman" w:hAnsi="Times New Roman" w:cs="Times New Roman"/>
+          <w:sz w:val="28"/>
+          <w:szCs w:val="28"/>
+          <w:lang w:val="en-US"/>
+        </w:rPr>
+        <w:t>j</w:t>
+      </w:r>
+      <w:r>
+        <w:rPr>
+          <w:rFonts w:ascii="Times New Roman" w:hAnsi="Times New Roman" w:cs="Times New Roman"/>
+          <w:sz w:val="28"/>
+          <w:szCs w:val="28"/>
+        </w:rPr>
+        <w:t>+1]:</w:t>
+      </w:r>
+    </w:p>
+    <w:p>
+      <w:pPr>
+        <w:pStyle w:val="ac"/>
+        <w:ind w:left="1429"/>
+        <w:rPr>
+          <w:rFonts w:ascii="Times New Roman" w:hAnsi="Times New Roman" w:cs="Times New Roman"/>
+          <w:sz w:val="28"/>
+          <w:szCs w:val="28"/>
+        </w:rPr>
+      </w:pPr>
+      <w:r>
+        <w:rPr>
+          <w:rFonts w:ascii="Times New Roman" w:hAnsi="Times New Roman" w:cs="Times New Roman"/>
+          <w:sz w:val="28"/>
+          <w:szCs w:val="28"/>
+        </w:rPr>
+        <w:t xml:space="preserve">            Поменять местами элемент[</w:t>
+      </w:r>
+      <w:r>
+        <w:rPr>
+          <w:rFonts w:ascii="Times New Roman" w:hAnsi="Times New Roman" w:cs="Times New Roman"/>
+          <w:sz w:val="28"/>
+          <w:szCs w:val="28"/>
+          <w:lang w:val="en-US"/>
+        </w:rPr>
+        <w:t>j</w:t>
+      </w:r>
+      <w:r>
+        <w:rPr>
+          <w:rFonts w:ascii="Times New Roman" w:hAnsi="Times New Roman" w:cs="Times New Roman"/>
+          <w:sz w:val="28"/>
+          <w:szCs w:val="28"/>
+        </w:rPr>
+        <w:t>] и элемент[</w:t>
+      </w:r>
+      <w:r>
+        <w:rPr>
+          <w:rFonts w:ascii="Times New Roman" w:hAnsi="Times New Roman" w:cs="Times New Roman"/>
+          <w:sz w:val="28"/>
+          <w:szCs w:val="28"/>
+          <w:lang w:val="en-US"/>
+        </w:rPr>
+        <w:t>j</w:t>
+      </w:r>
+      <w:r>
+        <w:rPr>
+          <w:rFonts w:ascii="Times New Roman" w:hAnsi="Times New Roman" w:cs="Times New Roman"/>
+          <w:sz w:val="28"/>
+          <w:szCs w:val="28"/>
+        </w:rPr>
+        <w:t>+1]</w:t>
+      </w:r>
+    </w:p>
+    <w:p>
+      <w:pPr>
+        <w:pStyle w:val="ac"/>
+        <w:ind w:left="1429"/>
+        <w:rPr>
+          <w:rFonts w:ascii="Times New Roman" w:hAnsi="Times New Roman" w:cs="Times New Roman"/>
+          <w:sz w:val="28"/>
+          <w:szCs w:val="28"/>
+        </w:rPr>
+        <w:sectPr>
+          <w:pgSz w:w="11906" w:h="16838"/>
+          <w:pgMar w:top="851" w:right="567" w:bottom="1134" w:left="1701" w:header="709" w:footer="709" w:gutter="0"/>
+          <w:cols w:space="708"/>
+          <w:docGrid w:linePitch="360"/>
+        </w:sectPr>
+      </w:pPr>
+    </w:p>
+    <w:p>
+      <w:pPr>
+        <w:pStyle w:val="11"/>
+        <w:rPr>
+          <w:rFonts w:ascii="Times New Roman" w:hAnsi="Times New Roman" w:cs="Times New Roman"/>
+          <w:sz w:val="28"/>
+          <w:szCs w:val="28"/>
+        </w:rPr>
+      </w:pPr>
+      <w:r>
+        <w:rPr>
+          <w:rFonts w:ascii="Times New Roman" w:hAnsi="Times New Roman" w:cs="Times New Roman"/>
+          <w:sz w:val="28"/>
+          <w:szCs w:val="28"/>
+        </w:rPr>
+        <w:lastRenderedPageBreak/>
+        <w:t xml:space="preserve">2 </w:t>
+      </w:r>
+      <w:bookmarkStart w:id="15" w:name="_Toc13828068"/>
+      <w:bookmarkStart w:id="16" w:name="_Toc13777337"/>
+      <w:bookmarkStart w:id="17" w:name="_Toc15300322"/>
+      <w:r>
+        <w:rPr>
+          <w:rFonts w:ascii="Times New Roman" w:hAnsi="Times New Roman" w:cs="Times New Roman"/>
+          <w:sz w:val="28"/>
+          <w:szCs w:val="28"/>
+        </w:rPr>
+        <w:t>Таблица спецификаций</w:t>
+      </w:r>
       <w:bookmarkEnd w:id="15"/>
       <w:bookmarkEnd w:id="16"/>
-    </w:p>
-    <w:p>
-      <w:pPr>
-        <w:pStyle w:val="ad"/>
-        <w:rPr>
-          <w:rFonts w:ascii="Times New Roman" w:hAnsi="Times New Roman"/>
-          <w:sz w:val="28"/>
-          <w:szCs w:val="28"/>
-        </w:rPr>
-      </w:pPr>
-      <w:r>
-        <w:rPr>
-          <w:rFonts w:ascii="Times New Roman" w:hAnsi="Times New Roman"/>
-          <w:sz w:val="28"/>
-          <w:szCs w:val="28"/>
-        </w:rPr>
-        <w:t xml:space="preserve">Индивидуальное задание: </w:t>
-      </w:r>
-    </w:p>
-    <w:p>
-      <w:pPr>
-        <w:pStyle w:val="ad"/>
-        <w:rPr>
-          <w:rFonts w:ascii="Times New Roman" w:hAnsi="Times New Roman"/>
-          <w:sz w:val="28"/>
-          <w:szCs w:val="28"/>
-        </w:rPr>
-      </w:pPr>
-      <w:r>
-        <w:rPr>
-          <w:rFonts w:ascii="Times New Roman" w:hAnsi="Times New Roman"/>
-          <w:sz w:val="28"/>
-          <w:szCs w:val="28"/>
-        </w:rPr>
-        <w:t xml:space="preserve">Зарплата официантов складывается из оклада и премии. Величина оклада фиксированная и не зависит от прибыли ресторана. Размер премии зависит от величины премиального фонда и количества сотрудников. Премиальный фонд формируется </w:t>
-      </w:r>
-      <w:proofErr w:type="spellStart"/>
-      <w:r>
-        <w:rPr>
-          <w:rFonts w:ascii="Times New Roman" w:hAnsi="Times New Roman"/>
-          <w:sz w:val="28"/>
-          <w:szCs w:val="28"/>
-        </w:rPr>
-        <w:t>пз</w:t>
-      </w:r>
-      <w:proofErr w:type="spellEnd"/>
-      <w:r>
-        <w:rPr>
-          <w:rFonts w:ascii="Times New Roman" w:hAnsi="Times New Roman"/>
-          <w:sz w:val="28"/>
-          <w:szCs w:val="28"/>
-        </w:rPr>
-        <w:t xml:space="preserve"> чистой прибыли после вычета доли владельца бизнеса (25%). </w:t>
-      </w:r>
-    </w:p>
-    <w:p>
-      <w:pPr>
-        <w:pStyle w:val="ad"/>
-        <w:rPr>
-          <w:rFonts w:hint="eastAsia"/>
-        </w:rPr>
-      </w:pPr>
-      <w:r>
-        <w:rPr>
-          <w:rFonts w:ascii="Times New Roman" w:hAnsi="Times New Roman"/>
-          <w:sz w:val="28"/>
-          <w:szCs w:val="28"/>
-        </w:rPr>
-        <w:t>Реализовать программу для расчета зарплаты официантов.</w:t>
-      </w:r>
-    </w:p>
-    <w:p>
-      <w:pPr>
-        <w:pStyle w:val="11"/>
-        <w:rPr>
-          <w:rFonts w:ascii="Times New Roman" w:hAnsi="Times New Roman" w:cs="Times New Roman"/>
-          <w:sz w:val="28"/>
-          <w:szCs w:val="28"/>
-        </w:rPr>
-      </w:pPr>
-      <w:r>
-        <w:rPr>
-          <w:rFonts w:ascii="Times New Roman" w:hAnsi="Times New Roman" w:cs="Times New Roman"/>
-          <w:sz w:val="28"/>
-          <w:szCs w:val="28"/>
-          <w:highlight w:val="yellow"/>
-        </w:rPr>
-        <w:t>ДАЛЕЕ РАСПИСЫВ</w:t>
-      </w:r>
-      <w:r>
-        <w:rPr>
-          <w:rFonts w:ascii="Times New Roman" w:hAnsi="Times New Roman" w:cs="Times New Roman"/>
-          <w:sz w:val="28"/>
-          <w:szCs w:val="28"/>
-          <w:highlight w:val="yellow"/>
-        </w:rPr>
-        <w:t>А</w:t>
-      </w:r>
-      <w:r>
-        <w:rPr>
-          <w:rFonts w:ascii="Times New Roman" w:hAnsi="Times New Roman" w:cs="Times New Roman"/>
-          <w:sz w:val="28"/>
-          <w:szCs w:val="28"/>
-          <w:highlight w:val="yellow"/>
-        </w:rPr>
-        <w:t>ЕМ ВСЕ ДОПОЛНИТЕЛЬНЫЕ ТРЕБОВАНИЯ К ПРОГРАММЕ, интерфейсу пользователя, проверкам ввода и т.п.</w:t>
-      </w:r>
-    </w:p>
-    <w:p>
-      <w:pPr>
-        <w:pStyle w:val="11"/>
-        <w:rPr>
-          <w:rFonts w:ascii="Times New Roman" w:hAnsi="Times New Roman" w:cs="Times New Roman"/>
-          <w:sz w:val="28"/>
-          <w:szCs w:val="28"/>
-        </w:rPr>
-      </w:pPr>
-      <w:r>
-        <w:rPr>
-          <w:rFonts w:ascii="Times New Roman" w:hAnsi="Times New Roman" w:cs="Times New Roman"/>
-          <w:sz w:val="28"/>
-          <w:szCs w:val="28"/>
-        </w:rPr>
-        <w:t xml:space="preserve">2 </w:t>
-      </w:r>
-      <w:bookmarkStart w:id="17" w:name="_Toc13828068"/>
-      <w:bookmarkStart w:id="18" w:name="_Toc13777337"/>
-      <w:bookmarkStart w:id="19" w:name="_Toc15300322"/>
-      <w:r>
-        <w:rPr>
-          <w:rFonts w:ascii="Times New Roman" w:hAnsi="Times New Roman" w:cs="Times New Roman"/>
-          <w:sz w:val="28"/>
-          <w:szCs w:val="28"/>
-        </w:rPr>
-        <w:t>Таблица спецификаций</w:t>
-      </w:r>
       <w:bookmarkEnd w:id="17"/>
-      <w:bookmarkEnd w:id="18"/>
-      <w:bookmarkEnd w:id="19"/>
     </w:p>
     <w:p>
       <w:pPr>
@@ -3575,9 +6941,6 @@
           <w:p>
             <w:pPr>
               <w:jc w:val="center"/>
-              <w:rPr>
-                <w:rFonts w:hint="eastAsia"/>
-              </w:rPr>
             </w:pPr>
             <w:r>
               <w:rPr>
@@ -3604,9 +6967,6 @@
           <w:p>
             <w:pPr>
               <w:jc w:val="center"/>
-              <w:rPr>
-                <w:rFonts w:hint="eastAsia"/>
-              </w:rPr>
             </w:pPr>
             <w:r>
               <w:rPr>
@@ -3633,9 +6993,6 @@
           <w:p>
             <w:pPr>
               <w:jc w:val="center"/>
-              <w:rPr>
-                <w:rFonts w:hint="eastAsia"/>
-              </w:rPr>
             </w:pPr>
             <w:r>
               <w:rPr>
@@ -3662,9 +7019,6 @@
           <w:p>
             <w:pPr>
               <w:jc w:val="center"/>
-              <w:rPr>
-                <w:rFonts w:hint="eastAsia"/>
-              </w:rPr>
             </w:pPr>
             <w:r>
               <w:rPr>
@@ -3691,9 +7045,6 @@
           <w:p>
             <w:pPr>
               <w:jc w:val="center"/>
-              <w:rPr>
-                <w:rFonts w:hint="eastAsia"/>
-              </w:rPr>
             </w:pPr>
             <w:r>
               <w:rPr>
@@ -3723,9 +7074,6 @@
           <w:p>
             <w:pPr>
               <w:jc w:val="center"/>
-              <w:rPr>
-                <w:rFonts w:hint="eastAsia"/>
-              </w:rPr>
             </w:pPr>
             <w:proofErr w:type="spellStart"/>
             <w:r>
@@ -3783,11 +7131,6 @@
             <w:shd w:val="clear" w:color="auto" w:fill="auto"/>
           </w:tcPr>
           <w:p>
-            <w:pPr>
-              <w:rPr>
-                <w:rFonts w:hint="eastAsia"/>
-              </w:rPr>
-            </w:pPr>
             <w:r>
               <w:rPr>
                 <w:rFonts w:ascii="Times New Roman" w:hAnsi="Times New Roman" w:cs="Times New Roman"/>
@@ -3808,11 +7151,6 @@
             <w:shd w:val="clear" w:color="auto" w:fill="auto"/>
           </w:tcPr>
           <w:p>
-            <w:pPr>
-              <w:rPr>
-                <w:rFonts w:hint="eastAsia"/>
-              </w:rPr>
-            </w:pPr>
             <w:proofErr w:type="spellStart"/>
             <w:r>
               <w:rPr>
@@ -3835,11 +7173,6 @@
             <w:shd w:val="clear" w:color="auto" w:fill="auto"/>
           </w:tcPr>
           <w:p>
-            <w:pPr>
-              <w:rPr>
-                <w:rFonts w:hint="eastAsia"/>
-              </w:rPr>
-            </w:pPr>
             <w:r>
               <w:rPr>
                 <w:rFonts w:ascii="Times New Roman" w:hAnsi="Times New Roman"/>
@@ -3865,7 +7198,6 @@
           <w:p>
             <w:pPr>
               <w:rPr>
-                <w:rFonts w:hint="eastAsia"/>
                 <w:lang w:val="en-US"/>
               </w:rPr>
             </w:pPr>
@@ -3890,11 +7222,6 @@
             <w:shd w:val="clear" w:color="auto" w:fill="auto"/>
           </w:tcPr>
           <w:p>
-            <w:pPr>
-              <w:rPr>
-                <w:rFonts w:hint="eastAsia"/>
-              </w:rPr>
-            </w:pPr>
             <w:r>
               <w:rPr>
                 <w:rFonts w:ascii="Times New Roman" w:hAnsi="Times New Roman"/>
@@ -3913,6 +7240,143 @@
                 <w:rFonts w:ascii="Times New Roman" w:hAnsi="Times New Roman"/>
               </w:rPr>
               <w:t>5,0E+38</w:t>
+            </w:r>
+            <w:r>
+              <w:rPr>
+                <w:rFonts w:ascii="Times New Roman" w:hAnsi="Times New Roman"/>
+                <w:lang w:val="en-US"/>
+              </w:rPr>
+              <w:t>]</w:t>
+            </w:r>
+          </w:p>
+        </w:tc>
+      </w:tr>
+      <w:tr>
+        <w:tc>
+          <w:tcPr>
+            <w:tcW w:w="498" w:type="dxa"/>
+            <w:tcBorders>
+              <w:top w:val="single" w:sz="4" w:space="0" w:color="000000"/>
+              <w:left w:val="single" w:sz="4" w:space="0" w:color="000000"/>
+              <w:bottom w:val="single" w:sz="4" w:space="0" w:color="000000"/>
+              <w:right w:val="single" w:sz="4" w:space="0" w:color="000000"/>
+            </w:tcBorders>
+            <w:shd w:val="clear" w:color="auto" w:fill="auto"/>
+          </w:tcPr>
+          <w:p>
+            <w:r>
+              <w:rPr>
+                <w:rFonts w:ascii="Times New Roman" w:hAnsi="Times New Roman" w:cs="Times New Roman"/>
+              </w:rPr>
+              <w:t>2</w:t>
+            </w:r>
+          </w:p>
+        </w:tc>
+        <w:tc>
+          <w:tcPr>
+            <w:tcW w:w="1656" w:type="dxa"/>
+            <w:tcBorders>
+              <w:top w:val="single" w:sz="4" w:space="0" w:color="000000"/>
+              <w:left w:val="single" w:sz="4" w:space="0" w:color="000000"/>
+              <w:bottom w:val="single" w:sz="4" w:space="0" w:color="000000"/>
+              <w:right w:val="single" w:sz="4" w:space="0" w:color="000000"/>
+            </w:tcBorders>
+            <w:shd w:val="clear" w:color="auto" w:fill="auto"/>
+          </w:tcPr>
+          <w:p>
+            <w:proofErr w:type="spellStart"/>
+            <w:r>
+              <w:rPr>
+                <w:lang w:val="en-US"/>
+              </w:rPr>
+              <w:t>employCount</w:t>
+            </w:r>
+            <w:proofErr w:type="spellEnd"/>
+          </w:p>
+        </w:tc>
+        <w:tc>
+          <w:tcPr>
+            <w:tcW w:w="4499" w:type="dxa"/>
+            <w:tcBorders>
+              <w:top w:val="single" w:sz="4" w:space="0" w:color="000000"/>
+              <w:left w:val="single" w:sz="4" w:space="0" w:color="000000"/>
+              <w:bottom w:val="single" w:sz="4" w:space="0" w:color="000000"/>
+              <w:right w:val="single" w:sz="4" w:space="0" w:color="000000"/>
+            </w:tcBorders>
+            <w:shd w:val="clear" w:color="auto" w:fill="auto"/>
+          </w:tcPr>
+          <w:p>
+            <w:r>
+              <w:rPr>
+                <w:rFonts w:ascii="Times New Roman" w:hAnsi="Times New Roman"/>
+              </w:rPr>
+              <w:t>Входные данные — количество сотрудников</w:t>
+            </w:r>
+            <w:r>
+              <w:rPr>
+                <w:rFonts w:ascii="Times New Roman" w:hAnsi="Times New Roman"/>
+                <w:lang w:val="en-US"/>
+              </w:rPr>
+              <w:t xml:space="preserve"> </w:t>
+            </w:r>
+          </w:p>
+        </w:tc>
+        <w:tc>
+          <w:tcPr>
+            <w:tcW w:w="953" w:type="dxa"/>
+            <w:tcBorders>
+              <w:top w:val="single" w:sz="4" w:space="0" w:color="000000"/>
+              <w:left w:val="single" w:sz="4" w:space="0" w:color="000000"/>
+              <w:bottom w:val="single" w:sz="4" w:space="0" w:color="000000"/>
+              <w:right w:val="single" w:sz="4" w:space="0" w:color="000000"/>
+            </w:tcBorders>
+            <w:shd w:val="clear" w:color="auto" w:fill="auto"/>
+          </w:tcPr>
+          <w:p>
+            <w:pPr>
+              <w:rPr>
+                <w:lang w:val="en-US"/>
+              </w:rPr>
+            </w:pPr>
+            <w:r>
+              <w:rPr>
+                <w:rFonts w:ascii="Times New Roman" w:hAnsi="Times New Roman"/>
+                <w:lang w:val="en-US"/>
+              </w:rPr>
+              <w:t>short</w:t>
+            </w:r>
+          </w:p>
+        </w:tc>
+        <w:tc>
+          <w:tcPr>
+            <w:tcW w:w="2249" w:type="dxa"/>
+            <w:tcBorders>
+              <w:top w:val="single" w:sz="4" w:space="0" w:color="000000"/>
+              <w:left w:val="single" w:sz="4" w:space="0" w:color="000000"/>
+              <w:bottom w:val="single" w:sz="4" w:space="0" w:color="000000"/>
+              <w:right w:val="single" w:sz="4" w:space="0" w:color="000000"/>
+            </w:tcBorders>
+            <w:shd w:val="clear" w:color="auto" w:fill="auto"/>
+          </w:tcPr>
+          <w:p>
+            <w:r>
+              <w:rPr>
+                <w:rFonts w:ascii="Times New Roman" w:hAnsi="Times New Roman"/>
+              </w:rPr>
+              <w:t>[1</w:t>
+            </w:r>
+            <w:r>
+              <w:rPr>
+                <w:rFonts w:ascii="Times New Roman" w:hAnsi="Times New Roman"/>
+                <w:lang w:val="en-US"/>
+              </w:rPr>
+              <w:t>…</w:t>
+            </w:r>
+            <w:r>
+              <w:rPr>
+                <w:rFonts w:ascii="Times New Roman" w:hAnsi="Times New Roman"/>
+              </w:rPr>
+              <w:t>1000</w:t>
             </w:r>
             <w:r>
               <w:rPr>
@@ -3939,164 +7403,6 @@
           <w:p>
             <w:pPr>
               <w:rPr>
-                <w:rFonts w:hint="eastAsia"/>
-              </w:rPr>
-            </w:pPr>
-            <w:r>
-              <w:rPr>
-                <w:rFonts w:ascii="Times New Roman" w:hAnsi="Times New Roman" w:cs="Times New Roman"/>
-              </w:rPr>
-              <w:t>2</w:t>
-            </w:r>
-          </w:p>
-        </w:tc>
-        <w:tc>
-          <w:tcPr>
-            <w:tcW w:w="1656" w:type="dxa"/>
-            <w:tcBorders>
-              <w:top w:val="single" w:sz="4" w:space="0" w:color="000000"/>
-              <w:left w:val="single" w:sz="4" w:space="0" w:color="000000"/>
-              <w:bottom w:val="single" w:sz="4" w:space="0" w:color="000000"/>
-              <w:right w:val="single" w:sz="4" w:space="0" w:color="000000"/>
-            </w:tcBorders>
-            <w:shd w:val="clear" w:color="auto" w:fill="auto"/>
-          </w:tcPr>
-          <w:p>
-            <w:pPr>
-              <w:rPr>
-                <w:rFonts w:hint="eastAsia"/>
-              </w:rPr>
-            </w:pPr>
-            <w:proofErr w:type="spellStart"/>
-            <w:r>
-              <w:rPr>
-                <w:lang w:val="en-US"/>
-              </w:rPr>
-              <w:t>employCount</w:t>
-            </w:r>
-            <w:proofErr w:type="spellEnd"/>
-          </w:p>
-        </w:tc>
-        <w:tc>
-          <w:tcPr>
-            <w:tcW w:w="4499" w:type="dxa"/>
-            <w:tcBorders>
-              <w:top w:val="single" w:sz="4" w:space="0" w:color="000000"/>
-              <w:left w:val="single" w:sz="4" w:space="0" w:color="000000"/>
-              <w:bottom w:val="single" w:sz="4" w:space="0" w:color="000000"/>
-              <w:right w:val="single" w:sz="4" w:space="0" w:color="000000"/>
-            </w:tcBorders>
-            <w:shd w:val="clear" w:color="auto" w:fill="auto"/>
-          </w:tcPr>
-          <w:p>
-            <w:pPr>
-              <w:rPr>
-                <w:rFonts w:hint="eastAsia"/>
-              </w:rPr>
-            </w:pPr>
-            <w:r>
-              <w:rPr>
-                <w:rFonts w:ascii="Times New Roman" w:hAnsi="Times New Roman"/>
-              </w:rPr>
-              <w:t>Входные данные — количество сотрудников</w:t>
-            </w:r>
-            <w:r>
-              <w:rPr>
-                <w:rFonts w:ascii="Times New Roman" w:hAnsi="Times New Roman"/>
-                <w:lang w:val="en-US"/>
-              </w:rPr>
-              <w:t xml:space="preserve"> </w:t>
-            </w:r>
-          </w:p>
-        </w:tc>
-        <w:tc>
-          <w:tcPr>
-            <w:tcW w:w="953" w:type="dxa"/>
-            <w:tcBorders>
-              <w:top w:val="single" w:sz="4" w:space="0" w:color="000000"/>
-              <w:left w:val="single" w:sz="4" w:space="0" w:color="000000"/>
-              <w:bottom w:val="single" w:sz="4" w:space="0" w:color="000000"/>
-              <w:right w:val="single" w:sz="4" w:space="0" w:color="000000"/>
-            </w:tcBorders>
-            <w:shd w:val="clear" w:color="auto" w:fill="auto"/>
-          </w:tcPr>
-          <w:p>
-            <w:pPr>
-              <w:rPr>
-                <w:rFonts w:hint="eastAsia"/>
-                <w:lang w:val="en-US"/>
-              </w:rPr>
-            </w:pPr>
-            <w:r>
-              <w:rPr>
-                <w:rFonts w:ascii="Times New Roman" w:hAnsi="Times New Roman"/>
-                <w:lang w:val="en-US"/>
-              </w:rPr>
-              <w:t>short</w:t>
-            </w:r>
-          </w:p>
-        </w:tc>
-        <w:tc>
-          <w:tcPr>
-            <w:tcW w:w="2249" w:type="dxa"/>
-            <w:tcBorders>
-              <w:top w:val="single" w:sz="4" w:space="0" w:color="000000"/>
-              <w:left w:val="single" w:sz="4" w:space="0" w:color="000000"/>
-              <w:bottom w:val="single" w:sz="4" w:space="0" w:color="000000"/>
-              <w:right w:val="single" w:sz="4" w:space="0" w:color="000000"/>
-            </w:tcBorders>
-            <w:shd w:val="clear" w:color="auto" w:fill="auto"/>
-          </w:tcPr>
-          <w:p>
-            <w:pPr>
-              <w:rPr>
-                <w:rFonts w:hint="eastAsia"/>
-              </w:rPr>
-            </w:pPr>
-            <w:r>
-              <w:rPr>
-                <w:rFonts w:ascii="Times New Roman" w:hAnsi="Times New Roman"/>
-              </w:rPr>
-              <w:t>[1</w:t>
-            </w:r>
-            <w:r>
-              <w:rPr>
-                <w:rFonts w:ascii="Times New Roman" w:hAnsi="Times New Roman"/>
-                <w:lang w:val="en-US"/>
-              </w:rPr>
-              <w:t>…</w:t>
-            </w:r>
-            <w:r>
-              <w:rPr>
-                <w:rFonts w:ascii="Times New Roman" w:hAnsi="Times New Roman"/>
-              </w:rPr>
-              <w:t>1000</w:t>
-            </w:r>
-            <w:r>
-              <w:rPr>
-                <w:rFonts w:ascii="Times New Roman" w:hAnsi="Times New Roman"/>
-                <w:lang w:val="en-US"/>
-              </w:rPr>
-              <w:t>]</w:t>
-            </w:r>
-          </w:p>
-        </w:tc>
-      </w:tr>
-      <w:tr>
-        <w:tc>
-          <w:tcPr>
-            <w:tcW w:w="498" w:type="dxa"/>
-            <w:tcBorders>
-              <w:top w:val="single" w:sz="4" w:space="0" w:color="000000"/>
-              <w:left w:val="single" w:sz="4" w:space="0" w:color="000000"/>
-              <w:bottom w:val="single" w:sz="4" w:space="0" w:color="000000"/>
-              <w:right w:val="single" w:sz="4" w:space="0" w:color="000000"/>
-            </w:tcBorders>
-            <w:shd w:val="clear" w:color="auto" w:fill="auto"/>
-          </w:tcPr>
-          <w:p>
-            <w:pPr>
-              <w:rPr>
                 <w:rFonts w:ascii="Times New Roman" w:hAnsi="Times New Roman" w:cs="Times New Roman"/>
               </w:rPr>
             </w:pPr>
@@ -4122,7 +7428,6 @@
           <w:p>
             <w:pPr>
               <w:rPr>
-                <w:rFonts w:hint="eastAsia"/>
                 <w:lang w:val="en-US"/>
               </w:rPr>
             </w:pPr>
@@ -4249,9 +7554,6 @@
           <w:p>
             <w:pPr>
               <w:jc w:val="center"/>
-              <w:rPr>
-                <w:rFonts w:hint="eastAsia"/>
-              </w:rPr>
             </w:pPr>
             <w:r>
               <w:rPr>
@@ -4309,11 +7611,6 @@
             <w:shd w:val="clear" w:color="auto" w:fill="auto"/>
           </w:tcPr>
           <w:p>
-            <w:pPr>
-              <w:rPr>
-                <w:rFonts w:hint="eastAsia"/>
-              </w:rPr>
-            </w:pPr>
             <w:r>
               <w:rPr>
                 <w:rFonts w:ascii="Times New Roman" w:hAnsi="Times New Roman" w:cs="Times New Roman"/>
@@ -4334,11 +7631,6 @@
             <w:shd w:val="clear" w:color="auto" w:fill="auto"/>
           </w:tcPr>
           <w:p>
-            <w:pPr>
-              <w:rPr>
-                <w:rFonts w:hint="eastAsia"/>
-              </w:rPr>
-            </w:pPr>
             <w:proofErr w:type="spellStart"/>
             <w:r>
               <w:rPr>
@@ -4361,11 +7653,6 @@
             <w:shd w:val="clear" w:color="auto" w:fill="auto"/>
           </w:tcPr>
           <w:p>
-            <w:pPr>
-              <w:rPr>
-                <w:rFonts w:hint="eastAsia"/>
-              </w:rPr>
-            </w:pPr>
             <w:r>
               <w:rPr>
                 <w:rFonts w:ascii="Times New Roman" w:hAnsi="Times New Roman"/>
@@ -4386,11 +7673,6 @@
             <w:shd w:val="clear" w:color="auto" w:fill="auto"/>
           </w:tcPr>
           <w:p>
-            <w:pPr>
-              <w:rPr>
-                <w:rFonts w:hint="eastAsia"/>
-              </w:rPr>
-            </w:pPr>
             <w:r>
               <w:rPr>
                 <w:rFonts w:ascii="Times New Roman" w:hAnsi="Times New Roman"/>
@@ -4412,11 +7694,6 @@
             <w:shd w:val="clear" w:color="auto" w:fill="auto"/>
           </w:tcPr>
           <w:p>
-            <w:pPr>
-              <w:rPr>
-                <w:rFonts w:hint="eastAsia"/>
-              </w:rPr>
-            </w:pPr>
             <w:r>
               <w:rPr>
                 <w:rFonts w:ascii="Times New Roman" w:hAnsi="Times New Roman"/>
@@ -4459,11 +7736,6 @@
             <w:shd w:val="clear" w:color="auto" w:fill="auto"/>
           </w:tcPr>
           <w:p>
-            <w:pPr>
-              <w:rPr>
-                <w:rFonts w:hint="eastAsia"/>
-              </w:rPr>
-            </w:pPr>
             <w:r>
               <w:rPr>
                 <w:rFonts w:ascii="Times New Roman" w:hAnsi="Times New Roman" w:cs="Times New Roman"/>
@@ -4484,11 +7756,6 @@
             <w:shd w:val="clear" w:color="auto" w:fill="auto"/>
           </w:tcPr>
           <w:p>
-            <w:pPr>
-              <w:rPr>
-                <w:rFonts w:hint="eastAsia"/>
-              </w:rPr>
-            </w:pPr>
             <w:proofErr w:type="spellStart"/>
             <w:r>
               <w:rPr>
@@ -4511,11 +7778,6 @@
             <w:shd w:val="clear" w:color="auto" w:fill="auto"/>
           </w:tcPr>
           <w:p>
-            <w:pPr>
-              <w:rPr>
-                <w:rFonts w:hint="eastAsia"/>
-              </w:rPr>
-            </w:pPr>
             <w:r>
               <w:rPr>
                 <w:rFonts w:ascii="Times New Roman" w:hAnsi="Times New Roman"/>
@@ -4536,11 +7798,6 @@
             <w:shd w:val="clear" w:color="auto" w:fill="auto"/>
           </w:tcPr>
           <w:p>
-            <w:pPr>
-              <w:rPr>
-                <w:rFonts w:hint="eastAsia"/>
-              </w:rPr>
-            </w:pPr>
             <w:r>
               <w:rPr>
                 <w:rFonts w:ascii="Times New Roman" w:hAnsi="Times New Roman"/>
@@ -4562,11 +7819,6 @@
             <w:shd w:val="clear" w:color="auto" w:fill="auto"/>
           </w:tcPr>
           <w:p>
-            <w:pPr>
-              <w:rPr>
-                <w:rFonts w:hint="eastAsia"/>
-              </w:rPr>
-            </w:pPr>
             <w:r>
               <w:rPr>
                 <w:rFonts w:ascii="Times New Roman" w:hAnsi="Times New Roman"/>
@@ -4631,7 +7883,7 @@
         <w:lastRenderedPageBreak/>
         <w:tab/>
       </w:r>
-      <w:bookmarkStart w:id="20" w:name="_Toc106782232"/>
+      <w:bookmarkStart w:id="18" w:name="_Toc106782232"/>
       <w:r>
         <w:rPr>
           <w:rFonts w:ascii="Times New Roman" w:hAnsi="Times New Roman"/>
@@ -4642,9 +7894,9 @@
         </w:rPr>
         <w:t xml:space="preserve">3 </w:t>
       </w:r>
-      <w:bookmarkStart w:id="21" w:name="_Toc13828069"/>
-      <w:bookmarkStart w:id="22" w:name="_Toc15300323"/>
-      <w:bookmarkStart w:id="23" w:name="_Toc13777338"/>
+      <w:bookmarkStart w:id="19" w:name="_Toc13828069"/>
+      <w:bookmarkStart w:id="20" w:name="_Toc15300323"/>
+      <w:bookmarkStart w:id="21" w:name="_Toc13777338"/>
       <w:r>
         <w:rPr>
           <w:rFonts w:ascii="Times New Roman" w:hAnsi="Times New Roman"/>
@@ -4655,20 +7907,22 @@
         </w:rPr>
         <w:t>Блок-схема алгоритма решения задачи</w:t>
       </w:r>
+      <w:bookmarkEnd w:id="18"/>
+      <w:bookmarkEnd w:id="19"/>
       <w:bookmarkEnd w:id="20"/>
       <w:bookmarkEnd w:id="21"/>
+    </w:p>
+    <w:p>
+      <w:pPr>
+        <w:jc w:val="center"/>
+        <w:rPr>
+          <w:rFonts w:ascii="Times New Roman" w:hAnsi="Times New Roman"/>
+          <w:sz w:val="28"/>
+          <w:szCs w:val="28"/>
+        </w:rPr>
+      </w:pPr>
+      <w:bookmarkStart w:id="22" w:name="_GoBack"/>
       <w:bookmarkEnd w:id="22"/>
-      <w:bookmarkEnd w:id="23"/>
-    </w:p>
-    <w:p>
-      <w:pPr>
-        <w:jc w:val="center"/>
-        <w:rPr>
-          <w:rFonts w:ascii="Times New Roman" w:hAnsi="Times New Roman"/>
-          <w:sz w:val="28"/>
-          <w:szCs w:val="28"/>
-        </w:rPr>
-      </w:pPr>
     </w:p>
     <w:p>
       <w:pPr>
@@ -4913,7 +8167,7 @@
           <w:szCs w:val="28"/>
         </w:rPr>
       </w:pPr>
-      <w:bookmarkStart w:id="24" w:name="_Toc106782233"/>
+      <w:bookmarkStart w:id="23" w:name="_Toc106782233"/>
       <w:r>
         <w:rPr>
           <w:rFonts w:ascii="Times New Roman" w:hAnsi="Times New Roman"/>
@@ -4925,9 +8179,9 @@
         <w:lastRenderedPageBreak/>
         <w:t>4</w:t>
       </w:r>
-      <w:bookmarkStart w:id="25" w:name="_Toc13828070"/>
-      <w:bookmarkStart w:id="26" w:name="_Toc15300324"/>
-      <w:bookmarkStart w:id="27" w:name="_Toc13777339"/>
+      <w:bookmarkStart w:id="24" w:name="_Toc13828070"/>
+      <w:bookmarkStart w:id="25" w:name="_Toc15300324"/>
+      <w:bookmarkStart w:id="26" w:name="_Toc13777339"/>
       <w:r>
         <w:rPr>
           <w:rFonts w:ascii="Times New Roman" w:hAnsi="Times New Roman"/>
@@ -4938,10 +8192,10 @@
         </w:rPr>
         <w:t xml:space="preserve"> Таблица тестов</w:t>
       </w:r>
+      <w:bookmarkEnd w:id="23"/>
       <w:bookmarkEnd w:id="24"/>
       <w:bookmarkEnd w:id="25"/>
       <w:bookmarkEnd w:id="26"/>
-      <w:bookmarkEnd w:id="27"/>
     </w:p>
     <w:p>
       <w:pPr>
@@ -4966,7 +8220,7 @@
         </w:rPr>
         <w:t xml:space="preserve">В соответствии с </w:t>
       </w:r>
-      <w:commentRangeStart w:id="28"/>
+      <w:commentRangeStart w:id="27"/>
       <w:r>
         <w:rPr>
           <w:rFonts w:ascii="Times New Roman" w:hAnsi="Times New Roman"/>
@@ -4976,13 +8230,13 @@
         </w:rPr>
         <w:t xml:space="preserve">рекомендованной стратегией тестирования </w:t>
       </w:r>
-      <w:commentRangeEnd w:id="28"/>
+      <w:commentRangeEnd w:id="27"/>
       <w:r>
         <w:rPr>
           <w:rStyle w:val="a4"/>
           <w:rFonts w:cs="Mangal"/>
         </w:rPr>
-        <w:commentReference w:id="28"/>
+        <w:commentReference w:id="27"/>
       </w:r>
       <w:r>
         <w:rPr>
@@ -4997,9 +8251,6 @@
     <w:p>
       <w:pPr>
         <w:spacing w:before="120" w:after="120"/>
-        <w:rPr>
-          <w:rFonts w:hint="eastAsia"/>
-        </w:rPr>
       </w:pPr>
       <w:r>
         <w:rPr>
@@ -5042,9 +8293,6 @@
                 <w:tab w:val="left" w:pos="709"/>
               </w:tabs>
               <w:jc w:val="center"/>
-              <w:rPr>
-                <w:rFonts w:hint="eastAsia"/>
-              </w:rPr>
             </w:pPr>
             <w:r>
               <w:rPr>
@@ -5072,9 +8320,6 @@
                 <w:tab w:val="left" w:pos="709"/>
               </w:tabs>
               <w:jc w:val="center"/>
-              <w:rPr>
-                <w:rFonts w:hint="eastAsia"/>
-              </w:rPr>
             </w:pPr>
             <w:r>
               <w:rPr>
@@ -5102,9 +8347,6 @@
                 <w:tab w:val="left" w:pos="709"/>
               </w:tabs>
               <w:jc w:val="center"/>
-              <w:rPr>
-                <w:rFonts w:hint="eastAsia"/>
-              </w:rPr>
             </w:pPr>
             <w:r>
               <w:rPr>
@@ -5167,9 +8409,6 @@
                 <w:tab w:val="left" w:pos="709"/>
               </w:tabs>
               <w:jc w:val="both"/>
-              <w:rPr>
-                <w:rFonts w:hint="eastAsia"/>
-              </w:rPr>
             </w:pPr>
             <w:proofErr w:type="spellStart"/>
             <w:r>
@@ -5226,9 +8465,6 @@
                 <w:tab w:val="left" w:pos="709"/>
               </w:tabs>
               <w:jc w:val="both"/>
-              <w:rPr>
-                <w:rFonts w:hint="eastAsia"/>
-              </w:rPr>
             </w:pPr>
             <w:proofErr w:type="spellStart"/>
             <w:r>
@@ -5314,7 +8550,6 @@
               </w:tabs>
               <w:jc w:val="both"/>
               <w:rPr>
-                <w:rFonts w:hint="eastAsia"/>
                 <w:lang w:val="en-US"/>
               </w:rPr>
             </w:pPr>
@@ -5367,9 +8602,6 @@
                 <w:tab w:val="left" w:pos="709"/>
               </w:tabs>
               <w:jc w:val="both"/>
-              <w:rPr>
-                <w:rFonts w:hint="eastAsia"/>
-              </w:rPr>
             </w:pPr>
             <w:proofErr w:type="spellStart"/>
             <w:r>
@@ -5448,9 +8680,6 @@
                 <w:tab w:val="left" w:pos="709"/>
               </w:tabs>
               <w:jc w:val="both"/>
-              <w:rPr>
-                <w:rFonts w:hint="eastAsia"/>
-              </w:rPr>
             </w:pPr>
           </w:p>
         </w:tc>
@@ -5471,9 +8700,6 @@
                 <w:tab w:val="left" w:pos="709"/>
               </w:tabs>
               <w:jc w:val="both"/>
-              <w:rPr>
-                <w:rFonts w:hint="eastAsia"/>
-              </w:rPr>
             </w:pPr>
           </w:p>
         </w:tc>
@@ -5501,9 +8727,6 @@
         </w:tabs>
         <w:ind w:firstLine="709"/>
         <w:jc w:val="both"/>
-        <w:rPr>
-          <w:rFonts w:hint="eastAsia"/>
-        </w:rPr>
       </w:pPr>
       <w:r>
         <w:rPr>
@@ -5533,35 +8756,12 @@
           <w:szCs w:val="28"/>
           <w:lang w:eastAsia="ru-RU"/>
         </w:rPr>
-        <w:t xml:space="preserve">Далее в таблицу были добавлены </w:t>
-      </w:r>
-      <w:proofErr w:type="gramStart"/>
-      <w:r>
-        <w:rPr>
-          <w:rFonts w:ascii="Times New Roman" w:hAnsi="Times New Roman"/>
-          <w:sz w:val="28"/>
-          <w:szCs w:val="28"/>
-          <w:lang w:eastAsia="ru-RU"/>
-        </w:rPr>
-        <w:t>тесты</w:t>
-      </w:r>
-      <w:proofErr w:type="gramEnd"/>
-      <w:r>
-        <w:rPr>
-          <w:rFonts w:ascii="Times New Roman" w:hAnsi="Times New Roman"/>
-          <w:sz w:val="28"/>
-          <w:szCs w:val="28"/>
-          <w:lang w:eastAsia="ru-RU"/>
-        </w:rPr>
-        <w:t xml:space="preserve"> полученные методом граничных значений для каждого правильного класса эквивалентности</w:t>
+        <w:t>Далее в таблицу были добавлены тесты полученные методом граничных значений для каждого правильного класса эквивалентности</w:t>
       </w:r>
     </w:p>
     <w:p>
       <w:pPr>
         <w:spacing w:before="120" w:after="120"/>
-        <w:rPr>
-          <w:rFonts w:hint="eastAsia"/>
-        </w:rPr>
       </w:pPr>
       <w:r>
         <w:rPr>
@@ -5605,9 +8805,6 @@
                 <w:tab w:val="left" w:pos="709"/>
               </w:tabs>
               <w:jc w:val="both"/>
-              <w:rPr>
-                <w:rFonts w:hint="eastAsia"/>
-              </w:rPr>
             </w:pPr>
             <w:r>
               <w:rPr>
@@ -5635,9 +8832,6 @@
                 <w:tab w:val="left" w:pos="709"/>
               </w:tabs>
               <w:jc w:val="center"/>
-              <w:rPr>
-                <w:rFonts w:hint="eastAsia"/>
-              </w:rPr>
             </w:pPr>
             <w:r>
               <w:rPr>
@@ -5665,9 +8859,6 @@
                 <w:tab w:val="left" w:pos="709"/>
               </w:tabs>
               <w:jc w:val="center"/>
-              <w:rPr>
-                <w:rFonts w:hint="eastAsia"/>
-              </w:rPr>
             </w:pPr>
             <w:r>
               <w:rPr>
@@ -5695,9 +8886,6 @@
                 <w:tab w:val="left" w:pos="709"/>
               </w:tabs>
               <w:jc w:val="center"/>
-              <w:rPr>
-                <w:rFonts w:hint="eastAsia"/>
-              </w:rPr>
             </w:pPr>
             <w:r>
               <w:rPr>
@@ -5730,9 +8918,6 @@
                 <w:tab w:val="left" w:pos="709"/>
               </w:tabs>
               <w:jc w:val="both"/>
-              <w:rPr>
-                <w:rFonts w:hint="eastAsia"/>
-              </w:rPr>
             </w:pPr>
             <w:r>
               <w:rPr>
@@ -5759,9 +8944,6 @@
               <w:tabs>
                 <w:tab w:val="left" w:pos="709"/>
               </w:tabs>
-              <w:rPr>
-                <w:rFonts w:hint="eastAsia"/>
-              </w:rPr>
             </w:pPr>
             <w:r>
               <w:rPr>
@@ -5784,11 +8966,6 @@
             <w:shd w:val="clear" w:color="auto" w:fill="auto"/>
           </w:tcPr>
           <w:p>
-            <w:pPr>
-              <w:rPr>
-                <w:rFonts w:hint="eastAsia"/>
-              </w:rPr>
-            </w:pPr>
             <w:proofErr w:type="spellStart"/>
             <w:r>
               <w:t>totalIncome</w:t>
@@ -5804,9 +8981,6 @@
                 <w:tab w:val="left" w:pos="709"/>
               </w:tabs>
               <w:jc w:val="both"/>
-              <w:rPr>
-                <w:rFonts w:hint="eastAsia"/>
-              </w:rPr>
             </w:pPr>
             <w:proofErr w:type="spellStart"/>
             <w:r>
@@ -5826,9 +9000,6 @@
                 <w:tab w:val="left" w:pos="709"/>
               </w:tabs>
               <w:jc w:val="both"/>
-              <w:rPr>
-                <w:rFonts w:hint="eastAsia"/>
-              </w:rPr>
             </w:pPr>
             <w:proofErr w:type="spellStart"/>
             <w:r>
@@ -5857,7 +9028,6 @@
           <w:p>
             <w:pPr>
               <w:rPr>
-                <w:rFonts w:hint="eastAsia"/>
                 <w:lang w:val="en-US"/>
               </w:rPr>
             </w:pPr>
@@ -5882,9 +9052,6 @@
                 <w:tab w:val="left" w:pos="709"/>
               </w:tabs>
               <w:jc w:val="both"/>
-              <w:rPr>
-                <w:rFonts w:hint="eastAsia"/>
-              </w:rPr>
             </w:pPr>
             <w:proofErr w:type="spellStart"/>
             <w:r>
@@ -5924,9 +9091,6 @@
                 <w:tab w:val="left" w:pos="709"/>
               </w:tabs>
               <w:jc w:val="both"/>
-              <w:rPr>
-                <w:rFonts w:hint="eastAsia"/>
-              </w:rPr>
             </w:pPr>
             <w:r>
               <w:rPr>
@@ -5953,9 +9117,6 @@
               <w:tabs>
                 <w:tab w:val="left" w:pos="709"/>
               </w:tabs>
-              <w:rPr>
-                <w:rFonts w:hint="eastAsia"/>
-              </w:rPr>
             </w:pPr>
             <w:r>
               <w:rPr>
@@ -5978,11 +9139,6 @@
             <w:shd w:val="clear" w:color="auto" w:fill="auto"/>
           </w:tcPr>
           <w:p>
-            <w:pPr>
-              <w:rPr>
-                <w:rFonts w:hint="eastAsia"/>
-              </w:rPr>
-            </w:pPr>
             <w:proofErr w:type="spellStart"/>
             <w:r>
               <w:t>totalIncome</w:t>
@@ -5998,9 +9154,6 @@
                 <w:tab w:val="left" w:pos="709"/>
               </w:tabs>
               <w:jc w:val="both"/>
-              <w:rPr>
-                <w:rFonts w:hint="eastAsia"/>
-              </w:rPr>
             </w:pPr>
             <w:proofErr w:type="spellStart"/>
             <w:r>
@@ -6020,9 +9173,6 @@
                 <w:tab w:val="left" w:pos="709"/>
               </w:tabs>
               <w:jc w:val="both"/>
-              <w:rPr>
-                <w:rFonts w:hint="eastAsia"/>
-              </w:rPr>
             </w:pPr>
             <w:proofErr w:type="spellStart"/>
             <w:r>
@@ -6054,11 +9204,6 @@
             <w:shd w:val="clear" w:color="auto" w:fill="auto"/>
           </w:tcPr>
           <w:p>
-            <w:pPr>
-              <w:rPr>
-                <w:rFonts w:hint="eastAsia"/>
-              </w:rPr>
-            </w:pPr>
             <w:r>
               <w:t>Сообщение «Количество сотрудников должно быть больше 0»</w:t>
             </w:r>
@@ -6086,9 +9231,6 @@
                 <w:tab w:val="left" w:pos="709"/>
               </w:tabs>
               <w:jc w:val="both"/>
-              <w:rPr>
-                <w:rFonts w:hint="eastAsia"/>
-              </w:rPr>
             </w:pPr>
             <w:r>
               <w:rPr>
@@ -6115,9 +9257,6 @@
               <w:tabs>
                 <w:tab w:val="left" w:pos="709"/>
               </w:tabs>
-              <w:rPr>
-                <w:rFonts w:hint="eastAsia"/>
-              </w:rPr>
             </w:pPr>
             <w:r>
               <w:rPr>
@@ -6140,11 +9279,6 @@
             <w:shd w:val="clear" w:color="auto" w:fill="auto"/>
           </w:tcPr>
           <w:p>
-            <w:pPr>
-              <w:rPr>
-                <w:rFonts w:hint="eastAsia"/>
-              </w:rPr>
-            </w:pPr>
             <w:proofErr w:type="spellStart"/>
             <w:r>
               <w:t>totalIncome</w:t>
@@ -6160,9 +9294,6 @@
                 <w:tab w:val="left" w:pos="709"/>
               </w:tabs>
               <w:jc w:val="both"/>
-              <w:rPr>
-                <w:rFonts w:hint="eastAsia"/>
-              </w:rPr>
             </w:pPr>
             <w:proofErr w:type="spellStart"/>
             <w:r>
@@ -6182,9 +9313,6 @@
                 <w:tab w:val="left" w:pos="709"/>
               </w:tabs>
               <w:jc w:val="both"/>
-              <w:rPr>
-                <w:rFonts w:hint="eastAsia"/>
-              </w:rPr>
             </w:pPr>
             <w:proofErr w:type="spellStart"/>
             <w:r>
@@ -6216,11 +9344,6 @@
             <w:shd w:val="clear" w:color="auto" w:fill="auto"/>
           </w:tcPr>
           <w:p>
-            <w:pPr>
-              <w:rPr>
-                <w:rFonts w:hint="eastAsia"/>
-              </w:rPr>
-            </w:pPr>
             <w:r>
               <w:t>Сообщение «Оклад сотрудников должен быть больше 0»</w:t>
             </w:r>
@@ -6245,9 +9368,6 @@
     <w:p>
       <w:pPr>
         <w:jc w:val="both"/>
-        <w:rPr>
-          <w:rFonts w:hint="eastAsia"/>
-        </w:rPr>
       </w:pPr>
       <w:r>
         <w:rPr>
@@ -6280,9 +9400,6 @@
     <w:p>
       <w:pPr>
         <w:jc w:val="center"/>
-        <w:rPr>
-          <w:rFonts w:hint="eastAsia"/>
-        </w:rPr>
       </w:pPr>
       <w:r>
         <w:rPr>
@@ -6359,9 +9476,6 @@
     <w:p>
       <w:pPr>
         <w:jc w:val="both"/>
-        <w:rPr>
-          <w:rFonts w:hint="eastAsia"/>
-        </w:rPr>
       </w:pPr>
       <w:r>
         <w:rPr>
@@ -6428,11 +9542,6 @@
       </w:r>
     </w:p>
     <w:p>
-      <w:pPr>
-        <w:rPr>
-          <w:rFonts w:hint="eastAsia"/>
-        </w:rPr>
-      </w:pPr>
       <w:r>
         <w:rPr>
           <w:rFonts w:ascii="Times New Roman" w:hAnsi="Times New Roman"/>
@@ -6448,11 +9557,6 @@
       </w:r>
     </w:p>
     <w:p>
-      <w:pPr>
-        <w:rPr>
-          <w:rFonts w:hint="eastAsia"/>
-        </w:rPr>
-      </w:pPr>
       <w:r>
         <w:rPr>
           <w:rFonts w:ascii="Times New Roman" w:hAnsi="Times New Roman"/>
@@ -6495,9 +9599,6 @@
     <w:p>
       <w:pPr>
         <w:jc w:val="both"/>
-        <w:rPr>
-          <w:rFonts w:hint="eastAsia"/>
-        </w:rPr>
       </w:pPr>
       <w:r>
         <w:rPr>
@@ -6507,7 +9608,7 @@
         </w:rPr>
         <w:t xml:space="preserve">Алгоритм был реализован на языке программирования C, код доступен по ссылке  </w:t>
       </w:r>
-      <w:commentRangeStart w:id="29"/>
+      <w:commentRangeStart w:id="28"/>
       <w:r>
         <w:rPr>
           <w:rStyle w:val="ab"/>
@@ -6553,13 +9654,13 @@
         </w:rPr>
         <w:fldChar w:fldCharType="end"/>
       </w:r>
-      <w:commentRangeEnd w:id="29"/>
+      <w:commentRangeEnd w:id="28"/>
       <w:r>
         <w:rPr>
           <w:rStyle w:val="a4"/>
           <w:rFonts w:cs="Mangal"/>
         </w:rPr>
-        <w:commentReference w:id="29"/>
+        <w:commentReference w:id="28"/>
       </w:r>
       <w:r>
         <w:rPr>
@@ -6570,13 +9671,7 @@
         <w:t xml:space="preserve"> </w:t>
       </w:r>
     </w:p>
-    <w:p>
-      <w:pPr>
-        <w:rPr>
-          <w:rFonts w:hint="eastAsia"/>
-        </w:rPr>
-      </w:pPr>
-    </w:p>
+    <w:p/>
     <w:p>
       <w:pPr>
         <w:spacing w:line="285" w:lineRule="atLeast"/>
@@ -6880,7 +9975,6 @@
         </w:rPr>
       </w:pPr>
       <w:proofErr w:type="spellStart"/>
-      <w:proofErr w:type="gramStart"/>
       <w:r>
         <w:rPr>
           <w:rFonts w:ascii="Courier New" w:hAnsi="Courier New" w:cs="Courier New"/>
@@ -6900,7 +9994,6 @@
         </w:rPr>
         <w:t>(</w:t>
       </w:r>
-      <w:proofErr w:type="gramEnd"/>
       <w:r>
         <w:rPr>
           <w:rFonts w:ascii="Courier New" w:hAnsi="Courier New" w:cs="Courier New"/>
@@ -6951,7 +10044,6 @@
         <w:t xml:space="preserve"> (</w:t>
       </w:r>
       <w:proofErr w:type="spellStart"/>
-      <w:proofErr w:type="gramStart"/>
       <w:r>
         <w:rPr>
           <w:rFonts w:ascii="Courier New" w:hAnsi="Courier New" w:cs="Courier New"/>
@@ -6971,7 +10063,6 @@
         </w:rPr>
         <w:t>(</w:t>
       </w:r>
-      <w:proofErr w:type="gramEnd"/>
       <w:r>
         <w:rPr>
           <w:rFonts w:ascii="Courier New" w:hAnsi="Courier New" w:cs="Courier New"/>
@@ -7006,8 +10097,19 @@
           <w:sz w:val="20"/>
           <w:szCs w:val="20"/>
         </w:rPr>
-        <w:t xml:space="preserve">){ </w:t>
-      </w:r>
+        <w:t>)</w:t>
+      </w:r>
+      <w:proofErr w:type="gramStart"/>
+      <w:r>
+        <w:rPr>
+          <w:rFonts w:ascii="Courier New" w:hAnsi="Courier New" w:cs="Courier New"/>
+          <w:color w:val="000000"/>
+          <w:sz w:val="20"/>
+          <w:szCs w:val="20"/>
+        </w:rPr>
+        <w:t xml:space="preserve">{ </w:t>
+      </w:r>
+      <w:proofErr w:type="gramEnd"/>
       <w:r>
         <w:rPr>
           <w:rFonts w:ascii="Courier New" w:hAnsi="Courier New" w:cs="Courier New"/>
@@ -7058,7 +10160,6 @@
         </w:rPr>
         <w:t>(</w:t>
       </w:r>
-      <w:proofErr w:type="gramEnd"/>
       <w:r>
         <w:rPr>
           <w:rFonts w:ascii="Courier New" w:hAnsi="Courier New" w:cs="Courier New"/>
@@ -7066,7 +10167,17 @@
           <w:sz w:val="20"/>
           <w:szCs w:val="20"/>
         </w:rPr>
-        <w:t>"Ошибка! Нужно ввести число."</w:t>
+        <w:t>"Ошибка!</w:t>
+      </w:r>
+      <w:proofErr w:type="gramEnd"/>
+      <w:r>
+        <w:rPr>
+          <w:rFonts w:ascii="Courier New" w:hAnsi="Courier New" w:cs="Courier New"/>
+          <w:color w:val="A31515"/>
+          <w:sz w:val="20"/>
+          <w:szCs w:val="20"/>
+        </w:rPr>
+        <w:t xml:space="preserve"> Нужно ввести число."</w:t>
       </w:r>
       <w:r>
         <w:rPr>
@@ -8296,7 +11407,6 @@
         </w:rPr>
         <w:t>(</w:t>
       </w:r>
-      <w:proofErr w:type="gramEnd"/>
       <w:r>
         <w:rPr>
           <w:rFonts w:ascii="Courier New" w:hAnsi="Courier New" w:cs="Courier New"/>
@@ -8304,7 +11414,17 @@
           <w:sz w:val="20"/>
           <w:szCs w:val="20"/>
         </w:rPr>
-        <w:t>"Ошибка! Деление на ноль."</w:t>
+        <w:t>"Ошибка!</w:t>
+      </w:r>
+      <w:proofErr w:type="gramEnd"/>
+      <w:r>
+        <w:rPr>
+          <w:rFonts w:ascii="Courier New" w:hAnsi="Courier New" w:cs="Courier New"/>
+          <w:color w:val="A31515"/>
+          <w:sz w:val="20"/>
+          <w:szCs w:val="20"/>
+        </w:rPr>
+        <w:t xml:space="preserve"> Деление на ноль."</w:t>
       </w:r>
       <w:r>
         <w:rPr>
@@ -8538,6 +11658,7 @@
           <w:color w:val="000000"/>
           <w:sz w:val="21"/>
           <w:highlight w:val="yellow"/>
+          <w:lang w:val="en-US"/>
         </w:rPr>
       </w:pPr>
       <w:proofErr w:type="gramStart"/>
@@ -8558,6 +11679,7 @@
           <w:color w:val="000000"/>
           <w:sz w:val="20"/>
           <w:szCs w:val="20"/>
+          <w:lang w:val="en-US"/>
         </w:rPr>
         <w:t xml:space="preserve"> </w:t>
       </w:r>
@@ -8567,6 +11689,7 @@
           <w:color w:val="09885A"/>
           <w:sz w:val="20"/>
           <w:szCs w:val="20"/>
+          <w:lang w:val="en-US"/>
         </w:rPr>
         <w:t>0</w:t>
       </w:r>
@@ -8576,6 +11699,7 @@
           <w:color w:val="000000"/>
           <w:sz w:val="20"/>
           <w:szCs w:val="20"/>
+          <w:lang w:val="en-US"/>
         </w:rPr>
         <w:t>;</w:t>
       </w:r>
@@ -8603,32 +11727,15 @@
     <w:p>
       <w:pPr>
         <w:rPr>
-          <w:rFonts w:ascii="Droid Sans Mono;monospace;monos" w:hAnsi="Droid Sans Mono;monospace;monos" w:hint="eastAsia"/>
+          <w:rFonts w:ascii="Droid Sans Mono;monospace;monos" w:hAnsi="Droid Sans Mono;monospace;monos"/>
           <w:color w:val="000000"/>
           <w:sz w:val="21"/>
         </w:rPr>
       </w:pPr>
     </w:p>
-    <w:p>
-      <w:pPr>
-        <w:rPr>
-          <w:rFonts w:hint="eastAsia"/>
-        </w:rPr>
-      </w:pPr>
-    </w:p>
-    <w:p>
-      <w:pPr>
-        <w:rPr>
-          <w:rFonts w:hint="eastAsia"/>
-        </w:rPr>
-      </w:pPr>
-    </w:p>
-    <w:p>
-      <w:pPr>
-        <w:rPr>
-          <w:rFonts w:hint="eastAsia"/>
-        </w:rPr>
-      </w:pPr>
+    <w:p/>
+    <w:p/>
+    <w:p>
       <w:r>
         <w:rPr>
           <w:b/>
@@ -8643,11 +11750,6 @@
       </w:r>
     </w:p>
     <w:p>
-      <w:pPr>
-        <w:rPr>
-          <w:rFonts w:hint="eastAsia"/>
-        </w:rPr>
-      </w:pPr>
       <w:r>
         <w:rPr>
           <w:rFonts w:ascii="Times New Roman" w:hAnsi="Times New Roman"/>
@@ -8689,7 +11791,7 @@
         </w:rPr>
         <w:tab/>
       </w:r>
-      <w:bookmarkStart w:id="30" w:name="_Toc106782234"/>
+      <w:bookmarkStart w:id="29" w:name="_Toc106782234"/>
       <w:r>
         <w:rPr>
           <w:rFonts w:ascii="Times New Roman" w:hAnsi="Times New Roman"/>
@@ -8698,7 +11800,7 @@
         </w:rPr>
         <w:t>Выполним асимптотическую оценку функции сложности алгоритма.</w:t>
       </w:r>
-      <w:bookmarkEnd w:id="30"/>
+      <w:bookmarkEnd w:id="29"/>
     </w:p>
     <w:p>
       <w:pPr>
@@ -8706,9 +11808,6 @@
           <w:tab w:val="left" w:pos="720"/>
         </w:tabs>
         <w:spacing w:before="80" w:after="80"/>
-        <w:rPr>
-          <w:rFonts w:hint="eastAsia"/>
-        </w:rPr>
       </w:pPr>
       <w:r>
         <w:rPr>
@@ -8727,7 +11826,6 @@
         </w:tabs>
         <w:spacing w:before="80" w:after="80"/>
         <w:rPr>
-          <w:rFonts w:hint="eastAsia"/>
           <w:lang w:val="en-US"/>
         </w:rPr>
       </w:pPr>
@@ -8768,7 +11866,6 @@
         </w:tabs>
         <w:spacing w:before="80" w:after="80"/>
         <w:rPr>
-          <w:rFonts w:hint="eastAsia"/>
           <w:lang w:val="en-US"/>
         </w:rPr>
       </w:pPr>
@@ -8917,6 +12014,7 @@
           <w:szCs w:val="28"/>
         </w:rPr>
       </w:pPr>
+      <w:proofErr w:type="gramStart"/>
       <w:r>
         <w:rPr>
           <w:rFonts w:ascii="Courier New" w:hAnsi="Courier New"/>
@@ -8934,7 +12032,6 @@
         <w:tab/>
       </w:r>
       <w:proofErr w:type="spellStart"/>
-      <w:proofErr w:type="gramStart"/>
       <w:r>
         <w:rPr>
           <w:rFonts w:ascii="Courier New" w:hAnsi="Courier New"/>
@@ -8950,7 +12047,7 @@
           <w:sz w:val="16"/>
           <w:szCs w:val="16"/>
         </w:rPr>
-        <w:t>(</w:t>
+        <w:t>(«Ошибка!</w:t>
       </w:r>
       <w:proofErr w:type="gramEnd"/>
       <w:r>
@@ -8959,7 +12056,7 @@
           <w:sz w:val="16"/>
           <w:szCs w:val="16"/>
         </w:rPr>
-        <w:t>«Ошибка! Нужно ввести число.»)</w:t>
+        <w:t xml:space="preserve"> Нужно ввести число.»)</w:t>
       </w:r>
     </w:p>
     <w:p>
@@ -8992,27 +12089,7 @@
           <w:lang w:val="en-US"/>
         </w:rPr>
         <w:tab/>
-        <w:t xml:space="preserve">return </w:t>
-      </w:r>
-      <w:proofErr w:type="gramStart"/>
-      <w:r>
-        <w:rPr>
-          <w:rFonts w:ascii="Courier New" w:hAnsi="Courier New"/>
-          <w:sz w:val="16"/>
-          <w:szCs w:val="16"/>
-          <w:lang w:val="en-US"/>
-        </w:rPr>
-        <w:t>1</w:t>
-      </w:r>
-      <w:proofErr w:type="gramEnd"/>
-      <w:r>
-        <w:rPr>
-          <w:rFonts w:ascii="Courier New" w:hAnsi="Courier New"/>
-          <w:sz w:val="16"/>
-          <w:szCs w:val="16"/>
-          <w:lang w:val="en-US"/>
-        </w:rPr>
-        <w:t>}</w:t>
+        <w:t>return 1}</w:t>
       </w:r>
     </w:p>
     <w:p>
@@ -10105,9 +13182,28 @@
           <w:szCs w:val="28"/>
         </w:rPr>
         <w:tab/>
-        <w:t xml:space="preserve">Проанализировав псевдокод, видим, что размер входных данных для алгоритма является постоянным, следовательно, алгоритм не зависит от объема входных данных. В результате выполнения алгоритма каждый из операторов 1-24 выполняется не более одного раза. Исходя из вышесказанного, можно заключить, что алгоритм имеет постоянное время выполнения. Используя О-нотацию, верхняя асимптотическая граница функции сложности исследуемого алгоритма записывается как </w:t>
+        <w:t xml:space="preserve">Проанализировав псевдокод, видим, что размер входных данных для алгоритма является постоянным, следовательно, алгоритм не зависит от объема входных данных. В результате выполнения алгоритма каждый из операторов 1-24 выполняется не более одного раза. Исходя из вышесказанного, можно заключить, что алгоритм имеет постоянное время выполнения. Используя </w:t>
       </w:r>
       <w:proofErr w:type="gramStart"/>
+      <w:r>
+        <w:rPr>
+          <w:rFonts w:ascii="Times New Roman" w:hAnsi="Times New Roman"/>
+          <w:color w:val="000000"/>
+          <w:sz w:val="28"/>
+          <w:szCs w:val="28"/>
+        </w:rPr>
+        <w:t>О-нотацию</w:t>
+      </w:r>
+      <w:proofErr w:type="gramEnd"/>
+      <w:r>
+        <w:rPr>
+          <w:rFonts w:ascii="Times New Roman" w:hAnsi="Times New Roman"/>
+          <w:color w:val="000000"/>
+          <w:sz w:val="28"/>
+          <w:szCs w:val="28"/>
+        </w:rPr>
+        <w:t xml:space="preserve">, верхняя асимптотическая граница функции сложности исследуемого алгоритма записывается как </w:t>
+      </w:r>
       <w:r>
         <w:rPr>
           <w:rFonts w:ascii="Times New Roman" w:hAnsi="Times New Roman"/>
@@ -10117,19 +13213,7 @@
           <w:sz w:val="28"/>
           <w:szCs w:val="28"/>
         </w:rPr>
-        <w:t>O(</w:t>
-      </w:r>
-      <w:proofErr w:type="gramEnd"/>
-      <w:r>
-        <w:rPr>
-          <w:rFonts w:ascii="Times New Roman" w:hAnsi="Times New Roman"/>
-          <w:b/>
-          <w:bCs/>
-          <w:color w:val="000000"/>
-          <w:sz w:val="28"/>
-          <w:szCs w:val="28"/>
-        </w:rPr>
-        <w:t>1)</w:t>
+        <w:t>O(1)</w:t>
       </w:r>
       <w:r>
         <w:rPr>
@@ -10160,9 +13244,6 @@
           <w:tab w:val="left" w:pos="720"/>
         </w:tabs>
         <w:spacing w:before="80" w:after="80"/>
-        <w:rPr>
-          <w:rFonts w:hint="eastAsia"/>
-        </w:rPr>
       </w:pPr>
       <w:r>
         <w:rPr>
@@ -10182,9 +13263,6 @@
           <w:tab w:val="left" w:pos="720"/>
         </w:tabs>
         <w:spacing w:before="80" w:after="80"/>
-        <w:rPr>
-          <w:rFonts w:hint="eastAsia"/>
-        </w:rPr>
       </w:pPr>
       <w:r>
         <w:rPr>
@@ -10210,8 +13288,6 @@
           <w:szCs w:val="28"/>
         </w:rPr>
       </w:pPr>
-      <w:bookmarkStart w:id="31" w:name="_GoBack"/>
-      <w:bookmarkEnd w:id="31"/>
     </w:p>
     <w:p>
       <w:pPr>
@@ -10238,9 +13314,6 @@
     <w:p>
       <w:pPr>
         <w:spacing w:before="120" w:after="120"/>
-        <w:rPr>
-          <w:rFonts w:hint="eastAsia"/>
-        </w:rPr>
       </w:pPr>
       <w:r>
         <w:rPr>
@@ -10420,9 +13493,6 @@
                 <w:tab w:val="left" w:pos="709"/>
               </w:tabs>
               <w:jc w:val="both"/>
-              <w:rPr>
-                <w:rFonts w:hint="eastAsia"/>
-              </w:rPr>
             </w:pPr>
             <w:r>
               <w:rPr>
@@ -10531,9 +13601,6 @@
                 <w:tab w:val="left" w:pos="709"/>
               </w:tabs>
               <w:jc w:val="both"/>
-              <w:rPr>
-                <w:rFonts w:hint="eastAsia"/>
-              </w:rPr>
             </w:pPr>
             <w:r>
               <w:rPr>
@@ -10642,9 +13709,6 @@
                 <w:tab w:val="left" w:pos="709"/>
               </w:tabs>
               <w:jc w:val="both"/>
-              <w:rPr>
-                <w:rFonts w:hint="eastAsia"/>
-              </w:rPr>
             </w:pPr>
             <w:r>
               <w:rPr>
@@ -10753,9 +13817,6 @@
                 <w:tab w:val="left" w:pos="709"/>
               </w:tabs>
               <w:jc w:val="both"/>
-              <w:rPr>
-                <w:rFonts w:hint="eastAsia"/>
-              </w:rPr>
             </w:pPr>
             <w:r>
               <w:rPr>
@@ -10864,9 +13925,6 @@
                 <w:tab w:val="left" w:pos="709"/>
               </w:tabs>
               <w:jc w:val="both"/>
-              <w:rPr>
-                <w:rFonts w:hint="eastAsia"/>
-              </w:rPr>
             </w:pPr>
             <w:r>
               <w:rPr>
@@ -10975,9 +14033,6 @@
                 <w:tab w:val="left" w:pos="709"/>
               </w:tabs>
               <w:jc w:val="both"/>
-              <w:rPr>
-                <w:rFonts w:hint="eastAsia"/>
-              </w:rPr>
             </w:pPr>
             <w:r>
               <w:rPr>
@@ -11086,9 +14141,6 @@
                 <w:tab w:val="left" w:pos="709"/>
               </w:tabs>
               <w:jc w:val="both"/>
-              <w:rPr>
-                <w:rFonts w:hint="eastAsia"/>
-              </w:rPr>
             </w:pPr>
             <w:r>
               <w:rPr>
@@ -11197,9 +14249,6 @@
                 <w:tab w:val="left" w:pos="709"/>
               </w:tabs>
               <w:jc w:val="both"/>
-              <w:rPr>
-                <w:rFonts w:hint="eastAsia"/>
-              </w:rPr>
             </w:pPr>
             <w:r>
               <w:rPr>
@@ -11307,9 +14356,6 @@
                 <w:tab w:val="left" w:pos="709"/>
               </w:tabs>
               <w:jc w:val="both"/>
-              <w:rPr>
-                <w:rFonts w:hint="eastAsia"/>
-              </w:rPr>
             </w:pPr>
             <w:r>
               <w:rPr>
@@ -12249,9 +15295,6 @@
           <w:tab w:val="left" w:pos="720"/>
         </w:tabs>
         <w:spacing w:before="80" w:after="80"/>
-        <w:rPr>
-          <w:rFonts w:hint="eastAsia"/>
-        </w:rPr>
       </w:pPr>
       <w:r>
         <w:rPr>
@@ -12404,9 +15447,6 @@
           <w:tab w:val="left" w:pos="720"/>
         </w:tabs>
         <w:spacing w:before="80" w:after="80"/>
-        <w:rPr>
-          <w:rFonts w:hint="eastAsia"/>
-        </w:rPr>
       </w:pPr>
       <w:r>
         <w:rPr>
@@ -12476,7 +15516,6 @@
         <w:spacing w:before="80" w:after="80"/>
         <w:jc w:val="center"/>
         <w:rPr>
-          <w:rFonts w:hint="eastAsia"/>
           <w:b/>
           <w:bCs/>
           <w:sz w:val="28"/>
@@ -12503,7 +15542,6 @@
         <w:contextualSpacing/>
         <w:jc w:val="both"/>
         <w:rPr>
-          <w:rFonts w:hint="eastAsia"/>
           <w:highlight w:val="yellow"/>
         </w:rPr>
       </w:pPr>
@@ -12515,7 +15553,7 @@
         </w:rPr>
         <w:tab/>
       </w:r>
-      <w:commentRangeStart w:id="32"/>
+      <w:commentRangeStart w:id="30"/>
       <w:r>
         <w:rPr>
           <w:rFonts w:ascii="Times New Roman" w:hAnsi="Times New Roman"/>
@@ -12629,7 +15667,6 @@
         <w:contextualSpacing/>
         <w:jc w:val="both"/>
         <w:rPr>
-          <w:rFonts w:hint="eastAsia"/>
           <w:highlight w:val="yellow"/>
         </w:rPr>
       </w:pPr>
@@ -12651,9 +15688,6 @@
         </w:tabs>
         <w:contextualSpacing/>
         <w:jc w:val="both"/>
-        <w:rPr>
-          <w:rFonts w:hint="eastAsia"/>
-        </w:rPr>
       </w:pPr>
       <w:r>
         <w:rPr>
@@ -12665,13 +15699,13 @@
         <w:tab/>
         <w:t>Все цели практики достигнуты.</w:t>
       </w:r>
-      <w:commentRangeEnd w:id="32"/>
+      <w:commentRangeEnd w:id="30"/>
       <w:r>
         <w:rPr>
           <w:rStyle w:val="a4"/>
           <w:rFonts w:cs="Mangal"/>
         </w:rPr>
-        <w:commentReference w:id="32"/>
+        <w:commentReference w:id="30"/>
       </w:r>
     </w:p>
     <w:p>
@@ -12699,7 +15733,6 @@
         <w:spacing w:before="80" w:after="80"/>
         <w:jc w:val="center"/>
         <w:rPr>
-          <w:rFonts w:hint="eastAsia"/>
           <w:b/>
           <w:bCs/>
           <w:sz w:val="28"/>
@@ -12732,7 +15765,7 @@
           <w:rFonts w:hint="eastAsia"/>
         </w:rPr>
       </w:pPr>
-      <w:commentRangeStart w:id="33"/>
+      <w:commentRangeStart w:id="31"/>
       <w:r>
         <w:rPr>
           <w:rFonts w:ascii="Times New Roman" w:hAnsi="Times New Roman"/>
@@ -12783,13 +15816,13 @@
         </w:rPr>
         <w:t xml:space="preserve"> (дата обращения: 29.06.20)  </w:t>
       </w:r>
-      <w:commentRangeEnd w:id="33"/>
+      <w:commentRangeEnd w:id="31"/>
       <w:r>
         <w:rPr>
           <w:rStyle w:val="a4"/>
           <w:rFonts w:cs="Mangal"/>
         </w:rPr>
-        <w:commentReference w:id="33"/>
+        <w:commentReference w:id="31"/>
       </w:r>
     </w:p>
     <w:p/>
@@ -12804,7 +15837,7 @@
 </file>
 
 <file path=word/comments.xml><?xml version="1.0" encoding="utf-8"?>
-<w:comments xmlns:wpc="http://schemas.microsoft.com/office/word/2010/wordprocessingCanvas" xmlns:cx="http://schemas.microsoft.com/office/drawing/2014/chartex" xmlns:cx1="http://schemas.microsoft.com/office/drawing/2015/9/8/chartex" xmlns:mc="http://schemas.openxmlformats.org/markup-compatibility/2006" xmlns:o="urn:schemas-microsoft-com:office:office" xmlns:r="http://schemas.openxmlformats.org/officeDocument/2006/relationships" xmlns:m="http://schemas.openxmlformats.org/officeDocument/2006/math" xmlns:v="urn:schemas-microsoft-com:vml" xmlns:wp14="http://schemas.microsoft.com/office/word/2010/wordprocessingDrawing" xmlns:wp="http://schemas.openxmlformats.org/drawingml/2006/wordprocessingDrawing" xmlns:w10="urn:schemas-microsoft-com:office:word" xmlns:w="http://schemas.openxmlformats.org/wordprocessingml/2006/main" xmlns:w14="http://schemas.microsoft.com/office/word/2010/wordml" xmlns:w15="http://schemas.microsoft.com/office/word/2012/wordml" xmlns:w16se="http://schemas.microsoft.com/office/word/2015/wordml/symex" xmlns:wpg="http://schemas.microsoft.com/office/word/2010/wordprocessingGroup" xmlns:wpi="http://schemas.microsoft.com/office/word/2010/wordprocessingInk" xmlns:wne="http://schemas.microsoft.com/office/word/2006/wordml" xmlns:wps="http://schemas.microsoft.com/office/word/2010/wordprocessingShape" mc:Ignorable="w14 w15 w16se wp14">
+<w:comments xmlns:wpc="http://schemas.microsoft.com/office/word/2010/wordprocessingCanvas" xmlns:mc="http://schemas.openxmlformats.org/markup-compatibility/2006" xmlns:o="urn:schemas-microsoft-com:office:office" xmlns:r="http://schemas.openxmlformats.org/officeDocument/2006/relationships" xmlns:m="http://schemas.openxmlformats.org/officeDocument/2006/math" xmlns:v="urn:schemas-microsoft-com:vml" xmlns:wp14="http://schemas.microsoft.com/office/word/2010/wordprocessingDrawing" xmlns:wp="http://schemas.openxmlformats.org/drawingml/2006/wordprocessingDrawing" xmlns:w10="urn:schemas-microsoft-com:office:word" xmlns:w="http://schemas.openxmlformats.org/wordprocessingml/2006/main" xmlns:w14="http://schemas.microsoft.com/office/word/2010/wordml" xmlns:wpg="http://schemas.microsoft.com/office/word/2010/wordprocessingGroup" xmlns:wpi="http://schemas.microsoft.com/office/word/2010/wordprocessingInk" xmlns:wne="http://schemas.microsoft.com/office/word/2006/wordml" xmlns:wps="http://schemas.microsoft.com/office/word/2010/wordprocessingShape" mc:Ignorable="w14 wp14">
   <w:comment w:id="0" w:author="Аршинский Вадим Леонидович" w:date="2023-04-21T18:57:00Z" w:initials="АВЛ">
     <w:p>
       <w:pPr>
@@ -12833,15 +15866,7 @@
         <w:annotationRef/>
       </w:r>
       <w:r>
-        <w:t xml:space="preserve">Тут ФИО и </w:t>
-      </w:r>
-      <w:proofErr w:type="gramStart"/>
-      <w:r>
-        <w:t>должность  руководителя</w:t>
-      </w:r>
-      <w:proofErr w:type="gramEnd"/>
-      <w:r>
-        <w:t xml:space="preserve"> практики из приказа</w:t>
+        <w:t>Тут ФИО и должность  руководителя практики из приказа</w:t>
       </w:r>
     </w:p>
   </w:comment>
@@ -12893,7 +15918,36 @@
       </w:r>
     </w:p>
   </w:comment>
-  <w:comment w:id="10" w:author="Студент" w:date="2023-06-29T12:06:00Z" w:initials="С">
+  <w:comment w:id="27" w:author="Студент" w:date="2023-06-29T12:08:00Z" w:initials="С">
+    <w:p>
+      <w:pPr>
+        <w:pStyle w:val="a5"/>
+        <w:rPr>
+          <w:rFonts w:ascii="Times New Roman" w:hAnsi="Times New Roman" w:cs="Times New Roman"/>
+          <w:sz w:val="24"/>
+          <w:szCs w:val="24"/>
+        </w:rPr>
+      </w:pPr>
+      <w:r>
+        <w:rPr>
+          <w:rStyle w:val="a4"/>
+          <w:rFonts w:ascii="Times New Roman" w:hAnsi="Times New Roman" w:cs="Times New Roman"/>
+          <w:sz w:val="24"/>
+          <w:szCs w:val="24"/>
+        </w:rPr>
+        <w:annotationRef/>
+      </w:r>
+      <w:r>
+        <w:rPr>
+          <w:rFonts w:ascii="Times New Roman" w:hAnsi="Times New Roman" w:cs="Times New Roman"/>
+          <w:sz w:val="24"/>
+          <w:szCs w:val="24"/>
+        </w:rPr>
+        <w:t>должна быть описана</w:t>
+      </w:r>
+    </w:p>
+  </w:comment>
+  <w:comment w:id="28" w:author="Студент" w:date="2023-06-29T12:09:00Z" w:initials="С">
     <w:p>
       <w:pPr>
         <w:pStyle w:val="a5"/>
@@ -12912,83 +15966,26 @@
         <w:rPr>
           <w:rFonts w:ascii="Times New Roman" w:hAnsi="Times New Roman" w:cs="Times New Roman"/>
         </w:rPr>
-        <w:t xml:space="preserve">Скорректировать в </w:t>
+        <w:t xml:space="preserve">можно заменить на ссылку на </w:t>
       </w:r>
       <w:proofErr w:type="spellStart"/>
       <w:r>
         <w:rPr>
           <w:rFonts w:ascii="Times New Roman" w:hAnsi="Times New Roman" w:cs="Times New Roman"/>
-        </w:rPr>
-        <w:t>соответсвии</w:t>
+          <w:lang w:val="en-US"/>
+        </w:rPr>
+        <w:t>git</w:t>
       </w:r>
       <w:proofErr w:type="spellEnd"/>
       <w:r>
         <w:rPr>
           <w:rFonts w:ascii="Times New Roman" w:hAnsi="Times New Roman" w:cs="Times New Roman"/>
         </w:rPr>
-        <w:t xml:space="preserve"> с заданием</w:t>
+        <w:t>, если есть</w:t>
       </w:r>
     </w:p>
   </w:comment>
-  <w:comment w:id="11" w:author="Студент" w:date="2023-06-29T12:06:00Z" w:initials="С">
-    <w:p>
-      <w:pPr>
-        <w:pStyle w:val="a5"/>
-        <w:rPr>
-          <w:rFonts w:ascii="Times New Roman" w:hAnsi="Times New Roman" w:cs="Times New Roman"/>
-        </w:rPr>
-      </w:pPr>
-      <w:r>
-        <w:rPr>
-          <w:rStyle w:val="a4"/>
-          <w:rFonts w:ascii="Times New Roman" w:hAnsi="Times New Roman" w:cs="Times New Roman"/>
-        </w:rPr>
-        <w:annotationRef/>
-      </w:r>
-      <w:r>
-        <w:rPr>
-          <w:rFonts w:ascii="Times New Roman" w:hAnsi="Times New Roman" w:cs="Times New Roman"/>
-        </w:rPr>
-        <w:t>Дополнить</w:t>
-      </w:r>
-      <w:r>
-        <w:rPr>
-          <w:rFonts w:ascii="Times New Roman" w:hAnsi="Times New Roman" w:cs="Times New Roman"/>
-        </w:rPr>
-        <w:t xml:space="preserve"> в соответствии с заданием</w:t>
-      </w:r>
-    </w:p>
-  </w:comment>
-  <w:comment w:id="28" w:author="Студент" w:date="2023-06-29T12:08:00Z" w:initials="С">
-    <w:p>
-      <w:pPr>
-        <w:pStyle w:val="a5"/>
-        <w:rPr>
-          <w:rFonts w:ascii="Times New Roman" w:hAnsi="Times New Roman" w:cs="Times New Roman"/>
-          <w:sz w:val="24"/>
-          <w:szCs w:val="24"/>
-        </w:rPr>
-      </w:pPr>
-      <w:r>
-        <w:rPr>
-          <w:rStyle w:val="a4"/>
-          <w:rFonts w:ascii="Times New Roman" w:hAnsi="Times New Roman" w:cs="Times New Roman"/>
-          <w:sz w:val="24"/>
-          <w:szCs w:val="24"/>
-        </w:rPr>
-        <w:annotationRef/>
-      </w:r>
-      <w:r>
-        <w:rPr>
-          <w:rFonts w:ascii="Times New Roman" w:hAnsi="Times New Roman" w:cs="Times New Roman"/>
-          <w:sz w:val="24"/>
-          <w:szCs w:val="24"/>
-        </w:rPr>
-        <w:t>должна быть описана</w:t>
-      </w:r>
-    </w:p>
-  </w:comment>
-  <w:comment w:id="29" w:author="Студент" w:date="2023-06-29T12:09:00Z" w:initials="С">
+  <w:comment w:id="30" w:author="Студент" w:date="2023-06-29T12:23:00Z" w:initials="С">
     <w:p>
       <w:pPr>
         <w:pStyle w:val="a5"/>
@@ -13003,103 +16000,65 @@
         </w:rPr>
         <w:annotationRef/>
       </w:r>
-      <w:r>
-        <w:rPr>
-          <w:rFonts w:ascii="Times New Roman" w:hAnsi="Times New Roman" w:cs="Times New Roman"/>
-        </w:rPr>
-        <w:t xml:space="preserve">можно заменить на ссылку на </w:t>
-      </w:r>
       <w:proofErr w:type="spellStart"/>
       <w:r>
         <w:rPr>
           <w:rFonts w:ascii="Times New Roman" w:hAnsi="Times New Roman" w:cs="Times New Roman"/>
-          <w:lang w:val="en-US"/>
-        </w:rPr>
-        <w:t>git</w:t>
+        </w:rPr>
+        <w:t>актулизируем</w:t>
       </w:r>
       <w:proofErr w:type="spellEnd"/>
       <w:r>
         <w:rPr>
           <w:rFonts w:ascii="Times New Roman" w:hAnsi="Times New Roman" w:cs="Times New Roman"/>
         </w:rPr>
-        <w:t>, если есть</w:t>
+        <w:t xml:space="preserve"> в </w:t>
+      </w:r>
+      <w:proofErr w:type="spellStart"/>
+      <w:r>
+        <w:rPr>
+          <w:rFonts w:ascii="Times New Roman" w:hAnsi="Times New Roman" w:cs="Times New Roman"/>
+        </w:rPr>
+        <w:t>соотвествии</w:t>
+      </w:r>
+      <w:proofErr w:type="spellEnd"/>
+      <w:r>
+        <w:rPr>
+          <w:rFonts w:ascii="Times New Roman" w:hAnsi="Times New Roman" w:cs="Times New Roman"/>
+        </w:rPr>
+        <w:t xml:space="preserve"> с </w:t>
+      </w:r>
+      <w:proofErr w:type="spellStart"/>
+      <w:r>
+        <w:rPr>
+          <w:rFonts w:ascii="Times New Roman" w:hAnsi="Times New Roman" w:cs="Times New Roman"/>
+        </w:rPr>
+        <w:t>целми</w:t>
+      </w:r>
+      <w:proofErr w:type="spellEnd"/>
+      <w:r>
+        <w:rPr>
+          <w:rFonts w:ascii="Times New Roman" w:hAnsi="Times New Roman" w:cs="Times New Roman"/>
+        </w:rPr>
+        <w:t xml:space="preserve">, </w:t>
+      </w:r>
+      <w:proofErr w:type="spellStart"/>
+      <w:r>
+        <w:rPr>
+          <w:rFonts w:ascii="Times New Roman" w:hAnsi="Times New Roman" w:cs="Times New Roman"/>
+        </w:rPr>
+        <w:t>заданими</w:t>
+      </w:r>
+      <w:proofErr w:type="spellEnd"/>
+      <w:r>
+        <w:rPr>
+          <w:rFonts w:ascii="Times New Roman" w:hAnsi="Times New Roman" w:cs="Times New Roman"/>
+        </w:rPr>
+        <w:t xml:space="preserve"> и полученными результатами этого года</w:t>
       </w:r>
     </w:p>
   </w:comment>
-  <w:comment w:id="32" w:author="Студент" w:date="2023-06-29T12:23:00Z" w:initials="С">
-    <w:p>
-      <w:pPr>
-        <w:pStyle w:val="a5"/>
-        <w:rPr>
-          <w:rFonts w:ascii="Times New Roman" w:hAnsi="Times New Roman" w:cs="Times New Roman"/>
-        </w:rPr>
-      </w:pPr>
-      <w:r>
-        <w:rPr>
-          <w:rStyle w:val="a4"/>
-          <w:rFonts w:hint="eastAsia"/>
-        </w:rPr>
-        <w:annotationRef/>
-      </w:r>
-      <w:proofErr w:type="spellStart"/>
-      <w:r>
-        <w:rPr>
-          <w:rFonts w:ascii="Times New Roman" w:hAnsi="Times New Roman" w:cs="Times New Roman"/>
-        </w:rPr>
-        <w:t>актулизируем</w:t>
-      </w:r>
-      <w:proofErr w:type="spellEnd"/>
-      <w:r>
-        <w:rPr>
-          <w:rFonts w:ascii="Times New Roman" w:hAnsi="Times New Roman" w:cs="Times New Roman"/>
-        </w:rPr>
-        <w:t xml:space="preserve"> в </w:t>
-      </w:r>
-      <w:proofErr w:type="spellStart"/>
-      <w:r>
-        <w:rPr>
-          <w:rFonts w:ascii="Times New Roman" w:hAnsi="Times New Roman" w:cs="Times New Roman"/>
-        </w:rPr>
-        <w:t>соотвествии</w:t>
-      </w:r>
-      <w:proofErr w:type="spellEnd"/>
-      <w:r>
-        <w:rPr>
-          <w:rFonts w:ascii="Times New Roman" w:hAnsi="Times New Roman" w:cs="Times New Roman"/>
-        </w:rPr>
-        <w:t xml:space="preserve"> с </w:t>
-      </w:r>
-      <w:proofErr w:type="spellStart"/>
-      <w:r>
-        <w:rPr>
-          <w:rFonts w:ascii="Times New Roman" w:hAnsi="Times New Roman" w:cs="Times New Roman"/>
-        </w:rPr>
-        <w:t>целми</w:t>
-      </w:r>
-      <w:proofErr w:type="spellEnd"/>
-      <w:r>
-        <w:rPr>
-          <w:rFonts w:ascii="Times New Roman" w:hAnsi="Times New Roman" w:cs="Times New Roman"/>
-        </w:rPr>
-        <w:t xml:space="preserve">, </w:t>
-      </w:r>
-      <w:proofErr w:type="spellStart"/>
-      <w:r>
-        <w:rPr>
-          <w:rFonts w:ascii="Times New Roman" w:hAnsi="Times New Roman" w:cs="Times New Roman"/>
-        </w:rPr>
-        <w:t>заданими</w:t>
-      </w:r>
-      <w:proofErr w:type="spellEnd"/>
-      <w:r>
-        <w:rPr>
-          <w:rFonts w:ascii="Times New Roman" w:hAnsi="Times New Roman" w:cs="Times New Roman"/>
-        </w:rPr>
-        <w:t xml:space="preserve"> и полученными результатами этого года</w:t>
-      </w:r>
-    </w:p>
-  </w:comment>
-  <w:comment w:id="33" w:author="Студент" w:date="2023-06-29T12:10:00Z" w:initials="С">
+  <w:comment w:id="31" w:author="Студент" w:date="2023-06-29T12:10:00Z" w:initials="С">
     <w:p>
       <w:pPr>
         <w:pStyle w:val="a5"/>
@@ -13148,8 +16107,234 @@
 </file>
 
 <file path=word/numbering.xml><?xml version="1.0" encoding="utf-8"?>
-<w:numbering xmlns:wpc="http://schemas.microsoft.com/office/word/2010/wordprocessingCanvas" xmlns:cx="http://schemas.microsoft.com/office/drawing/2014/chartex" xmlns:cx1="http://schemas.microsoft.com/office/drawing/2015/9/8/chartex" xmlns:mc="http://schemas.openxmlformats.org/markup-compatibility/2006" xmlns:o="urn:schemas-microsoft-com:office:office" xmlns:r="http://schemas.openxmlformats.org/officeDocument/2006/relationships" xmlns:m="http://schemas.openxmlformats.org/officeDocument/2006/math" xmlns:v="urn:schemas-microsoft-com:vml" xmlns:wp14="http://schemas.microsoft.com/office/word/2010/wordprocessingDrawing" xmlns:wp="http://schemas.openxmlformats.org/drawingml/2006/wordprocessingDrawing" xmlns:w10="urn:schemas-microsoft-com:office:word" xmlns:w="http://schemas.openxmlformats.org/wordprocessingml/2006/main" xmlns:w14="http://schemas.microsoft.com/office/word/2010/wordml" xmlns:w15="http://schemas.microsoft.com/office/word/2012/wordml" xmlns:w16se="http://schemas.microsoft.com/office/word/2015/wordml/symex" xmlns:wpg="http://schemas.microsoft.com/office/word/2010/wordprocessingGroup" xmlns:wpi="http://schemas.microsoft.com/office/word/2010/wordprocessingInk" xmlns:wne="http://schemas.microsoft.com/office/word/2006/wordml" xmlns:wps="http://schemas.microsoft.com/office/word/2010/wordprocessingShape" mc:Ignorable="w14 w15 w16se wp14">
-  <w:abstractNum w:abstractNumId="0" w15:restartNumberingAfterBreak="0">
+<w:numbering xmlns:wpc="http://schemas.microsoft.com/office/word/2010/wordprocessingCanvas" xmlns:mc="http://schemas.openxmlformats.org/markup-compatibility/2006" xmlns:o="urn:schemas-microsoft-com:office:office" xmlns:r="http://schemas.openxmlformats.org/officeDocument/2006/relationships" xmlns:m="http://schemas.openxmlformats.org/officeDocument/2006/math" xmlns:v="urn:schemas-microsoft-com:vml" xmlns:wp14="http://schemas.microsoft.com/office/word/2010/wordprocessingDrawing" xmlns:wp="http://schemas.openxmlformats.org/drawingml/2006/wordprocessingDrawing" xmlns:w10="urn:schemas-microsoft-com:office:word" xmlns:w="http://schemas.openxmlformats.org/wordprocessingml/2006/main" xmlns:w14="http://schemas.microsoft.com/office/word/2010/wordml" xmlns:wpg="http://schemas.microsoft.com/office/word/2010/wordprocessingGroup" xmlns:wpi="http://schemas.microsoft.com/office/word/2010/wordprocessingInk" xmlns:wne="http://schemas.microsoft.com/office/word/2006/wordml" xmlns:wps="http://schemas.microsoft.com/office/word/2010/wordprocessingShape" mc:Ignorable="w14 wp14">
+  <w:abstractNum w:abstractNumId="0">
+    <w:nsid w:val="0F8F1AE0"/>
+    <w:multiLevelType w:val="hybridMultilevel"/>
+    <w:tmpl w:val="A046419C"/>
+    <w:lvl w:ilvl="0" w:tplc="D6A64082">
+      <w:start w:val="1"/>
+      <w:numFmt w:val="bullet"/>
+      <w:lvlText w:val=""/>
+      <w:lvlJc w:val="left"/>
+      <w:pPr>
+        <w:ind w:left="3600" w:hanging="360"/>
+      </w:pPr>
+      <w:rPr>
+        <w:rFonts w:ascii="Symbol" w:hAnsi="Symbol" w:hint="default"/>
+      </w:rPr>
+    </w:lvl>
+    <w:lvl w:ilvl="1" w:tplc="04190003" w:tentative="1">
+      <w:start w:val="1"/>
+      <w:numFmt w:val="bullet"/>
+      <w:lvlText w:val="o"/>
+      <w:lvlJc w:val="left"/>
+      <w:pPr>
+        <w:ind w:left="4320" w:hanging="360"/>
+      </w:pPr>
+      <w:rPr>
+        <w:rFonts w:ascii="Courier New" w:hAnsi="Courier New" w:cs="Courier New" w:hint="default"/>
+      </w:rPr>
+    </w:lvl>
+    <w:lvl w:ilvl="2" w:tplc="04190005" w:tentative="1">
+      <w:start w:val="1"/>
+      <w:numFmt w:val="bullet"/>
+      <w:lvlText w:val=""/>
+      <w:lvlJc w:val="left"/>
+      <w:pPr>
+        <w:ind w:left="5040" w:hanging="360"/>
+      </w:pPr>
+      <w:rPr>
+        <w:rFonts w:ascii="Wingdings" w:hAnsi="Wingdings" w:hint="default"/>
+      </w:rPr>
+    </w:lvl>
+    <w:lvl w:ilvl="3" w:tplc="04190001" w:tentative="1">
+      <w:start w:val="1"/>
+      <w:numFmt w:val="bullet"/>
+      <w:lvlText w:val=""/>
+      <w:lvlJc w:val="left"/>
+      <w:pPr>
+        <w:ind w:left="5760" w:hanging="360"/>
+      </w:pPr>
+      <w:rPr>
+        <w:rFonts w:ascii="Symbol" w:hAnsi="Symbol" w:hint="default"/>
+      </w:rPr>
+    </w:lvl>
+    <w:lvl w:ilvl="4" w:tplc="04190003" w:tentative="1">
+      <w:start w:val="1"/>
+      <w:numFmt w:val="bullet"/>
+      <w:lvlText w:val="o"/>
+      <w:lvlJc w:val="left"/>
+      <w:pPr>
+        <w:ind w:left="6480" w:hanging="360"/>
+      </w:pPr>
+      <w:rPr>
+        <w:rFonts w:ascii="Courier New" w:hAnsi="Courier New" w:cs="Courier New" w:hint="default"/>
+      </w:rPr>
+    </w:lvl>
+    <w:lvl w:ilvl="5" w:tplc="04190005" w:tentative="1">
+      <w:start w:val="1"/>
+      <w:numFmt w:val="bullet"/>
+      <w:lvlText w:val=""/>
+      <w:lvlJc w:val="left"/>
+      <w:pPr>
+        <w:ind w:left="7200" w:hanging="360"/>
+      </w:pPr>
+      <w:rPr>
+        <w:rFonts w:ascii="Wingdings" w:hAnsi="Wingdings" w:hint="default"/>
+      </w:rPr>
+    </w:lvl>
+    <w:lvl w:ilvl="6" w:tplc="04190001" w:tentative="1">
+      <w:start w:val="1"/>
+      <w:numFmt w:val="bullet"/>
+      <w:lvlText w:val=""/>
+      <w:lvlJc w:val="left"/>
+      <w:pPr>
+        <w:ind w:left="7920" w:hanging="360"/>
+      </w:pPr>
+      <w:rPr>
+        <w:rFonts w:ascii="Symbol" w:hAnsi="Symbol" w:hint="default"/>
+      </w:rPr>
+    </w:lvl>
+    <w:lvl w:ilvl="7" w:tplc="04190003" w:tentative="1">
+      <w:start w:val="1"/>
+      <w:numFmt w:val="bullet"/>
+      <w:lvlText w:val="o"/>
+      <w:lvlJc w:val="left"/>
+      <w:pPr>
+        <w:ind w:left="8640" w:hanging="360"/>
+      </w:pPr>
+      <w:rPr>
+        <w:rFonts w:ascii="Courier New" w:hAnsi="Courier New" w:cs="Courier New" w:hint="default"/>
+      </w:rPr>
+    </w:lvl>
+    <w:lvl w:ilvl="8" w:tplc="04190005" w:tentative="1">
+      <w:start w:val="1"/>
+      <w:numFmt w:val="bullet"/>
+      <w:lvlText w:val=""/>
+      <w:lvlJc w:val="left"/>
+      <w:pPr>
+        <w:ind w:left="9360" w:hanging="360"/>
+      </w:pPr>
+      <w:rPr>
+        <w:rFonts w:ascii="Wingdings" w:hAnsi="Wingdings" w:hint="default"/>
+      </w:rPr>
+    </w:lvl>
+  </w:abstractNum>
+  <w:abstractNum w:abstractNumId="1">
+    <w:nsid w:val="21E75BD4"/>
+    <w:multiLevelType w:val="hybridMultilevel"/>
+    <w:tmpl w:val="4A14613C"/>
+    <w:lvl w:ilvl="0" w:tplc="D6A64082">
+      <w:start w:val="1"/>
+      <w:numFmt w:val="bullet"/>
+      <w:lvlText w:val=""/>
+      <w:lvlJc w:val="left"/>
+      <w:pPr>
+        <w:ind w:left="1500" w:hanging="360"/>
+      </w:pPr>
+      <w:rPr>
+        <w:rFonts w:ascii="Symbol" w:hAnsi="Symbol" w:hint="default"/>
+      </w:rPr>
+    </w:lvl>
+    <w:lvl w:ilvl="1" w:tplc="04190003" w:tentative="1">
+      <w:start w:val="1"/>
+      <w:numFmt w:val="bullet"/>
+      <w:lvlText w:val="o"/>
+      <w:lvlJc w:val="left"/>
+      <w:pPr>
+        <w:ind w:left="2220" w:hanging="360"/>
+      </w:pPr>
+      <w:rPr>
+        <w:rFonts w:ascii="Courier New" w:hAnsi="Courier New" w:cs="Courier New" w:hint="default"/>
+      </w:rPr>
+    </w:lvl>
+    <w:lvl w:ilvl="2" w:tplc="04190005" w:tentative="1">
+      <w:start w:val="1"/>
+      <w:numFmt w:val="bullet"/>
+      <w:lvlText w:val=""/>
+      <w:lvlJc w:val="left"/>
+      <w:pPr>
+        <w:ind w:left="2940" w:hanging="360"/>
+      </w:pPr>
+      <w:rPr>
+        <w:rFonts w:ascii="Wingdings" w:hAnsi="Wingdings" w:hint="default"/>
+      </w:rPr>
+    </w:lvl>
+    <w:lvl w:ilvl="3" w:tplc="04190001" w:tentative="1">
+      <w:start w:val="1"/>
+      <w:numFmt w:val="bullet"/>
+      <w:lvlText w:val=""/>
+      <w:lvlJc w:val="left"/>
+      <w:pPr>
+        <w:ind w:left="3660" w:hanging="360"/>
+      </w:pPr>
+      <w:rPr>
+        <w:rFonts w:ascii="Symbol" w:hAnsi="Symbol" w:hint="default"/>
+      </w:rPr>
+    </w:lvl>
+    <w:lvl w:ilvl="4" w:tplc="04190003" w:tentative="1">
+      <w:start w:val="1"/>
+      <w:numFmt w:val="bullet"/>
+      <w:lvlText w:val="o"/>
+      <w:lvlJc w:val="left"/>
+      <w:pPr>
+        <w:ind w:left="4380" w:hanging="360"/>
+      </w:pPr>
+      <w:rPr>
+        <w:rFonts w:ascii="Courier New" w:hAnsi="Courier New" w:cs="Courier New" w:hint="default"/>
+      </w:rPr>
+    </w:lvl>
+    <w:lvl w:ilvl="5" w:tplc="04190005" w:tentative="1">
+      <w:start w:val="1"/>
+      <w:numFmt w:val="bullet"/>
+      <w:lvlText w:val=""/>
+      <w:lvlJc w:val="left"/>
+      <w:pPr>
+        <w:ind w:left="5100" w:hanging="360"/>
+      </w:pPr>
+      <w:rPr>
+        <w:rFonts w:ascii="Wingdings" w:hAnsi="Wingdings" w:hint="default"/>
+      </w:rPr>
+    </w:lvl>
+    <w:lvl w:ilvl="6" w:tplc="04190001" w:tentative="1">
+      <w:start w:val="1"/>
+      <w:numFmt w:val="bullet"/>
+      <w:lvlText w:val=""/>
+      <w:lvlJc w:val="left"/>
+      <w:pPr>
+        <w:ind w:left="5820" w:hanging="360"/>
+      </w:pPr>
+      <w:rPr>
+        <w:rFonts w:ascii="Symbol" w:hAnsi="Symbol" w:hint="default"/>
+      </w:rPr>
+    </w:lvl>
+    <w:lvl w:ilvl="7" w:tplc="04190003" w:tentative="1">
+      <w:start w:val="1"/>
+      <w:numFmt w:val="bullet"/>
+      <w:lvlText w:val="o"/>
+      <w:lvlJc w:val="left"/>
+      <w:pPr>
+        <w:ind w:left="6540" w:hanging="360"/>
+      </w:pPr>
+      <w:rPr>
+        <w:rFonts w:ascii="Courier New" w:hAnsi="Courier New" w:cs="Courier New" w:hint="default"/>
+      </w:rPr>
+    </w:lvl>
+    <w:lvl w:ilvl="8" w:tplc="04190005" w:tentative="1">
+      <w:start w:val="1"/>
+      <w:numFmt w:val="bullet"/>
+      <w:lvlText w:val=""/>
+      <w:lvlJc w:val="left"/>
+      <w:pPr>
+        <w:ind w:left="7260" w:hanging="360"/>
+      </w:pPr>
+      <w:rPr>
+        <w:rFonts w:ascii="Wingdings" w:hAnsi="Wingdings" w:hint="default"/>
+      </w:rPr>
+    </w:lvl>
+  </w:abstractNum>
+  <w:abstractNum w:abstractNumId="2">
     <w:nsid w:val="294C7E0C"/>
     <w:multiLevelType w:val="multilevel"/>
     <w:tmpl w:val="BABC3622"/>
@@ -13262,7 +16447,233 @@
       </w:rPr>
     </w:lvl>
   </w:abstractNum>
-  <w:abstractNum w:abstractNumId="1" w15:restartNumberingAfterBreak="0">
+  <w:abstractNum w:abstractNumId="3">
+    <w:nsid w:val="3FA84A5D"/>
+    <w:multiLevelType w:val="hybridMultilevel"/>
+    <w:tmpl w:val="20BE9B58"/>
+    <w:lvl w:ilvl="0" w:tplc="D6A64082">
+      <w:start w:val="1"/>
+      <w:numFmt w:val="bullet"/>
+      <w:lvlText w:val=""/>
+      <w:lvlJc w:val="left"/>
+      <w:pPr>
+        <w:ind w:left="1429" w:hanging="360"/>
+      </w:pPr>
+      <w:rPr>
+        <w:rFonts w:ascii="Symbol" w:hAnsi="Symbol" w:hint="default"/>
+      </w:rPr>
+    </w:lvl>
+    <w:lvl w:ilvl="1" w:tplc="04190003" w:tentative="1">
+      <w:start w:val="1"/>
+      <w:numFmt w:val="bullet"/>
+      <w:lvlText w:val="o"/>
+      <w:lvlJc w:val="left"/>
+      <w:pPr>
+        <w:ind w:left="2149" w:hanging="360"/>
+      </w:pPr>
+      <w:rPr>
+        <w:rFonts w:ascii="Courier New" w:hAnsi="Courier New" w:cs="Courier New" w:hint="default"/>
+      </w:rPr>
+    </w:lvl>
+    <w:lvl w:ilvl="2" w:tplc="04190005" w:tentative="1">
+      <w:start w:val="1"/>
+      <w:numFmt w:val="bullet"/>
+      <w:lvlText w:val=""/>
+      <w:lvlJc w:val="left"/>
+      <w:pPr>
+        <w:ind w:left="2869" w:hanging="360"/>
+      </w:pPr>
+      <w:rPr>
+        <w:rFonts w:ascii="Wingdings" w:hAnsi="Wingdings" w:hint="default"/>
+      </w:rPr>
+    </w:lvl>
+    <w:lvl w:ilvl="3" w:tplc="04190001" w:tentative="1">
+      <w:start w:val="1"/>
+      <w:numFmt w:val="bullet"/>
+      <w:lvlText w:val=""/>
+      <w:lvlJc w:val="left"/>
+      <w:pPr>
+        <w:ind w:left="3589" w:hanging="360"/>
+      </w:pPr>
+      <w:rPr>
+        <w:rFonts w:ascii="Symbol" w:hAnsi="Symbol" w:hint="default"/>
+      </w:rPr>
+    </w:lvl>
+    <w:lvl w:ilvl="4" w:tplc="04190003" w:tentative="1">
+      <w:start w:val="1"/>
+      <w:numFmt w:val="bullet"/>
+      <w:lvlText w:val="o"/>
+      <w:lvlJc w:val="left"/>
+      <w:pPr>
+        <w:ind w:left="4309" w:hanging="360"/>
+      </w:pPr>
+      <w:rPr>
+        <w:rFonts w:ascii="Courier New" w:hAnsi="Courier New" w:cs="Courier New" w:hint="default"/>
+      </w:rPr>
+    </w:lvl>
+    <w:lvl w:ilvl="5" w:tplc="04190005" w:tentative="1">
+      <w:start w:val="1"/>
+      <w:numFmt w:val="bullet"/>
+      <w:lvlText w:val=""/>
+      <w:lvlJc w:val="left"/>
+      <w:pPr>
+        <w:ind w:left="5029" w:hanging="360"/>
+      </w:pPr>
+      <w:rPr>
+        <w:rFonts w:ascii="Wingdings" w:hAnsi="Wingdings" w:hint="default"/>
+      </w:rPr>
+    </w:lvl>
+    <w:lvl w:ilvl="6" w:tplc="04190001" w:tentative="1">
+      <w:start w:val="1"/>
+      <w:numFmt w:val="bullet"/>
+      <w:lvlText w:val=""/>
+      <w:lvlJc w:val="left"/>
+      <w:pPr>
+        <w:ind w:left="5749" w:hanging="360"/>
+      </w:pPr>
+      <w:rPr>
+        <w:rFonts w:ascii="Symbol" w:hAnsi="Symbol" w:hint="default"/>
+      </w:rPr>
+    </w:lvl>
+    <w:lvl w:ilvl="7" w:tplc="04190003" w:tentative="1">
+      <w:start w:val="1"/>
+      <w:numFmt w:val="bullet"/>
+      <w:lvlText w:val="o"/>
+      <w:lvlJc w:val="left"/>
+      <w:pPr>
+        <w:ind w:left="6469" w:hanging="360"/>
+      </w:pPr>
+      <w:rPr>
+        <w:rFonts w:ascii="Courier New" w:hAnsi="Courier New" w:cs="Courier New" w:hint="default"/>
+      </w:rPr>
+    </w:lvl>
+    <w:lvl w:ilvl="8" w:tplc="04190005" w:tentative="1">
+      <w:start w:val="1"/>
+      <w:numFmt w:val="bullet"/>
+      <w:lvlText w:val=""/>
+      <w:lvlJc w:val="left"/>
+      <w:pPr>
+        <w:ind w:left="7189" w:hanging="360"/>
+      </w:pPr>
+      <w:rPr>
+        <w:rFonts w:ascii="Wingdings" w:hAnsi="Wingdings" w:hint="default"/>
+      </w:rPr>
+    </w:lvl>
+  </w:abstractNum>
+  <w:abstractNum w:abstractNumId="4">
+    <w:nsid w:val="42B02C76"/>
+    <w:multiLevelType w:val="hybridMultilevel"/>
+    <w:tmpl w:val="CC36E104"/>
+    <w:lvl w:ilvl="0" w:tplc="D6A64082">
+      <w:start w:val="1"/>
+      <w:numFmt w:val="bullet"/>
+      <w:lvlText w:val=""/>
+      <w:lvlJc w:val="left"/>
+      <w:pPr>
+        <w:ind w:left="1429" w:hanging="360"/>
+      </w:pPr>
+      <w:rPr>
+        <w:rFonts w:ascii="Symbol" w:hAnsi="Symbol" w:hint="default"/>
+      </w:rPr>
+    </w:lvl>
+    <w:lvl w:ilvl="1" w:tplc="04190003" w:tentative="1">
+      <w:start w:val="1"/>
+      <w:numFmt w:val="bullet"/>
+      <w:lvlText w:val="o"/>
+      <w:lvlJc w:val="left"/>
+      <w:pPr>
+        <w:ind w:left="2149" w:hanging="360"/>
+      </w:pPr>
+      <w:rPr>
+        <w:rFonts w:ascii="Courier New" w:hAnsi="Courier New" w:cs="Courier New" w:hint="default"/>
+      </w:rPr>
+    </w:lvl>
+    <w:lvl w:ilvl="2" w:tplc="04190005" w:tentative="1">
+      <w:start w:val="1"/>
+      <w:numFmt w:val="bullet"/>
+      <w:lvlText w:val=""/>
+      <w:lvlJc w:val="left"/>
+      <w:pPr>
+        <w:ind w:left="2869" w:hanging="360"/>
+      </w:pPr>
+      <w:rPr>
+        <w:rFonts w:ascii="Wingdings" w:hAnsi="Wingdings" w:hint="default"/>
+      </w:rPr>
+    </w:lvl>
+    <w:lvl w:ilvl="3" w:tplc="04190001" w:tentative="1">
+      <w:start w:val="1"/>
+      <w:numFmt w:val="bullet"/>
+      <w:lvlText w:val=""/>
+      <w:lvlJc w:val="left"/>
+      <w:pPr>
+        <w:ind w:left="3589" w:hanging="360"/>
+      </w:pPr>
+      <w:rPr>
+        <w:rFonts w:ascii="Symbol" w:hAnsi="Symbol" w:hint="default"/>
+      </w:rPr>
+    </w:lvl>
+    <w:lvl w:ilvl="4" w:tplc="04190003" w:tentative="1">
+      <w:start w:val="1"/>
+      <w:numFmt w:val="bullet"/>
+      <w:lvlText w:val="o"/>
+      <w:lvlJc w:val="left"/>
+      <w:pPr>
+        <w:ind w:left="4309" w:hanging="360"/>
+      </w:pPr>
+      <w:rPr>
+        <w:rFonts w:ascii="Courier New" w:hAnsi="Courier New" w:cs="Courier New" w:hint="default"/>
+      </w:rPr>
+    </w:lvl>
+    <w:lvl w:ilvl="5" w:tplc="04190005" w:tentative="1">
+      <w:start w:val="1"/>
+      <w:numFmt w:val="bullet"/>
+      <w:lvlText w:val=""/>
+      <w:lvlJc w:val="left"/>
+      <w:pPr>
+        <w:ind w:left="5029" w:hanging="360"/>
+      </w:pPr>
+      <w:rPr>
+        <w:rFonts w:ascii="Wingdings" w:hAnsi="Wingdings" w:hint="default"/>
+      </w:rPr>
+    </w:lvl>
+    <w:lvl w:ilvl="6" w:tplc="04190001" w:tentative="1">
+      <w:start w:val="1"/>
+      <w:numFmt w:val="bullet"/>
+      <w:lvlText w:val=""/>
+      <w:lvlJc w:val="left"/>
+      <w:pPr>
+        <w:ind w:left="5749" w:hanging="360"/>
+      </w:pPr>
+      <w:rPr>
+        <w:rFonts w:ascii="Symbol" w:hAnsi="Symbol" w:hint="default"/>
+      </w:rPr>
+    </w:lvl>
+    <w:lvl w:ilvl="7" w:tplc="04190003" w:tentative="1">
+      <w:start w:val="1"/>
+      <w:numFmt w:val="bullet"/>
+      <w:lvlText w:val="o"/>
+      <w:lvlJc w:val="left"/>
+      <w:pPr>
+        <w:ind w:left="6469" w:hanging="360"/>
+      </w:pPr>
+      <w:rPr>
+        <w:rFonts w:ascii="Courier New" w:hAnsi="Courier New" w:cs="Courier New" w:hint="default"/>
+      </w:rPr>
+    </w:lvl>
+    <w:lvl w:ilvl="8" w:tplc="04190005" w:tentative="1">
+      <w:start w:val="1"/>
+      <w:numFmt w:val="bullet"/>
+      <w:lvlText w:val=""/>
+      <w:lvlJc w:val="left"/>
+      <w:pPr>
+        <w:ind w:left="7189" w:hanging="360"/>
+      </w:pPr>
+      <w:rPr>
+        <w:rFonts w:ascii="Wingdings" w:hAnsi="Wingdings" w:hint="default"/>
+      </w:rPr>
+    </w:lvl>
+  </w:abstractNum>
+  <w:abstractNum w:abstractNumId="5">
     <w:nsid w:val="46880196"/>
     <w:multiLevelType w:val="hybridMultilevel"/>
     <w:tmpl w:val="B4349BFA"/>
@@ -13352,11 +16763,255 @@
       </w:pPr>
     </w:lvl>
   </w:abstractNum>
+  <w:abstractNum w:abstractNumId="6">
+    <w:nsid w:val="65C91D27"/>
+    <w:multiLevelType w:val="hybridMultilevel"/>
+    <w:tmpl w:val="E03A90DE"/>
+    <w:lvl w:ilvl="0" w:tplc="D6A64082">
+      <w:start w:val="1"/>
+      <w:numFmt w:val="bullet"/>
+      <w:lvlText w:val=""/>
+      <w:lvlJc w:val="left"/>
+      <w:pPr>
+        <w:ind w:left="1429" w:hanging="360"/>
+      </w:pPr>
+      <w:rPr>
+        <w:rFonts w:ascii="Symbol" w:hAnsi="Symbol" w:hint="default"/>
+      </w:rPr>
+    </w:lvl>
+    <w:lvl w:ilvl="1" w:tplc="04190003" w:tentative="1">
+      <w:start w:val="1"/>
+      <w:numFmt w:val="bullet"/>
+      <w:lvlText w:val="o"/>
+      <w:lvlJc w:val="left"/>
+      <w:pPr>
+        <w:ind w:left="2149" w:hanging="360"/>
+      </w:pPr>
+      <w:rPr>
+        <w:rFonts w:ascii="Courier New" w:hAnsi="Courier New" w:cs="Courier New" w:hint="default"/>
+      </w:rPr>
+    </w:lvl>
+    <w:lvl w:ilvl="2" w:tplc="04190005" w:tentative="1">
+      <w:start w:val="1"/>
+      <w:numFmt w:val="bullet"/>
+      <w:lvlText w:val=""/>
+      <w:lvlJc w:val="left"/>
+      <w:pPr>
+        <w:ind w:left="2869" w:hanging="360"/>
+      </w:pPr>
+      <w:rPr>
+        <w:rFonts w:ascii="Wingdings" w:hAnsi="Wingdings" w:hint="default"/>
+      </w:rPr>
+    </w:lvl>
+    <w:lvl w:ilvl="3" w:tplc="04190001" w:tentative="1">
+      <w:start w:val="1"/>
+      <w:numFmt w:val="bullet"/>
+      <w:lvlText w:val=""/>
+      <w:lvlJc w:val="left"/>
+      <w:pPr>
+        <w:ind w:left="3589" w:hanging="360"/>
+      </w:pPr>
+      <w:rPr>
+        <w:rFonts w:ascii="Symbol" w:hAnsi="Symbol" w:hint="default"/>
+      </w:rPr>
+    </w:lvl>
+    <w:lvl w:ilvl="4" w:tplc="04190003" w:tentative="1">
+      <w:start w:val="1"/>
+      <w:numFmt w:val="bullet"/>
+      <w:lvlText w:val="o"/>
+      <w:lvlJc w:val="left"/>
+      <w:pPr>
+        <w:ind w:left="4309" w:hanging="360"/>
+      </w:pPr>
+      <w:rPr>
+        <w:rFonts w:ascii="Courier New" w:hAnsi="Courier New" w:cs="Courier New" w:hint="default"/>
+      </w:rPr>
+    </w:lvl>
+    <w:lvl w:ilvl="5" w:tplc="04190005" w:tentative="1">
+      <w:start w:val="1"/>
+      <w:numFmt w:val="bullet"/>
+      <w:lvlText w:val=""/>
+      <w:lvlJc w:val="left"/>
+      <w:pPr>
+        <w:ind w:left="5029" w:hanging="360"/>
+      </w:pPr>
+      <w:rPr>
+        <w:rFonts w:ascii="Wingdings" w:hAnsi="Wingdings" w:hint="default"/>
+      </w:rPr>
+    </w:lvl>
+    <w:lvl w:ilvl="6" w:tplc="04190001" w:tentative="1">
+      <w:start w:val="1"/>
+      <w:numFmt w:val="bullet"/>
+      <w:lvlText w:val=""/>
+      <w:lvlJc w:val="left"/>
+      <w:pPr>
+        <w:ind w:left="5749" w:hanging="360"/>
+      </w:pPr>
+      <w:rPr>
+        <w:rFonts w:ascii="Symbol" w:hAnsi="Symbol" w:hint="default"/>
+      </w:rPr>
+    </w:lvl>
+    <w:lvl w:ilvl="7" w:tplc="04190003" w:tentative="1">
+      <w:start w:val="1"/>
+      <w:numFmt w:val="bullet"/>
+      <w:lvlText w:val="o"/>
+      <w:lvlJc w:val="left"/>
+      <w:pPr>
+        <w:ind w:left="6469" w:hanging="360"/>
+      </w:pPr>
+      <w:rPr>
+        <w:rFonts w:ascii="Courier New" w:hAnsi="Courier New" w:cs="Courier New" w:hint="default"/>
+      </w:rPr>
+    </w:lvl>
+    <w:lvl w:ilvl="8" w:tplc="04190005" w:tentative="1">
+      <w:start w:val="1"/>
+      <w:numFmt w:val="bullet"/>
+      <w:lvlText w:val=""/>
+      <w:lvlJc w:val="left"/>
+      <w:pPr>
+        <w:ind w:left="7189" w:hanging="360"/>
+      </w:pPr>
+      <w:rPr>
+        <w:rFonts w:ascii="Wingdings" w:hAnsi="Wingdings" w:hint="default"/>
+      </w:rPr>
+    </w:lvl>
+  </w:abstractNum>
+  <w:abstractNum w:abstractNumId="7">
+    <w:nsid w:val="7C1159FA"/>
+    <w:multiLevelType w:val="hybridMultilevel"/>
+    <w:tmpl w:val="22C41200"/>
+    <w:lvl w:ilvl="0" w:tplc="D6A64082">
+      <w:start w:val="1"/>
+      <w:numFmt w:val="bullet"/>
+      <w:lvlText w:val=""/>
+      <w:lvlJc w:val="left"/>
+      <w:pPr>
+        <w:ind w:left="1429" w:hanging="360"/>
+      </w:pPr>
+      <w:rPr>
+        <w:rFonts w:ascii="Symbol" w:hAnsi="Symbol" w:hint="default"/>
+      </w:rPr>
+    </w:lvl>
+    <w:lvl w:ilvl="1" w:tplc="04190003" w:tentative="1">
+      <w:start w:val="1"/>
+      <w:numFmt w:val="bullet"/>
+      <w:lvlText w:val="o"/>
+      <w:lvlJc w:val="left"/>
+      <w:pPr>
+        <w:ind w:left="2149" w:hanging="360"/>
+      </w:pPr>
+      <w:rPr>
+        <w:rFonts w:ascii="Courier New" w:hAnsi="Courier New" w:cs="Courier New" w:hint="default"/>
+      </w:rPr>
+    </w:lvl>
+    <w:lvl w:ilvl="2" w:tplc="04190005" w:tentative="1">
+      <w:start w:val="1"/>
+      <w:numFmt w:val="bullet"/>
+      <w:lvlText w:val=""/>
+      <w:lvlJc w:val="left"/>
+      <w:pPr>
+        <w:ind w:left="2869" w:hanging="360"/>
+      </w:pPr>
+      <w:rPr>
+        <w:rFonts w:ascii="Wingdings" w:hAnsi="Wingdings" w:hint="default"/>
+      </w:rPr>
+    </w:lvl>
+    <w:lvl w:ilvl="3" w:tplc="04190001" w:tentative="1">
+      <w:start w:val="1"/>
+      <w:numFmt w:val="bullet"/>
+      <w:lvlText w:val=""/>
+      <w:lvlJc w:val="left"/>
+      <w:pPr>
+        <w:ind w:left="3589" w:hanging="360"/>
+      </w:pPr>
+      <w:rPr>
+        <w:rFonts w:ascii="Symbol" w:hAnsi="Symbol" w:hint="default"/>
+      </w:rPr>
+    </w:lvl>
+    <w:lvl w:ilvl="4" w:tplc="04190003" w:tentative="1">
+      <w:start w:val="1"/>
+      <w:numFmt w:val="bullet"/>
+      <w:lvlText w:val="o"/>
+      <w:lvlJc w:val="left"/>
+      <w:pPr>
+        <w:ind w:left="4309" w:hanging="360"/>
+      </w:pPr>
+      <w:rPr>
+        <w:rFonts w:ascii="Courier New" w:hAnsi="Courier New" w:cs="Courier New" w:hint="default"/>
+      </w:rPr>
+    </w:lvl>
+    <w:lvl w:ilvl="5" w:tplc="04190005" w:tentative="1">
+      <w:start w:val="1"/>
+      <w:numFmt w:val="bullet"/>
+      <w:lvlText w:val=""/>
+      <w:lvlJc w:val="left"/>
+      <w:pPr>
+        <w:ind w:left="5029" w:hanging="360"/>
+      </w:pPr>
+      <w:rPr>
+        <w:rFonts w:ascii="Wingdings" w:hAnsi="Wingdings" w:hint="default"/>
+      </w:rPr>
+    </w:lvl>
+    <w:lvl w:ilvl="6" w:tplc="04190001" w:tentative="1">
+      <w:start w:val="1"/>
+      <w:numFmt w:val="bullet"/>
+      <w:lvlText w:val=""/>
+      <w:lvlJc w:val="left"/>
+      <w:pPr>
+        <w:ind w:left="5749" w:hanging="360"/>
+      </w:pPr>
+      <w:rPr>
+        <w:rFonts w:ascii="Symbol" w:hAnsi="Symbol" w:hint="default"/>
+      </w:rPr>
+    </w:lvl>
+    <w:lvl w:ilvl="7" w:tplc="04190003" w:tentative="1">
+      <w:start w:val="1"/>
+      <w:numFmt w:val="bullet"/>
+      <w:lvlText w:val="o"/>
+      <w:lvlJc w:val="left"/>
+      <w:pPr>
+        <w:ind w:left="6469" w:hanging="360"/>
+      </w:pPr>
+      <w:rPr>
+        <w:rFonts w:ascii="Courier New" w:hAnsi="Courier New" w:cs="Courier New" w:hint="default"/>
+      </w:rPr>
+    </w:lvl>
+    <w:lvl w:ilvl="8" w:tplc="04190005" w:tentative="1">
+      <w:start w:val="1"/>
+      <w:numFmt w:val="bullet"/>
+      <w:lvlText w:val=""/>
+      <w:lvlJc w:val="left"/>
+      <w:pPr>
+        <w:ind w:left="7189" w:hanging="360"/>
+      </w:pPr>
+      <w:rPr>
+        <w:rFonts w:ascii="Wingdings" w:hAnsi="Wingdings" w:hint="default"/>
+      </w:rPr>
+    </w:lvl>
+  </w:abstractNum>
   <w:num w:numId="1">
+    <w:abstractNumId w:val="2"/>
+  </w:num>
+  <w:num w:numId="2">
+    <w:abstractNumId w:val="5"/>
+  </w:num>
+  <w:num w:numId="3">
     <w:abstractNumId w:val="0"/>
   </w:num>
-  <w:num w:numId="2">
+  <w:num w:numId="4">
+    <w:abstractNumId w:val="7"/>
+  </w:num>
+  <w:num w:numId="5">
+    <w:abstractNumId w:val="4"/>
+  </w:num>
+  <w:num w:numId="6">
     <w:abstractNumId w:val="1"/>
+  </w:num>
+  <w:num w:numId="7">
+    <w:abstractNumId w:val="3"/>
+  </w:num>
+  <w:num w:numId="8">
+    <w:abstractNumId w:val="6"/>
   </w:num>
 </w:numbering>
 </file>
@@ -13370,7 +17025,7 @@
 </file>
 
 <file path=word/styles.xml><?xml version="1.0" encoding="utf-8"?>
-<w:styles xmlns:mc="http://schemas.openxmlformats.org/markup-compatibility/2006" xmlns:r="http://schemas.openxmlformats.org/officeDocument/2006/relationships" xmlns:w="http://schemas.openxmlformats.org/wordprocessingml/2006/main" xmlns:w14="http://schemas.microsoft.com/office/word/2010/wordml" xmlns:w15="http://schemas.microsoft.com/office/word/2012/wordml" xmlns:w16se="http://schemas.microsoft.com/office/word/2015/wordml/symex" mc:Ignorable="w14 w15 w16se">
+<w:styles xmlns:mc="http://schemas.openxmlformats.org/markup-compatibility/2006" xmlns:r="http://schemas.openxmlformats.org/officeDocument/2006/relationships" xmlns:w="http://schemas.openxmlformats.org/wordprocessingml/2006/main" xmlns:w14="http://schemas.microsoft.com/office/word/2010/wordml" mc:Ignorable="w14">
   <w:docDefaults>
     <w:rPrDefault>
       <w:rPr>
@@ -13386,378 +17041,145 @@
       </w:pPr>
     </w:pPrDefault>
   </w:docDefaults>
-  <w:latentStyles w:defLockedState="0" w:defUIPriority="99" w:defSemiHidden="0" w:defUnhideWhenUsed="0" w:defQFormat="0" w:count="371">
-    <w:lsdException w:name="Normal" w:uiPriority="0" w:qFormat="1"/>
-    <w:lsdException w:name="heading 1" w:uiPriority="0" w:qFormat="1"/>
-    <w:lsdException w:name="heading 2" w:semiHidden="1" w:uiPriority="9" w:unhideWhenUsed="1" w:qFormat="1"/>
-    <w:lsdException w:name="heading 3" w:semiHidden="1" w:uiPriority="9" w:unhideWhenUsed="1" w:qFormat="1"/>
-    <w:lsdException w:name="heading 4" w:semiHidden="1" w:uiPriority="9" w:unhideWhenUsed="1" w:qFormat="1"/>
-    <w:lsdException w:name="heading 5" w:semiHidden="1" w:uiPriority="9" w:unhideWhenUsed="1" w:qFormat="1"/>
-    <w:lsdException w:name="heading 6" w:semiHidden="1" w:uiPriority="9" w:unhideWhenUsed="1" w:qFormat="1"/>
-    <w:lsdException w:name="heading 7" w:semiHidden="1" w:uiPriority="9" w:unhideWhenUsed="1" w:qFormat="1"/>
-    <w:lsdException w:name="heading 8" w:semiHidden="1" w:uiPriority="9" w:unhideWhenUsed="1" w:qFormat="1"/>
-    <w:lsdException w:name="heading 9" w:semiHidden="1" w:uiPriority="9" w:unhideWhenUsed="1" w:qFormat="1"/>
-    <w:lsdException w:name="index 1" w:semiHidden="1" w:unhideWhenUsed="1"/>
-    <w:lsdException w:name="index 2" w:semiHidden="1" w:unhideWhenUsed="1"/>
-    <w:lsdException w:name="index 3" w:semiHidden="1" w:unhideWhenUsed="1"/>
-    <w:lsdException w:name="index 4" w:semiHidden="1" w:unhideWhenUsed="1"/>
-    <w:lsdException w:name="index 5" w:semiHidden="1" w:unhideWhenUsed="1"/>
-    <w:lsdException w:name="index 6" w:semiHidden="1" w:unhideWhenUsed="1"/>
-    <w:lsdException w:name="index 7" w:semiHidden="1" w:unhideWhenUsed="1"/>
-    <w:lsdException w:name="index 8" w:semiHidden="1" w:unhideWhenUsed="1"/>
-    <w:lsdException w:name="index 9" w:semiHidden="1" w:unhideWhenUsed="1"/>
-    <w:lsdException w:name="toc 1" w:semiHidden="1" w:uiPriority="39" w:unhideWhenUsed="1"/>
-    <w:lsdException w:name="toc 2" w:semiHidden="1" w:uiPriority="39" w:unhideWhenUsed="1"/>
-    <w:lsdException w:name="toc 3" w:semiHidden="1" w:uiPriority="39" w:unhideWhenUsed="1"/>
-    <w:lsdException w:name="toc 4" w:semiHidden="1" w:uiPriority="39" w:unhideWhenUsed="1"/>
-    <w:lsdException w:name="toc 5" w:semiHidden="1" w:uiPriority="39" w:unhideWhenUsed="1"/>
-    <w:lsdException w:name="toc 6" w:semiHidden="1" w:uiPriority="39" w:unhideWhenUsed="1"/>
-    <w:lsdException w:name="toc 7" w:semiHidden="1" w:uiPriority="39" w:unhideWhenUsed="1"/>
-    <w:lsdException w:name="toc 8" w:semiHidden="1" w:uiPriority="39" w:unhideWhenUsed="1"/>
-    <w:lsdException w:name="toc 9" w:semiHidden="1" w:uiPriority="39" w:unhideWhenUsed="1"/>
-    <w:lsdException w:name="Normal Indent" w:semiHidden="1" w:unhideWhenUsed="1"/>
-    <w:lsdException w:name="footnote text" w:semiHidden="1" w:unhideWhenUsed="1"/>
-    <w:lsdException w:name="annotation text" w:semiHidden="1" w:unhideWhenUsed="1"/>
-    <w:lsdException w:name="header" w:semiHidden="1" w:unhideWhenUsed="1"/>
-    <w:lsdException w:name="footer" w:semiHidden="1" w:unhideWhenUsed="1"/>
-    <w:lsdException w:name="index heading" w:semiHidden="1" w:unhideWhenUsed="1"/>
-    <w:lsdException w:name="caption" w:semiHidden="1" w:uiPriority="35" w:unhideWhenUsed="1" w:qFormat="1"/>
-    <w:lsdException w:name="table of figures" w:semiHidden="1" w:unhideWhenUsed="1"/>
-    <w:lsdException w:name="envelope address" w:semiHidden="1" w:unhideWhenUsed="1"/>
-    <w:lsdException w:name="envelope return" w:semiHidden="1" w:unhideWhenUsed="1"/>
-    <w:lsdException w:name="footnote reference" w:semiHidden="1" w:unhideWhenUsed="1"/>
-    <w:lsdException w:name="annotation reference" w:semiHidden="1" w:unhideWhenUsed="1"/>
-    <w:lsdException w:name="line number" w:semiHidden="1" w:unhideWhenUsed="1"/>
-    <w:lsdException w:name="page number" w:semiHidden="1" w:unhideWhenUsed="1"/>
-    <w:lsdException w:name="endnote reference" w:semiHidden="1" w:unhideWhenUsed="1"/>
-    <w:lsdException w:name="endnote text" w:semiHidden="1" w:unhideWhenUsed="1"/>
-    <w:lsdException w:name="table of authorities" w:semiHidden="1" w:unhideWhenUsed="1"/>
-    <w:lsdException w:name="macro" w:semiHidden="1" w:unhideWhenUsed="1"/>
-    <w:lsdException w:name="toa heading" w:semiHidden="1" w:unhideWhenUsed="1"/>
-    <w:lsdException w:name="List" w:semiHidden="1" w:unhideWhenUsed="1"/>
-    <w:lsdException w:name="List Bullet" w:semiHidden="1" w:unhideWhenUsed="1"/>
-    <w:lsdException w:name="List Number" w:semiHidden="1" w:unhideWhenUsed="1"/>
-    <w:lsdException w:name="List 2" w:semiHidden="1" w:unhideWhenUsed="1"/>
-    <w:lsdException w:name="List 3" w:semiHidden="1" w:unhideWhenUsed="1"/>
-    <w:lsdException w:name="List 4" w:semiHidden="1" w:unhideWhenUsed="1"/>
-    <w:lsdException w:name="List 5" w:semiHidden="1" w:unhideWhenUsed="1"/>
-    <w:lsdException w:name="List Bullet 2" w:semiHidden="1" w:unhideWhenUsed="1"/>
-    <w:lsdException w:name="List Bullet 3" w:semiHidden="1" w:unhideWhenUsed="1"/>
-    <w:lsdException w:name="List Bullet 4" w:semiHidden="1" w:unhideWhenUsed="1"/>
-    <w:lsdException w:name="List Bullet 5" w:semiHidden="1" w:unhideWhenUsed="1"/>
-    <w:lsdException w:name="List Number 2" w:semiHidden="1" w:unhideWhenUsed="1"/>
-    <w:lsdException w:name="List Number 3" w:semiHidden="1" w:unhideWhenUsed="1"/>
-    <w:lsdException w:name="List Number 4" w:semiHidden="1" w:unhideWhenUsed="1"/>
-    <w:lsdException w:name="List Number 5" w:semiHidden="1" w:unhideWhenUsed="1"/>
-    <w:lsdException w:name="Title" w:uiPriority="10" w:qFormat="1"/>
-    <w:lsdException w:name="Closing" w:semiHidden="1" w:unhideWhenUsed="1"/>
-    <w:lsdException w:name="Signature" w:semiHidden="1" w:unhideWhenUsed="1"/>
-    <w:lsdException w:name="Default Paragraph Font" w:semiHidden="1" w:uiPriority="1" w:unhideWhenUsed="1"/>
-    <w:lsdException w:name="Body Text" w:semiHidden="1" w:uiPriority="1" w:unhideWhenUsed="1" w:qFormat="1"/>
-    <w:lsdException w:name="Body Text Indent" w:semiHidden="1" w:unhideWhenUsed="1"/>
-    <w:lsdException w:name="List Continue" w:semiHidden="1" w:unhideWhenUsed="1"/>
-    <w:lsdException w:name="List Continue 2" w:semiHidden="1" w:unhideWhenUsed="1"/>
-    <w:lsdException w:name="List Continue 3" w:semiHidden="1" w:unhideWhenUsed="1"/>
-    <w:lsdException w:name="List Continue 4" w:semiHidden="1" w:unhideWhenUsed="1"/>
-    <w:lsdException w:name="List Continue 5" w:semiHidden="1" w:unhideWhenUsed="1"/>
-    <w:lsdException w:name="Message Header" w:semiHidden="1" w:unhideWhenUsed="1"/>
-    <w:lsdException w:name="Subtitle" w:uiPriority="11" w:qFormat="1"/>
-    <w:lsdException w:name="Salutation" w:semiHidden="1" w:unhideWhenUsed="1"/>
-    <w:lsdException w:name="Date" w:semiHidden="1" w:unhideWhenUsed="1"/>
-    <w:lsdException w:name="Body Text First Indent" w:semiHidden="1" w:unhideWhenUsed="1"/>
-    <w:lsdException w:name="Body Text First Indent 2" w:semiHidden="1" w:unhideWhenUsed="1"/>
-    <w:lsdException w:name="Note Heading" w:semiHidden="1" w:unhideWhenUsed="1"/>
-    <w:lsdException w:name="Body Text 2" w:semiHidden="1" w:unhideWhenUsed="1"/>
-    <w:lsdException w:name="Body Text 3" w:semiHidden="1" w:unhideWhenUsed="1"/>
-    <w:lsdException w:name="Body Text Indent 2" w:semiHidden="1" w:unhideWhenUsed="1"/>
-    <w:lsdException w:name="Body Text Indent 3" w:semiHidden="1" w:unhideWhenUsed="1"/>
-    <w:lsdException w:name="Block Text" w:semiHidden="1" w:unhideWhenUsed="1"/>
-    <w:lsdException w:name="Hyperlink" w:semiHidden="1" w:unhideWhenUsed="1"/>
-    <w:lsdException w:name="FollowedHyperlink" w:semiHidden="1" w:unhideWhenUsed="1"/>
-    <w:lsdException w:name="Strong" w:uiPriority="22" w:qFormat="1"/>
-    <w:lsdException w:name="Emphasis" w:uiPriority="20" w:qFormat="1"/>
-    <w:lsdException w:name="Document Map" w:semiHidden="1" w:unhideWhenUsed="1"/>
-    <w:lsdException w:name="Plain Text" w:semiHidden="1" w:unhideWhenUsed="1"/>
-    <w:lsdException w:name="E-mail Signature" w:semiHidden="1" w:unhideWhenUsed="1"/>
-    <w:lsdException w:name="HTML Top of Form" w:semiHidden="1" w:unhideWhenUsed="1"/>
-    <w:lsdException w:name="HTML Bottom of Form" w:semiHidden="1" w:unhideWhenUsed="1"/>
-    <w:lsdException w:name="Normal (Web)" w:semiHidden="1" w:unhideWhenUsed="1"/>
-    <w:lsdException w:name="HTML Acronym" w:semiHidden="1" w:unhideWhenUsed="1"/>
-    <w:lsdException w:name="HTML Address" w:semiHidden="1" w:unhideWhenUsed="1"/>
-    <w:lsdException w:name="HTML Cite" w:semiHidden="1" w:unhideWhenUsed="1"/>
-    <w:lsdException w:name="HTML Code" w:semiHidden="1" w:unhideWhenUsed="1"/>
-    <w:lsdException w:name="HTML Definition" w:semiHidden="1" w:unhideWhenUsed="1"/>
-    <w:lsdException w:name="HTML Keyboard" w:semiHidden="1" w:unhideWhenUsed="1"/>
-    <w:lsdException w:name="HTML Preformatted" w:semiHidden="1" w:unhideWhenUsed="1"/>
-    <w:lsdException w:name="HTML Sample" w:semiHidden="1" w:unhideWhenUsed="1"/>
-    <w:lsdException w:name="HTML Typewriter" w:semiHidden="1" w:unhideWhenUsed="1"/>
-    <w:lsdException w:name="HTML Variable" w:semiHidden="1" w:unhideWhenUsed="1"/>
-    <w:lsdException w:name="Normal Table" w:semiHidden="1" w:unhideWhenUsed="1"/>
-    <w:lsdException w:name="annotation subject" w:semiHidden="1" w:unhideWhenUsed="1"/>
-    <w:lsdException w:name="No List" w:semiHidden="1" w:unhideWhenUsed="1"/>
-    <w:lsdException w:name="Outline List 1" w:semiHidden="1" w:unhideWhenUsed="1"/>
-    <w:lsdException w:name="Outline List 2" w:semiHidden="1" w:unhideWhenUsed="1"/>
-    <w:lsdException w:name="Outline List 3" w:semiHidden="1" w:unhideWhenUsed="1"/>
-    <w:lsdException w:name="Table Simple 1" w:semiHidden="1" w:unhideWhenUsed="1"/>
-    <w:lsdException w:name="Table Simple 2" w:semiHidden="1" w:unhideWhenUsed="1"/>
-    <w:lsdException w:name="Table Simple 3" w:semiHidden="1" w:unhideWhenUsed="1"/>
-    <w:lsdException w:name="Table Classic 1" w:semiHidden="1" w:unhideWhenUsed="1"/>
-    <w:lsdException w:name="Table Classic 2" w:semiHidden="1" w:unhideWhenUsed="1"/>
-    <w:lsdException w:name="Table Classic 3" w:semiHidden="1" w:unhideWhenUsed="1"/>
-    <w:lsdException w:name="Table Classic 4" w:semiHidden="1" w:unhideWhenUsed="1"/>
-    <w:lsdException w:name="Table Colorful 1" w:semiHidden="1" w:unhideWhenUsed="1"/>
-    <w:lsdException w:name="Table Colorful 2" w:semiHidden="1" w:unhideWhenUsed="1"/>
-    <w:lsdException w:name="Table Colorful 3" w:semiHidden="1" w:unhideWhenUsed="1"/>
-    <w:lsdException w:name="Table Columns 1" w:semiHidden="1" w:unhideWhenUsed="1"/>
-    <w:lsdException w:name="Table Columns 2" w:semiHidden="1" w:unhideWhenUsed="1"/>
-    <w:lsdException w:name="Table Columns 3" w:semiHidden="1" w:unhideWhenUsed="1"/>
-    <w:lsdException w:name="Table Columns 4" w:semiHidden="1" w:unhideWhenUsed="1"/>
-    <w:lsdException w:name="Table Columns 5" w:semiHidden="1" w:unhideWhenUsed="1"/>
-    <w:lsdException w:name="Table Grid 1" w:semiHidden="1" w:unhideWhenUsed="1"/>
-    <w:lsdException w:name="Table Grid 2" w:semiHidden="1" w:unhideWhenUsed="1"/>
-    <w:lsdException w:name="Table Grid 3" w:semiHidden="1" w:unhideWhenUsed="1"/>
-    <w:lsdException w:name="Table Grid 4" w:semiHidden="1" w:unhideWhenUsed="1"/>
-    <w:lsdException w:name="Table Grid 5" w:semiHidden="1" w:unhideWhenUsed="1"/>
-    <w:lsdException w:name="Table Grid 6" w:semiHidden="1" w:unhideWhenUsed="1"/>
-    <w:lsdException w:name="Table Grid 7" w:semiHidden="1" w:unhideWhenUsed="1"/>
-    <w:lsdException w:name="Table Grid 8" w:semiHidden="1" w:unhideWhenUsed="1"/>
-    <w:lsdException w:name="Table List 1" w:semiHidden="1" w:unhideWhenUsed="1"/>
-    <w:lsdException w:name="Table List 2" w:semiHidden="1" w:unhideWhenUsed="1"/>
-    <w:lsdException w:name="Table List 3" w:semiHidden="1" w:unhideWhenUsed="1"/>
-    <w:lsdException w:name="Table List 4" w:semiHidden="1" w:unhideWhenUsed="1"/>
-    <w:lsdException w:name="Table List 5" w:semiHidden="1" w:unhideWhenUsed="1"/>
-    <w:lsdException w:name="Table List 6" w:semiHidden="1" w:unhideWhenUsed="1"/>
-    <w:lsdException w:name="Table List 7" w:semiHidden="1" w:unhideWhenUsed="1"/>
-    <w:lsdException w:name="Table List 8" w:semiHidden="1" w:unhideWhenUsed="1"/>
-    <w:lsdException w:name="Table 3D effects 1" w:semiHidden="1" w:unhideWhenUsed="1"/>
-    <w:lsdException w:name="Table 3D effects 2" w:semiHidden="1" w:unhideWhenUsed="1"/>
-    <w:lsdException w:name="Table 3D effects 3" w:semiHidden="1" w:unhideWhenUsed="1"/>
-    <w:lsdException w:name="Table Contemporary" w:semiHidden="1" w:unhideWhenUsed="1"/>
-    <w:lsdException w:name="Table Elegant" w:semiHidden="1" w:unhideWhenUsed="1"/>
-    <w:lsdException w:name="Table Professional" w:semiHidden="1" w:unhideWhenUsed="1"/>
-    <w:lsdException w:name="Table Subtle 1" w:semiHidden="1" w:unhideWhenUsed="1"/>
-    <w:lsdException w:name="Table Subtle 2" w:semiHidden="1" w:unhideWhenUsed="1"/>
-    <w:lsdException w:name="Table Web 1" w:semiHidden="1" w:unhideWhenUsed="1"/>
-    <w:lsdException w:name="Table Web 2" w:semiHidden="1" w:unhideWhenUsed="1"/>
-    <w:lsdException w:name="Table Web 3" w:semiHidden="1" w:unhideWhenUsed="1"/>
-    <w:lsdException w:name="Balloon Text" w:semiHidden="1" w:unhideWhenUsed="1"/>
-    <w:lsdException w:name="Table Grid" w:uiPriority="39"/>
-    <w:lsdException w:name="Table Theme" w:semiHidden="1" w:unhideWhenUsed="1"/>
-    <w:lsdException w:name="Placeholder Text" w:semiHidden="1"/>
-    <w:lsdException w:name="No Spacing" w:uiPriority="1" w:qFormat="1"/>
-    <w:lsdException w:name="Light Shading" w:uiPriority="60"/>
-    <w:lsdException w:name="Light List" w:uiPriority="61"/>
-    <w:lsdException w:name="Light Grid" w:uiPriority="62"/>
-    <w:lsdException w:name="Medium Shading 1" w:uiPriority="63"/>
-    <w:lsdException w:name="Medium Shading 2" w:uiPriority="64"/>
-    <w:lsdException w:name="Medium List 1" w:uiPriority="65"/>
-    <w:lsdException w:name="Medium List 2" w:uiPriority="66"/>
-    <w:lsdException w:name="Medium Grid 1" w:uiPriority="67"/>
-    <w:lsdException w:name="Medium Grid 2" w:uiPriority="68"/>
-    <w:lsdException w:name="Medium Grid 3" w:uiPriority="69"/>
-    <w:lsdException w:name="Dark List" w:uiPriority="70"/>
-    <w:lsdException w:name="Colorful Shading" w:uiPriority="71"/>
-    <w:lsdException w:name="Colorful List" w:uiPriority="72"/>
-    <w:lsdException w:name="Colorful Grid" w:uiPriority="73"/>
-    <w:lsdException w:name="Light Shading Accent 1" w:uiPriority="60"/>
-    <w:lsdException w:name="Light List Accent 1" w:uiPriority="61"/>
-    <w:lsdException w:name="Light Grid Accent 1" w:uiPriority="62"/>
-    <w:lsdException w:name="Medium Shading 1 Accent 1" w:uiPriority="63"/>
-    <w:lsdException w:name="Medium Shading 2 Accent 1" w:uiPriority="64"/>
-    <w:lsdException w:name="Medium List 1 Accent 1" w:uiPriority="65"/>
-    <w:lsdException w:name="Revision" w:semiHidden="1"/>
-    <w:lsdException w:name="List Paragraph" w:uiPriority="0" w:qFormat="1"/>
-    <w:lsdException w:name="Quote" w:uiPriority="29" w:qFormat="1"/>
-    <w:lsdException w:name="Intense Quote" w:uiPriority="30" w:qFormat="1"/>
-    <w:lsdException w:name="Medium List 2 Accent 1" w:uiPriority="66"/>
-    <w:lsdException w:name="Medium Grid 1 Accent 1" w:uiPriority="67"/>
-    <w:lsdException w:name="Medium Grid 2 Accent 1" w:uiPriority="68"/>
-    <w:lsdException w:name="Medium Grid 3 Accent 1" w:uiPriority="69"/>
-    <w:lsdException w:name="Dark List Accent 1" w:uiPriority="70"/>
-    <w:lsdException w:name="Colorful Shading Accent 1" w:uiPriority="71"/>
-    <w:lsdException w:name="Colorful List Accent 1" w:uiPriority="72"/>
-    <w:lsdException w:name="Colorful Grid Accent 1" w:uiPriority="73"/>
-    <w:lsdException w:name="Light Shading Accent 2" w:uiPriority="60"/>
-    <w:lsdException w:name="Light List Accent 2" w:uiPriority="61"/>
-    <w:lsdException w:name="Light Grid Accent 2" w:uiPriority="62"/>
-    <w:lsdException w:name="Medium Shading 1 Accent 2" w:uiPriority="63"/>
-    <w:lsdException w:name="Medium Shading 2 Accent 2" w:uiPriority="64"/>
-    <w:lsdException w:name="Medium List 1 Accent 2" w:uiPriority="65"/>
-    <w:lsdException w:name="Medium List 2 Accent 2" w:uiPriority="66"/>
-    <w:lsdException w:name="Medium Grid 1 Accent 2" w:uiPriority="67"/>
-    <w:lsdException w:name="Medium Grid 2 Accent 2" w:uiPriority="68"/>
-    <w:lsdException w:name="Medium Grid 3 Accent 2" w:uiPriority="69"/>
-    <w:lsdException w:name="Dark List Accent 2" w:uiPriority="70"/>
-    <w:lsdException w:name="Colorful Shading Accent 2" w:uiPriority="71"/>
-    <w:lsdException w:name="Colorful List Accent 2" w:uiPriority="72"/>
-    <w:lsdException w:name="Colorful Grid Accent 2" w:uiPriority="73"/>
-    <w:lsdException w:name="Light Shading Accent 3" w:uiPriority="60"/>
-    <w:lsdException w:name="Light List Accent 3" w:uiPriority="61"/>
-    <w:lsdException w:name="Light Grid Accent 3" w:uiPriority="62"/>
-    <w:lsdException w:name="Medium Shading 1 Accent 3" w:uiPriority="63"/>
-    <w:lsdException w:name="Medium Shading 2 Accent 3" w:uiPriority="64"/>
-    <w:lsdException w:name="Medium List 1 Accent 3" w:uiPriority="65"/>
-    <w:lsdException w:name="Medium List 2 Accent 3" w:uiPriority="66"/>
-    <w:lsdException w:name="Medium Grid 1 Accent 3" w:uiPriority="67"/>
-    <w:lsdException w:name="Medium Grid 2 Accent 3" w:uiPriority="68"/>
-    <w:lsdException w:name="Medium Grid 3 Accent 3" w:uiPriority="69"/>
-    <w:lsdException w:name="Dark List Accent 3" w:uiPriority="70"/>
-    <w:lsdException w:name="Colorful Shading Accent 3" w:uiPriority="71"/>
-    <w:lsdException w:name="Colorful List Accent 3" w:uiPriority="72"/>
-    <w:lsdException w:name="Colorful Grid Accent 3" w:uiPriority="73"/>
-    <w:lsdException w:name="Light Shading Accent 4" w:uiPriority="60"/>
-    <w:lsdException w:name="Light List Accent 4" w:uiPriority="61"/>
-    <w:lsdException w:name="Light Grid Accent 4" w:uiPriority="62"/>
-    <w:lsdException w:name="Medium Shading 1 Accent 4" w:uiPriority="63"/>
-    <w:lsdException w:name="Medium Shading 2 Accent 4" w:uiPriority="64"/>
-    <w:lsdException w:name="Medium List 1 Accent 4" w:uiPriority="65"/>
-    <w:lsdException w:name="Medium List 2 Accent 4" w:uiPriority="66"/>
-    <w:lsdException w:name="Medium Grid 1 Accent 4" w:uiPriority="67"/>
-    <w:lsdException w:name="Medium Grid 2 Accent 4" w:uiPriority="68"/>
-    <w:lsdException w:name="Medium Grid 3 Accent 4" w:uiPriority="69"/>
-    <w:lsdException w:name="Dark List Accent 4" w:uiPriority="70"/>
-    <w:lsdException w:name="Colorful Shading Accent 4" w:uiPriority="71"/>
-    <w:lsdException w:name="Colorful List Accent 4" w:uiPriority="72"/>
-    <w:lsdException w:name="Colorful Grid Accent 4" w:uiPriority="73"/>
-    <w:lsdException w:name="Light Shading Accent 5" w:uiPriority="60"/>
-    <w:lsdException w:name="Light List Accent 5" w:uiPriority="61"/>
-    <w:lsdException w:name="Light Grid Accent 5" w:uiPriority="62"/>
-    <w:lsdException w:name="Medium Shading 1 Accent 5" w:uiPriority="63"/>
-    <w:lsdException w:name="Medium Shading 2 Accent 5" w:uiPriority="64"/>
-    <w:lsdException w:name="Medium List 1 Accent 5" w:uiPriority="65"/>
-    <w:lsdException w:name="Medium List 2 Accent 5" w:uiPriority="66"/>
-    <w:lsdException w:name="Medium Grid 1 Accent 5" w:uiPriority="67"/>
-    <w:lsdException w:name="Medium Grid 2 Accent 5" w:uiPriority="68"/>
-    <w:lsdException w:name="Medium Grid 3 Accent 5" w:uiPriority="69"/>
-    <w:lsdException w:name="Dark List Accent 5" w:uiPriority="70"/>
-    <w:lsdException w:name="Colorful Shading Accent 5" w:uiPriority="71"/>
-    <w:lsdException w:name="Colorful List Accent 5" w:uiPriority="72"/>
-    <w:lsdException w:name="Colorful Grid Accent 5" w:uiPriority="73"/>
-    <w:lsdException w:name="Light Shading Accent 6" w:uiPriority="60"/>
-    <w:lsdException w:name="Light List Accent 6" w:uiPriority="61"/>
-    <w:lsdException w:name="Light Grid Accent 6" w:uiPriority="62"/>
-    <w:lsdException w:name="Medium Shading 1 Accent 6" w:uiPriority="63"/>
-    <w:lsdException w:name="Medium Shading 2 Accent 6" w:uiPriority="64"/>
-    <w:lsdException w:name="Medium List 1 Accent 6" w:uiPriority="65"/>
-    <w:lsdException w:name="Medium List 2 Accent 6" w:uiPriority="66"/>
-    <w:lsdException w:name="Medium Grid 1 Accent 6" w:uiPriority="67"/>
-    <w:lsdException w:name="Medium Grid 2 Accent 6" w:uiPriority="68"/>
-    <w:lsdException w:name="Medium Grid 3 Accent 6" w:uiPriority="69"/>
-    <w:lsdException w:name="Dark List Accent 6" w:uiPriority="70"/>
-    <w:lsdException w:name="Colorful Shading Accent 6" w:uiPriority="71"/>
-    <w:lsdException w:name="Colorful List Accent 6" w:uiPriority="72"/>
-    <w:lsdException w:name="Colorful Grid Accent 6" w:uiPriority="73"/>
-    <w:lsdException w:name="Subtle Emphasis" w:uiPriority="19" w:qFormat="1"/>
-    <w:lsdException w:name="Intense Emphasis" w:uiPriority="21" w:qFormat="1"/>
-    <w:lsdException w:name="Subtle Reference" w:uiPriority="31" w:qFormat="1"/>
-    <w:lsdException w:name="Intense Reference" w:uiPriority="32" w:qFormat="1"/>
-    <w:lsdException w:name="Book Title" w:uiPriority="33" w:qFormat="1"/>
-    <w:lsdException w:name="Bibliography" w:semiHidden="1" w:uiPriority="37" w:unhideWhenUsed="1"/>
-    <w:lsdException w:name="TOC Heading" w:semiHidden="1" w:uiPriority="39" w:unhideWhenUsed="1" w:qFormat="1"/>
-    <w:lsdException w:name="Plain Table 1" w:uiPriority="41"/>
-    <w:lsdException w:name="Plain Table 2" w:uiPriority="42"/>
-    <w:lsdException w:name="Plain Table 3" w:uiPriority="43"/>
-    <w:lsdException w:name="Plain Table 4" w:uiPriority="44"/>
-    <w:lsdException w:name="Plain Table 5" w:uiPriority="45"/>
-    <w:lsdException w:name="Grid Table Light" w:uiPriority="40"/>
-    <w:lsdException w:name="Grid Table 1 Light" w:uiPriority="46"/>
-    <w:lsdException w:name="Grid Table 2" w:uiPriority="47"/>
-    <w:lsdException w:name="Grid Table 3" w:uiPriority="48"/>
-    <w:lsdException w:name="Grid Table 4" w:uiPriority="49"/>
-    <w:lsdException w:name="Grid Table 5 Dark" w:uiPriority="50"/>
-    <w:lsdException w:name="Grid Table 6 Colorful" w:uiPriority="51"/>
-    <w:lsdException w:name="Grid Table 7 Colorful" w:uiPriority="52"/>
-    <w:lsdException w:name="Grid Table 1 Light Accent 1" w:uiPriority="46"/>
-    <w:lsdException w:name="Grid Table 2 Accent 1" w:uiPriority="47"/>
-    <w:lsdException w:name="Grid Table 3 Accent 1" w:uiPriority="48"/>
-    <w:lsdException w:name="Grid Table 4 Accent 1" w:uiPriority="49"/>
-    <w:lsdException w:name="Grid Table 5 Dark Accent 1" w:uiPriority="50"/>
-    <w:lsdException w:name="Grid Table 6 Colorful Accent 1" w:uiPriority="51"/>
-    <w:lsdException w:name="Grid Table 7 Colorful Accent 1" w:uiPriority="52"/>
-    <w:lsdException w:name="Grid Table 1 Light Accent 2" w:uiPriority="46"/>
-    <w:lsdException w:name="Grid Table 2 Accent 2" w:uiPriority="47"/>
-    <w:lsdException w:name="Grid Table 3 Accent 2" w:uiPriority="48"/>
-    <w:lsdException w:name="Grid Table 4 Accent 2" w:uiPriority="49"/>
-    <w:lsdException w:name="Grid Table 5 Dark Accent 2" w:uiPriority="50"/>
-    <w:lsdException w:name="Grid Table 6 Colorful Accent 2" w:uiPriority="51"/>
-    <w:lsdException w:name="Grid Table 7 Colorful Accent 2" w:uiPriority="52"/>
-    <w:lsdException w:name="Grid Table 1 Light Accent 3" w:uiPriority="46"/>
-    <w:lsdException w:name="Grid Table 2 Accent 3" w:uiPriority="47"/>
-    <w:lsdException w:name="Grid Table 3 Accent 3" w:uiPriority="48"/>
-    <w:lsdException w:name="Grid Table 4 Accent 3" w:uiPriority="49"/>
-    <w:lsdException w:name="Grid Table 5 Dark Accent 3" w:uiPriority="50"/>
-    <w:lsdException w:name="Grid Table 6 Colorful Accent 3" w:uiPriority="51"/>
-    <w:lsdException w:name="Grid Table 7 Colorful Accent 3" w:uiPriority="52"/>
-    <w:lsdException w:name="Grid Table 1 Light Accent 4" w:uiPriority="46"/>
-    <w:lsdException w:name="Grid Table 2 Accent 4" w:uiPriority="47"/>
-    <w:lsdException w:name="Grid Table 3 Accent 4" w:uiPriority="48"/>
-    <w:lsdException w:name="Grid Table 4 Accent 4" w:uiPriority="49"/>
-    <w:lsdException w:name="Grid Table 5 Dark Accent 4" w:uiPriority="50"/>
-    <w:lsdException w:name="Grid Table 6 Colorful Accent 4" w:uiPriority="51"/>
-    <w:lsdException w:name="Grid Table 7 Colorful Accent 4" w:uiPriority="52"/>
-    <w:lsdException w:name="Grid Table 1 Light Accent 5" w:uiPriority="46"/>
-    <w:lsdException w:name="Grid Table 2 Accent 5" w:uiPriority="47"/>
-    <w:lsdException w:name="Grid Table 3 Accent 5" w:uiPriority="48"/>
-    <w:lsdException w:name="Grid Table 4 Accent 5" w:uiPriority="49"/>
-    <w:lsdException w:name="Grid Table 5 Dark Accent 5" w:uiPriority="50"/>
-    <w:lsdException w:name="Grid Table 6 Colorful Accent 5" w:uiPriority="51"/>
-    <w:lsdException w:name="Grid Table 7 Colorful Accent 5" w:uiPriority="52"/>
-    <w:lsdException w:name="Grid Table 1 Light Accent 6" w:uiPriority="46"/>
-    <w:lsdException w:name="Grid Table 2 Accent 6" w:uiPriority="47"/>
-    <w:lsdException w:name="Grid Table 3 Accent 6" w:uiPriority="48"/>
-    <w:lsdException w:name="Grid Table 4 Accent 6" w:uiPriority="49"/>
-    <w:lsdException w:name="Grid Table 5 Dark Accent 6" w:uiPriority="50"/>
-    <w:lsdException w:name="Grid Table 6 Colorful Accent 6" w:uiPriority="51"/>
-    <w:lsdException w:name="Grid Table 7 Colorful Accent 6" w:uiPriority="52"/>
-    <w:lsdException w:name="List Table 1 Light" w:uiPriority="46"/>
-    <w:lsdException w:name="List Table 2" w:uiPriority="47"/>
-    <w:lsdException w:name="List Table 3" w:uiPriority="48"/>
-    <w:lsdException w:name="List Table 4" w:uiPriority="49"/>
-    <w:lsdException w:name="List Table 5 Dark" w:uiPriority="50"/>
-    <w:lsdException w:name="List Table 6 Colorful" w:uiPriority="51"/>
-    <w:lsdException w:name="List Table 7 Colorful" w:uiPriority="52"/>
-    <w:lsdException w:name="List Table 1 Light Accent 1" w:uiPriority="46"/>
-    <w:lsdException w:name="List Table 2 Accent 1" w:uiPriority="47"/>
-    <w:lsdException w:name="List Table 3 Accent 1" w:uiPriority="48"/>
-    <w:lsdException w:name="List Table 4 Accent 1" w:uiPriority="49"/>
-    <w:lsdException w:name="List Table 5 Dark Accent 1" w:uiPriority="50"/>
-    <w:lsdException w:name="List Table 6 Colorful Accent 1" w:uiPriority="51"/>
-    <w:lsdException w:name="List Table 7 Colorful Accent 1" w:uiPriority="52"/>
-    <w:lsdException w:name="List Table 1 Light Accent 2" w:uiPriority="46"/>
-    <w:lsdException w:name="List Table 2 Accent 2" w:uiPriority="47"/>
-    <w:lsdException w:name="List Table 3 Accent 2" w:uiPriority="48"/>
-    <w:lsdException w:name="List Table 4 Accent 2" w:uiPriority="49"/>
-    <w:lsdException w:name="List Table 5 Dark Accent 2" w:uiPriority="50"/>
-    <w:lsdException w:name="List Table 6 Colorful Accent 2" w:uiPriority="51"/>
-    <w:lsdException w:name="List Table 7 Colorful Accent 2" w:uiPriority="52"/>
-    <w:lsdException w:name="List Table 1 Light Accent 3" w:uiPriority="46"/>
-    <w:lsdException w:name="List Table 2 Accent 3" w:uiPriority="47"/>
-    <w:lsdException w:name="List Table 3 Accent 3" w:uiPriority="48"/>
-    <w:lsdException w:name="List Table 4 Accent 3" w:uiPriority="49"/>
-    <w:lsdException w:name="List Table 5 Dark Accent 3" w:uiPriority="50"/>
-    <w:lsdException w:name="List Table 6 Colorful Accent 3" w:uiPriority="51"/>
-    <w:lsdException w:name="List Table 7 Colorful Accent 3" w:uiPriority="52"/>
-    <w:lsdException w:name="List Table 1 Light Accent 4" w:uiPriority="46"/>
-    <w:lsdException w:name="List Table 2 Accent 4" w:uiPriority="47"/>
-    <w:lsdException w:name="List Table 3 Accent 4" w:uiPriority="48"/>
-    <w:lsdException w:name="List Table 4 Accent 4" w:uiPriority="49"/>
-    <w:lsdException w:name="List Table 5 Dark Accent 4" w:uiPriority="50"/>
-    <w:lsdException w:name="List Table 6 Colorful Accent 4" w:uiPriority="51"/>
-    <w:lsdException w:name="List Table 7 Colorful Accent 4" w:uiPriority="52"/>
-    <w:lsdException w:name="List Table 1 Light Accent 5" w:uiPriority="46"/>
-    <w:lsdException w:name="List Table 2 Accent 5" w:uiPriority="47"/>
-    <w:lsdException w:name="List Table 3 Accent 5" w:uiPriority="48"/>
-    <w:lsdException w:name="List Table 4 Accent 5" w:uiPriority="49"/>
-    <w:lsdException w:name="List Table 5 Dark Accent 5" w:uiPriority="50"/>
-    <w:lsdException w:name="List Table 6 Colorful Accent 5" w:uiPriority="51"/>
-    <w:lsdException w:name="List Table 7 Colorful Accent 5" w:uiPriority="52"/>
-    <w:lsdException w:name="List Table 1 Light Accent 6" w:uiPriority="46"/>
-    <w:lsdException w:name="List Table 2 Accent 6" w:uiPriority="47"/>
-    <w:lsdException w:name="List Table 3 Accent 6" w:uiPriority="48"/>
-    <w:lsdException w:name="List Table 4 Accent 6" w:uiPriority="49"/>
-    <w:lsdException w:name="List Table 5 Dark Accent 6" w:uiPriority="50"/>
-    <w:lsdException w:name="List Table 6 Colorful Accent 6" w:uiPriority="51"/>
-    <w:lsdException w:name="List Table 7 Colorful Accent 6" w:uiPriority="52"/>
+  <w:latentStyles w:defLockedState="0" w:defUIPriority="99" w:defSemiHidden="1" w:defUnhideWhenUsed="1" w:defQFormat="0" w:count="267">
+    <w:lsdException w:name="Normal" w:semiHidden="0" w:uiPriority="0" w:unhideWhenUsed="0" w:qFormat="1"/>
+    <w:lsdException w:name="heading 1" w:semiHidden="0" w:uiPriority="0" w:unhideWhenUsed="0" w:qFormat="1"/>
+    <w:lsdException w:name="heading 2" w:uiPriority="9" w:qFormat="1"/>
+    <w:lsdException w:name="heading 3" w:uiPriority="9" w:qFormat="1"/>
+    <w:lsdException w:name="heading 4" w:uiPriority="9" w:qFormat="1"/>
+    <w:lsdException w:name="heading 5" w:uiPriority="9" w:qFormat="1"/>
+    <w:lsdException w:name="heading 6" w:uiPriority="9" w:qFormat="1"/>
+    <w:lsdException w:name="heading 7" w:uiPriority="9" w:qFormat="1"/>
+    <w:lsdException w:name="heading 8" w:uiPriority="9" w:qFormat="1"/>
+    <w:lsdException w:name="heading 9" w:uiPriority="9" w:qFormat="1"/>
+    <w:lsdException w:name="toc 1" w:uiPriority="39"/>
+    <w:lsdException w:name="toc 2" w:uiPriority="39"/>
+    <w:lsdException w:name="toc 3" w:uiPriority="39"/>
+    <w:lsdException w:name="toc 4" w:uiPriority="39"/>
+    <w:lsdException w:name="toc 5" w:uiPriority="39"/>
+    <w:lsdException w:name="toc 6" w:uiPriority="39"/>
+    <w:lsdException w:name="toc 7" w:uiPriority="39"/>
+    <w:lsdException w:name="toc 8" w:uiPriority="39"/>
+    <w:lsdException w:name="toc 9" w:uiPriority="39"/>
+    <w:lsdException w:name="caption" w:uiPriority="35" w:qFormat="1"/>
+    <w:lsdException w:name="Title" w:semiHidden="0" w:uiPriority="10" w:unhideWhenUsed="0" w:qFormat="1"/>
+    <w:lsdException w:name="Default Paragraph Font" w:uiPriority="1"/>
+    <w:lsdException w:name="Body Text" w:uiPriority="1" w:qFormat="1"/>
+    <w:lsdException w:name="Subtitle" w:semiHidden="0" w:uiPriority="11" w:unhideWhenUsed="0" w:qFormat="1"/>
+    <w:lsdException w:name="Strong" w:semiHidden="0" w:uiPriority="22" w:unhideWhenUsed="0" w:qFormat="1"/>
+    <w:lsdException w:name="Emphasis" w:semiHidden="0" w:uiPriority="20" w:unhideWhenUsed="0" w:qFormat="1"/>
+    <w:lsdException w:name="Table Grid" w:semiHidden="0" w:uiPriority="39" w:unhideWhenUsed="0"/>
+    <w:lsdException w:name="Placeholder Text" w:unhideWhenUsed="0"/>
+    <w:lsdException w:name="No Spacing" w:semiHidden="0" w:uiPriority="1" w:unhideWhenUsed="0" w:qFormat="1"/>
+    <w:lsdException w:name="Light Shading" w:semiHidden="0" w:uiPriority="60" w:unhideWhenUsed="0"/>
+    <w:lsdException w:name="Light List" w:semiHidden="0" w:uiPriority="61" w:unhideWhenUsed="0"/>
+    <w:lsdException w:name="Light Grid" w:semiHidden="0" w:uiPriority="62" w:unhideWhenUsed="0"/>
+    <w:lsdException w:name="Medium Shading 1" w:semiHidden="0" w:uiPriority="63" w:unhideWhenUsed="0"/>
+    <w:lsdException w:name="Medium Shading 2" w:semiHidden="0" w:uiPriority="64" w:unhideWhenUsed="0"/>
+    <w:lsdException w:name="Medium List 1" w:semiHidden="0" w:uiPriority="65" w:unhideWhenUsed="0"/>
+    <w:lsdException w:name="Medium List 2" w:semiHidden="0" w:uiPriority="66" w:unhideWhenUsed="0"/>
+    <w:lsdException w:name="Medium Grid 1" w:semiHidden="0" w:uiPriority="67" w:unhideWhenUsed="0"/>
+    <w:lsdException w:name="Medium Grid 2" w:semiHidden="0" w:uiPriority="68" w:unhideWhenUsed="0"/>
+    <w:lsdException w:name="Medium Grid 3" w:semiHidden="0" w:uiPriority="69" w:unhideWhenUsed="0"/>
+    <w:lsdException w:name="Dark List" w:semiHidden="0" w:uiPriority="70" w:unhideWhenUsed="0"/>
+    <w:lsdException w:name="Colorful Shading" w:semiHidden="0" w:uiPriority="71" w:unhideWhenUsed="0"/>
+    <w:lsdException w:name="Colorful List" w:semiHidden="0" w:uiPriority="72" w:unhideWhenUsed="0"/>
+    <w:lsdException w:name="Colorful Grid" w:semiHidden="0" w:uiPriority="73" w:unhideWhenUsed="0"/>
+    <w:lsdException w:name="Light Shading Accent 1" w:semiHidden="0" w:uiPriority="60" w:unhideWhenUsed="0"/>
+    <w:lsdException w:name="Light List Accent 1" w:semiHidden="0" w:uiPriority="61" w:unhideWhenUsed="0"/>
+    <w:lsdException w:name="Light Grid Accent 1" w:semiHidden="0" w:uiPriority="62" w:unhideWhenUsed="0"/>
+    <w:lsdException w:name="Medium Shading 1 Accent 1" w:semiHidden="0" w:uiPriority="63" w:unhideWhenUsed="0"/>
+    <w:lsdException w:name="Medium Shading 2 Accent 1" w:semiHidden="0" w:uiPriority="64" w:unhideWhenUsed="0"/>
+    <w:lsdException w:name="Medium List 1 Accent 1" w:semiHidden="0" w:uiPriority="65" w:unhideWhenUsed="0"/>
+    <w:lsdException w:name="Revision" w:unhideWhenUsed="0"/>
+    <w:lsdException w:name="List Paragraph" w:semiHidden="0" w:uiPriority="0" w:unhideWhenUsed="0" w:qFormat="1"/>
+    <w:lsdException w:name="Quote" w:semiHidden="0" w:uiPriority="29" w:unhideWhenUsed="0" w:qFormat="1"/>
+    <w:lsdException w:name="Intense Quote" w:semiHidden="0" w:uiPriority="30" w:unhideWhenUsed="0" w:qFormat="1"/>
+    <w:lsdException w:name="Medium List 2 Accent 1" w:semiHidden="0" w:uiPriority="66" w:unhideWhenUsed="0"/>
+    <w:lsdException w:name="Medium Grid 1 Accent 1" w:semiHidden="0" w:uiPriority="67" w:unhideWhenUsed="0"/>
+    <w:lsdException w:name="Medium Grid 2 Accent 1" w:semiHidden="0" w:uiPriority="68" w:unhideWhenUsed="0"/>
+    <w:lsdException w:name="Medium Grid 3 Accent 1" w:semiHidden="0" w:uiPriority="69" w:unhideWhenUsed="0"/>
+    <w:lsdException w:name="Dark List Accent 1" w:semiHidden="0" w:uiPriority="70" w:unhideWhenUsed="0"/>
+    <w:lsdException w:name="Colorful Shading Accent 1" w:semiHidden="0" w:uiPriority="71" w:unhideWhenUsed="0"/>
+    <w:lsdException w:name="Colorful List Accent 1" w:semiHidden="0" w:uiPriority="72" w:unhideWhenUsed="0"/>
+    <w:lsdException w:name="Colorful Grid Accent 1" w:semiHidden="0" w:uiPriority="73" w:unhideWhenUsed="0"/>
+    <w:lsdException w:name="Light Shading Accent 2" w:semiHidden="0" w:uiPriority="60" w:unhideWhenUsed="0"/>
+    <w:lsdException w:name="Light List Accent 2" w:semiHidden="0" w:uiPriority="61" w:unhideWhenUsed="0"/>
+    <w:lsdException w:name="Light Grid Accent 2" w:semiHidden="0" w:uiPriority="62" w:unhideWhenUsed="0"/>
+    <w:lsdException w:name="Medium Shading 1 Accent 2" w:semiHidden="0" w:uiPriority="63" w:unhideWhenUsed="0"/>
+    <w:lsdException w:name="Medium Shading 2 Accent 2" w:semiHidden="0" w:uiPriority="64" w:unhideWhenUsed="0"/>
+    <w:lsdException w:name="Medium List 1 Accent 2" w:semiHidden="0" w:uiPriority="65" w:unhideWhenUsed="0"/>
+    <w:lsdException w:name="Medium List 2 Accent 2" w:semiHidden="0" w:uiPriority="66" w:unhideWhenUsed="0"/>
+    <w:lsdException w:name="Medium Grid 1 Accent 2" w:semiHidden="0" w:uiPriority="67" w:unhideWhenUsed="0"/>
+    <w:lsdException w:name="Medium Grid 2 Accent 2" w:semiHidden="0" w:uiPriority="68" w:unhideWhenUsed="0"/>
+    <w:lsdException w:name="Medium Grid 3 Accent 2" w:semiHidden="0" w:uiPriority="69" w:unhideWhenUsed="0"/>
+    <w:lsdException w:name="Dark List Accent 2" w:semiHidden="0" w:uiPriority="70" w:unhideWhenUsed="0"/>
+    <w:lsdException w:name="Colorful Shading Accent 2" w:semiHidden="0" w:uiPriority="71" w:unhideWhenUsed="0"/>
+    <w:lsdException w:name="Colorful List Accent 2" w:semiHidden="0" w:uiPriority="72" w:unhideWhenUsed="0"/>
+    <w:lsdException w:name="Colorful Grid Accent 2" w:semiHidden="0" w:uiPriority="73" w:unhideWhenUsed="0"/>
+    <w:lsdException w:name="Light Shading Accent 3" w:semiHidden="0" w:uiPriority="60" w:unhideWhenUsed="0"/>
+    <w:lsdException w:name="Light List Accent 3" w:semiHidden="0" w:uiPriority="61" w:unhideWhenUsed="0"/>
+    <w:lsdException w:name="Light Grid Accent 3" w:semiHidden="0" w:uiPriority="62" w:unhideWhenUsed="0"/>
+    <w:lsdException w:name="Medium Shading 1 Accent 3" w:semiHidden="0" w:uiPriority="63" w:unhideWhenUsed="0"/>
+    <w:lsdException w:name="Medium Shading 2 Accent 3" w:semiHidden="0" w:uiPriority="64" w:unhideWhenUsed="0"/>
+    <w:lsdException w:name="Medium List 1 Accent 3" w:semiHidden="0" w:uiPriority="65" w:unhideWhenUsed="0"/>
+    <w:lsdException w:name="Medium List 2 Accent 3" w:semiHidden="0" w:uiPriority="66" w:unhideWhenUsed="0"/>
+    <w:lsdException w:name="Medium Grid 1 Accent 3" w:semiHidden="0" w:uiPriority="67" w:unhideWhenUsed="0"/>
+    <w:lsdException w:name="Medium Grid 2 Accent 3" w:semiHidden="0" w:uiPriority="68" w:unhideWhenUsed="0"/>
+    <w:lsdException w:name="Medium Grid 3 Accent 3" w:semiHidden="0" w:uiPriority="69" w:unhideWhenUsed="0"/>
+    <w:lsdException w:name="Dark List Accent 3" w:semiHidden="0" w:uiPriority="70" w:unhideWhenUsed="0"/>
+    <w:lsdException w:name="Colorful Shading Accent 3" w:semiHidden="0" w:uiPriority="71" w:unhideWhenUsed="0"/>
+    <w:lsdException w:name="Colorful List Accent 3" w:semiHidden="0" w:uiPriority="72" w:unhideWhenUsed="0"/>
+    <w:lsdException w:name="Colorful Grid Accent 3" w:semiHidden="0" w:uiPriority="73" w:unhideWhenUsed="0"/>
+    <w:lsdException w:name="Light Shading Accent 4" w:semiHidden="0" w:uiPriority="60" w:unhideWhenUsed="0"/>
+    <w:lsdException w:name="Light List Accent 4" w:semiHidden="0" w:uiPriority="61" w:unhideWhenUsed="0"/>
+    <w:lsdException w:name="Light Grid Accent 4" w:semiHidden="0" w:uiPriority="62" w:unhideWhenUsed="0"/>
+    <w:lsdException w:name="Medium Shading 1 Accent 4" w:semiHidden="0" w:uiPriority="63" w:unhideWhenUsed="0"/>
+    <w:lsdException w:name="Medium Shading 2 Accent 4" w:semiHidden="0" w:uiPriority="64" w:unhideWhenUsed="0"/>
+    <w:lsdException w:name="Medium List 1 Accent 4" w:semiHidden="0" w:uiPriority="65" w:unhideWhenUsed="0"/>
+    <w:lsdException w:name="Medium List 2 Accent 4" w:semiHidden="0" w:uiPriority="66" w:unhideWhenUsed="0"/>
+    <w:lsdException w:name="Medium Grid 1 Accent 4" w:semiHidden="0" w:uiPriority="67" w:unhideWhenUsed="0"/>
+    <w:lsdException w:name="Medium Grid 2 Accent 4" w:semiHidden="0" w:uiPriority="68" w:unhideWhenUsed="0"/>
+    <w:lsdException w:name="Medium Grid 3 Accent 4" w:semiHidden="0" w:uiPriority="69" w:unhideWhenUsed="0"/>
+    <w:lsdException w:name="Dark List Accent 4" w:semiHidden="0" w:uiPriority="70" w:unhideWhenUsed="0"/>
+    <w:lsdException w:name="Colorful Shading Accent 4" w:semiHidden="0" w:uiPriority="71" w:unhideWhenUsed="0"/>
+    <w:lsdException w:name="Colorful List Accent 4" w:semiHidden="0" w:uiPriority="72" w:unhideWhenUsed="0"/>
+    <w:lsdException w:name="Colorful Grid Accent 4" w:semiHidden="0" w:uiPriority="73" w:unhideWhenUsed="0"/>
+    <w:lsdException w:name="Light Shading Accent 5" w:semiHidden="0" w:uiPriority="60" w:unhideWhenUsed="0"/>
+    <w:lsdException w:name="Light List Accent 5" w:semiHidden="0" w:uiPriority="61" w:unhideWhenUsed="0"/>
+    <w:lsdException w:name="Light Grid Accent 5" w:semiHidden="0" w:uiPriority="62" w:unhideWhenUsed="0"/>
+    <w:lsdException w:name="Medium Shading 1 Accent 5" w:semiHidden="0" w:uiPriority="63" w:unhideWhenUsed="0"/>
+    <w:lsdException w:name="Medium Shading 2 Accent 5" w:semiHidden="0" w:uiPriority="64" w:unhideWhenUsed="0"/>
+    <w:lsdException w:name="Medium List 1 Accent 5" w:semiHidden="0" w:uiPriority="65" w:unhideWhenUsed="0"/>
+    <w:lsdException w:name="Medium List 2 Accent 5" w:semiHidden="0" w:uiPriority="66" w:unhideWhenUsed="0"/>
+    <w:lsdException w:name="Medium Grid 1 Accent 5" w:semiHidden="0" w:uiPriority="67" w:unhideWhenUsed="0"/>
+    <w:lsdException w:name="Medium Grid 2 Accent 5" w:semiHidden="0" w:uiPriority="68" w:unhideWhenUsed="0"/>
+    <w:lsdException w:name="Medium Grid 3 Accent 5" w:semiHidden="0" w:uiPriority="69" w:unhideWhenUsed="0"/>
+    <w:lsdException w:name="Dark List Accent 5" w:semiHidden="0" w:uiPriority="70" w:unhideWhenUsed="0"/>
+    <w:lsdException w:name="Colorful Shading Accent 5" w:semiHidden="0" w:uiPriority="71" w:unhideWhenUsed="0"/>
+    <w:lsdException w:name="Colorful List Accent 5" w:semiHidden="0" w:uiPriority="72" w:unhideWhenUsed="0"/>
+    <w:lsdException w:name="Colorful Grid Accent 5" w:semiHidden="0" w:uiPriority="73" w:unhideWhenUsed="0"/>
+    <w:lsdException w:name="Light Shading Accent 6" w:semiHidden="0" w:uiPriority="60" w:unhideWhenUsed="0"/>
+    <w:lsdException w:name="Light List Accent 6" w:semiHidden="0" w:uiPriority="61" w:unhideWhenUsed="0"/>
+    <w:lsdException w:name="Light Grid Accent 6" w:semiHidden="0" w:uiPriority="62" w:unhideWhenUsed="0"/>
+    <w:lsdException w:name="Medium Shading 1 Accent 6" w:semiHidden="0" w:uiPriority="63" w:unhideWhenUsed="0"/>
+    <w:lsdException w:name="Medium Shading 2 Accent 6" w:semiHidden="0" w:uiPriority="64" w:unhideWhenUsed="0"/>
+    <w:lsdException w:name="Medium List 1 Accent 6" w:semiHidden="0" w:uiPriority="65" w:unhideWhenUsed="0"/>
+    <w:lsdException w:name="Medium List 2 Accent 6" w:semiHidden="0" w:uiPriority="66" w:unhideWhenUsed="0"/>
+    <w:lsdException w:name="Medium Grid 1 Accent 6" w:semiHidden="0" w:uiPriority="67" w:unhideWhenUsed="0"/>
+    <w:lsdException w:name="Medium Grid 2 Accent 6" w:semiHidden="0" w:uiPriority="68" w:unhideWhenUsed="0"/>
+    <w:lsdException w:name="Medium Grid 3 Accent 6" w:semiHidden="0" w:uiPriority="69" w:unhideWhenUsed="0"/>
+    <w:lsdException w:name="Dark List Accent 6" w:semiHidden="0" w:uiPriority="70" w:unhideWhenUsed="0"/>
+    <w:lsdException w:name="Colorful Shading Accent 6" w:semiHidden="0" w:uiPriority="71" w:unhideWhenUsed="0"/>
+    <w:lsdException w:name="Colorful List Accent 6" w:semiHidden="0" w:uiPriority="72" w:unhideWhenUsed="0"/>
+    <w:lsdException w:name="Colorful Grid Accent 6" w:semiHidden="0" w:uiPriority="73" w:unhideWhenUsed="0"/>
+    <w:lsdException w:name="Subtle Emphasis" w:semiHidden="0" w:uiPriority="19" w:unhideWhenUsed="0" w:qFormat="1"/>
+    <w:lsdException w:name="Intense Emphasis" w:semiHidden="0" w:uiPriority="21" w:unhideWhenUsed="0" w:qFormat="1"/>
+    <w:lsdException w:name="Subtle Reference" w:semiHidden="0" w:uiPriority="31" w:unhideWhenUsed="0" w:qFormat="1"/>
+    <w:lsdException w:name="Intense Reference" w:semiHidden="0" w:uiPriority="32" w:unhideWhenUsed="0" w:qFormat="1"/>
+    <w:lsdException w:name="Book Title" w:semiHidden="0" w:uiPriority="33" w:unhideWhenUsed="0" w:qFormat="1"/>
+    <w:lsdException w:name="Bibliography" w:uiPriority="37"/>
+    <w:lsdException w:name="TOC Heading" w:uiPriority="39" w:qFormat="1"/>
   </w:latentStyles>
   <w:style w:type="paragraph" w:default="1" w:styleId="a">
     <w:name w:val="Normal"/>
@@ -14158,6 +17580,585 @@
       <w:lang w:eastAsia="zh-CN" w:bidi="hi-IN"/>
     </w:rPr>
   </w:style>
+  <w:style w:type="character" w:styleId="af5">
+    <w:name w:val="Placeholder Text"/>
+    <w:basedOn w:val="a0"/>
+    <w:uiPriority w:val="99"/>
+    <w:semiHidden/>
+    <w:rsid w:val="006C6C07"/>
+    <w:rPr>
+      <w:color w:val="808080"/>
+    </w:rPr>
+  </w:style>
+</w:styles>
+</file>
+
+<file path=word/stylesWithEffects.xml><?xml version="1.0" encoding="utf-8"?>
+<w:styles xmlns:wpc="http://schemas.microsoft.com/office/word/2010/wordprocessingCanvas" xmlns:mc="http://schemas.openxmlformats.org/markup-compatibility/2006" xmlns:o="urn:schemas-microsoft-com:office:office" xmlns:r="http://schemas.openxmlformats.org/officeDocument/2006/relationships" xmlns:m="http://schemas.openxmlformats.org/officeDocument/2006/math" xmlns:v="urn:schemas-microsoft-com:vml" xmlns:wp14="http://schemas.microsoft.com/office/word/2010/wordprocessingDrawing" xmlns:wp="http://schemas.openxmlformats.org/drawingml/2006/wordprocessingDrawing" xmlns:w10="urn:schemas-microsoft-com:office:word" xmlns:w="http://schemas.openxmlformats.org/wordprocessingml/2006/main" xmlns:w14="http://schemas.microsoft.com/office/word/2010/wordml" xmlns:wpg="http://schemas.microsoft.com/office/word/2010/wordprocessingGroup" xmlns:wpi="http://schemas.microsoft.com/office/word/2010/wordprocessingInk" xmlns:wne="http://schemas.microsoft.com/office/word/2006/wordml" xmlns:wps="http://schemas.microsoft.com/office/word/2010/wordprocessingShape" mc:Ignorable="w14 wp14">
+  <w:docDefaults>
+    <w:rPrDefault>
+      <w:rPr>
+        <w:rFonts w:asciiTheme="minorHAnsi" w:eastAsiaTheme="minorHAnsi" w:hAnsiTheme="minorHAnsi" w:cstheme="minorBidi"/>
+        <w:sz w:val="22"/>
+        <w:szCs w:val="22"/>
+        <w:lang w:val="ru-RU" w:eastAsia="en-US" w:bidi="ar-SA"/>
+      </w:rPr>
+    </w:rPrDefault>
+    <w:pPrDefault>
+      <w:pPr>
+        <w:spacing w:after="160" w:line="259" w:lineRule="auto"/>
+      </w:pPr>
+    </w:pPrDefault>
+  </w:docDefaults>
+  <w:latentStyles w:defLockedState="0" w:defUIPriority="99" w:defSemiHidden="1" w:defUnhideWhenUsed="1" w:defQFormat="0" w:count="267">
+    <w:lsdException w:name="Normal" w:semiHidden="0" w:uiPriority="0" w:unhideWhenUsed="0" w:qFormat="1"/>
+    <w:lsdException w:name="heading 1" w:semiHidden="0" w:uiPriority="0" w:unhideWhenUsed="0" w:qFormat="1"/>
+    <w:lsdException w:name="heading 2" w:uiPriority="9" w:qFormat="1"/>
+    <w:lsdException w:name="heading 3" w:uiPriority="9" w:qFormat="1"/>
+    <w:lsdException w:name="heading 4" w:uiPriority="9" w:qFormat="1"/>
+    <w:lsdException w:name="heading 5" w:uiPriority="9" w:qFormat="1"/>
+    <w:lsdException w:name="heading 6" w:uiPriority="9" w:qFormat="1"/>
+    <w:lsdException w:name="heading 7" w:uiPriority="9" w:qFormat="1"/>
+    <w:lsdException w:name="heading 8" w:uiPriority="9" w:qFormat="1"/>
+    <w:lsdException w:name="heading 9" w:uiPriority="9" w:qFormat="1"/>
+    <w:lsdException w:name="toc 1" w:uiPriority="39"/>
+    <w:lsdException w:name="toc 2" w:uiPriority="39"/>
+    <w:lsdException w:name="toc 3" w:uiPriority="39"/>
+    <w:lsdException w:name="toc 4" w:uiPriority="39"/>
+    <w:lsdException w:name="toc 5" w:uiPriority="39"/>
+    <w:lsdException w:name="toc 6" w:uiPriority="39"/>
+    <w:lsdException w:name="toc 7" w:uiPriority="39"/>
+    <w:lsdException w:name="toc 8" w:uiPriority="39"/>
+    <w:lsdException w:name="toc 9" w:uiPriority="39"/>
+    <w:lsdException w:name="caption" w:uiPriority="35" w:qFormat="1"/>
+    <w:lsdException w:name="Title" w:semiHidden="0" w:uiPriority="10" w:unhideWhenUsed="0" w:qFormat="1"/>
+    <w:lsdException w:name="Default Paragraph Font" w:uiPriority="1"/>
+    <w:lsdException w:name="Body Text" w:uiPriority="1" w:qFormat="1"/>
+    <w:lsdException w:name="Subtitle" w:semiHidden="0" w:uiPriority="11" w:unhideWhenUsed="0" w:qFormat="1"/>
+    <w:lsdException w:name="Strong" w:semiHidden="0" w:uiPriority="22" w:unhideWhenUsed="0" w:qFormat="1"/>
+    <w:lsdException w:name="Emphasis" w:semiHidden="0" w:uiPriority="20" w:unhideWhenUsed="0" w:qFormat="1"/>
+    <w:lsdException w:name="Table Grid" w:semiHidden="0" w:uiPriority="39" w:unhideWhenUsed="0"/>
+    <w:lsdException w:name="Placeholder Text" w:unhideWhenUsed="0"/>
+    <w:lsdException w:name="No Spacing" w:semiHidden="0" w:uiPriority="1" w:unhideWhenUsed="0" w:qFormat="1"/>
+    <w:lsdException w:name="Light Shading" w:semiHidden="0" w:uiPriority="60" w:unhideWhenUsed="0"/>
+    <w:lsdException w:name="Light List" w:semiHidden="0" w:uiPriority="61" w:unhideWhenUsed="0"/>
+    <w:lsdException w:name="Light Grid" w:semiHidden="0" w:uiPriority="62" w:unhideWhenUsed="0"/>
+    <w:lsdException w:name="Medium Shading 1" w:semiHidden="0" w:uiPriority="63" w:unhideWhenUsed="0"/>
+    <w:lsdException w:name="Medium Shading 2" w:semiHidden="0" w:uiPriority="64" w:unhideWhenUsed="0"/>
+    <w:lsdException w:name="Medium List 1" w:semiHidden="0" w:uiPriority="65" w:unhideWhenUsed="0"/>
+    <w:lsdException w:name="Medium List 2" w:semiHidden="0" w:uiPriority="66" w:unhideWhenUsed="0"/>
+    <w:lsdException w:name="Medium Grid 1" w:semiHidden="0" w:uiPriority="67" w:unhideWhenUsed="0"/>
+    <w:lsdException w:name="Medium Grid 2" w:semiHidden="0" w:uiPriority="68" w:unhideWhenUsed="0"/>
+    <w:lsdException w:name="Medium Grid 3" w:semiHidden="0" w:uiPriority="69" w:unhideWhenUsed="0"/>
+    <w:lsdException w:name="Dark List" w:semiHidden="0" w:uiPriority="70" w:unhideWhenUsed="0"/>
+    <w:lsdException w:name="Colorful Shading" w:semiHidden="0" w:uiPriority="71" w:unhideWhenUsed="0"/>
+    <w:lsdException w:name="Colorful List" w:semiHidden="0" w:uiPriority="72" w:unhideWhenUsed="0"/>
+    <w:lsdException w:name="Colorful Grid" w:semiHidden="0" w:uiPriority="73" w:unhideWhenUsed="0"/>
+    <w:lsdException w:name="Light Shading Accent 1" w:semiHidden="0" w:uiPriority="60" w:unhideWhenUsed="0"/>
+    <w:lsdException w:name="Light List Accent 1" w:semiHidden="0" w:uiPriority="61" w:unhideWhenUsed="0"/>
+    <w:lsdException w:name="Light Grid Accent 1" w:semiHidden="0" w:uiPriority="62" w:unhideWhenUsed="0"/>
+    <w:lsdException w:name="Medium Shading 1 Accent 1" w:semiHidden="0" w:uiPriority="63" w:unhideWhenUsed="0"/>
+    <w:lsdException w:name="Medium Shading 2 Accent 1" w:semiHidden="0" w:uiPriority="64" w:unhideWhenUsed="0"/>
+    <w:lsdException w:name="Medium List 1 Accent 1" w:semiHidden="0" w:uiPriority="65" w:unhideWhenUsed="0"/>
+    <w:lsdException w:name="Revision" w:unhideWhenUsed="0"/>
+    <w:lsdException w:name="List Paragraph" w:semiHidden="0" w:uiPriority="0" w:unhideWhenUsed="0" w:qFormat="1"/>
+    <w:lsdException w:name="Quote" w:semiHidden="0" w:uiPriority="29" w:unhideWhenUsed="0" w:qFormat="1"/>
+    <w:lsdException w:name="Intense Quote" w:semiHidden="0" w:uiPriority="30" w:unhideWhenUsed="0" w:qFormat="1"/>
+    <w:lsdException w:name="Medium List 2 Accent 1" w:semiHidden="0" w:uiPriority="66" w:unhideWhenUsed="0"/>
+    <w:lsdException w:name="Medium Grid 1 Accent 1" w:semiHidden="0" w:uiPriority="67" w:unhideWhenUsed="0"/>
+    <w:lsdException w:name="Medium Grid 2 Accent 1" w:semiHidden="0" w:uiPriority="68" w:unhideWhenUsed="0"/>
+    <w:lsdException w:name="Medium Grid 3 Accent 1" w:semiHidden="0" w:uiPriority="69" w:unhideWhenUsed="0"/>
+    <w:lsdException w:name="Dark List Accent 1" w:semiHidden="0" w:uiPriority="70" w:unhideWhenUsed="0"/>
+    <w:lsdException w:name="Colorful Shading Accent 1" w:semiHidden="0" w:uiPriority="71" w:unhideWhenUsed="0"/>
+    <w:lsdException w:name="Colorful List Accent 1" w:semiHidden="0" w:uiPriority="72" w:unhideWhenUsed="0"/>
+    <w:lsdException w:name="Colorful Grid Accent 1" w:semiHidden="0" w:uiPriority="73" w:unhideWhenUsed="0"/>
+    <w:lsdException w:name="Light Shading Accent 2" w:semiHidden="0" w:uiPriority="60" w:unhideWhenUsed="0"/>
+    <w:lsdException w:name="Light List Accent 2" w:semiHidden="0" w:uiPriority="61" w:unhideWhenUsed="0"/>
+    <w:lsdException w:name="Light Grid Accent 2" w:semiHidden="0" w:uiPriority="62" w:unhideWhenUsed="0"/>
+    <w:lsdException w:name="Medium Shading 1 Accent 2" w:semiHidden="0" w:uiPriority="63" w:unhideWhenUsed="0"/>
+    <w:lsdException w:name="Medium Shading 2 Accent 2" w:semiHidden="0" w:uiPriority="64" w:unhideWhenUsed="0"/>
+    <w:lsdException w:name="Medium List 1 Accent 2" w:semiHidden="0" w:uiPriority="65" w:unhideWhenUsed="0"/>
+    <w:lsdException w:name="Medium List 2 Accent 2" w:semiHidden="0" w:uiPriority="66" w:unhideWhenUsed="0"/>
+    <w:lsdException w:name="Medium Grid 1 Accent 2" w:semiHidden="0" w:uiPriority="67" w:unhideWhenUsed="0"/>
+    <w:lsdException w:name="Medium Grid 2 Accent 2" w:semiHidden="0" w:uiPriority="68" w:unhideWhenUsed="0"/>
+    <w:lsdException w:name="Medium Grid 3 Accent 2" w:semiHidden="0" w:uiPriority="69" w:unhideWhenUsed="0"/>
+    <w:lsdException w:name="Dark List Accent 2" w:semiHidden="0" w:uiPriority="70" w:unhideWhenUsed="0"/>
+    <w:lsdException w:name="Colorful Shading Accent 2" w:semiHidden="0" w:uiPriority="71" w:unhideWhenUsed="0"/>
+    <w:lsdException w:name="Colorful List Accent 2" w:semiHidden="0" w:uiPriority="72" w:unhideWhenUsed="0"/>
+    <w:lsdException w:name="Colorful Grid Accent 2" w:semiHidden="0" w:uiPriority="73" w:unhideWhenUsed="0"/>
+    <w:lsdException w:name="Light Shading Accent 3" w:semiHidden="0" w:uiPriority="60" w:unhideWhenUsed="0"/>
+    <w:lsdException w:name="Light List Accent 3" w:semiHidden="0" w:uiPriority="61" w:unhideWhenUsed="0"/>
+    <w:lsdException w:name="Light Grid Accent 3" w:semiHidden="0" w:uiPriority="62" w:unhideWhenUsed="0"/>
+    <w:lsdException w:name="Medium Shading 1 Accent 3" w:semiHidden="0" w:uiPriority="63" w:unhideWhenUsed="0"/>
+    <w:lsdException w:name="Medium Shading 2 Accent 3" w:semiHidden="0" w:uiPriority="64" w:unhideWhenUsed="0"/>
+    <w:lsdException w:name="Medium List 1 Accent 3" w:semiHidden="0" w:uiPriority="65" w:unhideWhenUsed="0"/>
+    <w:lsdException w:name="Medium List 2 Accent 3" w:semiHidden="0" w:uiPriority="66" w:unhideWhenUsed="0"/>
+    <w:lsdException w:name="Medium Grid 1 Accent 3" w:semiHidden="0" w:uiPriority="67" w:unhideWhenUsed="0"/>
+    <w:lsdException w:name="Medium Grid 2 Accent 3" w:semiHidden="0" w:uiPriority="68" w:unhideWhenUsed="0"/>
+    <w:lsdException w:name="Medium Grid 3 Accent 3" w:semiHidden="0" w:uiPriority="69" w:unhideWhenUsed="0"/>
+    <w:lsdException w:name="Dark List Accent 3" w:semiHidden="0" w:uiPriority="70" w:unhideWhenUsed="0"/>
+    <w:lsdException w:name="Colorful Shading Accent 3" w:semiHidden="0" w:uiPriority="71" w:unhideWhenUsed="0"/>
+    <w:lsdException w:name="Colorful List Accent 3" w:semiHidden="0" w:uiPriority="72" w:unhideWhenUsed="0"/>
+    <w:lsdException w:name="Colorful Grid Accent 3" w:semiHidden="0" w:uiPriority="73" w:unhideWhenUsed="0"/>
+    <w:lsdException w:name="Light Shading Accent 4" w:semiHidden="0" w:uiPriority="60" w:unhideWhenUsed="0"/>
+    <w:lsdException w:name="Light List Accent 4" w:semiHidden="0" w:uiPriority="61" w:unhideWhenUsed="0"/>
+    <w:lsdException w:name="Light Grid Accent 4" w:semiHidden="0" w:uiPriority="62" w:unhideWhenUsed="0"/>
+    <w:lsdException w:name="Medium Shading 1 Accent 4" w:semiHidden="0" w:uiPriority="63" w:unhideWhenUsed="0"/>
+    <w:lsdException w:name="Medium Shading 2 Accent 4" w:semiHidden="0" w:uiPriority="64" w:unhideWhenUsed="0"/>
+    <w:lsdException w:name="Medium List 1 Accent 4" w:semiHidden="0" w:uiPriority="65" w:unhideWhenUsed="0"/>
+    <w:lsdException w:name="Medium List 2 Accent 4" w:semiHidden="0" w:uiPriority="66" w:unhideWhenUsed="0"/>
+    <w:lsdException w:name="Medium Grid 1 Accent 4" w:semiHidden="0" w:uiPriority="67" w:unhideWhenUsed="0"/>
+    <w:lsdException w:name="Medium Grid 2 Accent 4" w:semiHidden="0" w:uiPriority="68" w:unhideWhenUsed="0"/>
+    <w:lsdException w:name="Medium Grid 3 Accent 4" w:semiHidden="0" w:uiPriority="69" w:unhideWhenUsed="0"/>
+    <w:lsdException w:name="Dark List Accent 4" w:semiHidden="0" w:uiPriority="70" w:unhideWhenUsed="0"/>
+    <w:lsdException w:name="Colorful Shading Accent 4" w:semiHidden="0" w:uiPriority="71" w:unhideWhenUsed="0"/>
+    <w:lsdException w:name="Colorful List Accent 4" w:semiHidden="0" w:uiPriority="72" w:unhideWhenUsed="0"/>
+    <w:lsdException w:name="Colorful Grid Accent 4" w:semiHidden="0" w:uiPriority="73" w:unhideWhenUsed="0"/>
+    <w:lsdException w:name="Light Shading Accent 5" w:semiHidden="0" w:uiPriority="60" w:unhideWhenUsed="0"/>
+    <w:lsdException w:name="Light List Accent 5" w:semiHidden="0" w:uiPriority="61" w:unhideWhenUsed="0"/>
+    <w:lsdException w:name="Light Grid Accent 5" w:semiHidden="0" w:uiPriority="62" w:unhideWhenUsed="0"/>
+    <w:lsdException w:name="Medium Shading 1 Accent 5" w:semiHidden="0" w:uiPriority="63" w:unhideWhenUsed="0"/>
+    <w:lsdException w:name="Medium Shading 2 Accent 5" w:semiHidden="0" w:uiPriority="64" w:unhideWhenUsed="0"/>
+    <w:lsdException w:name="Medium List 1 Accent 5" w:semiHidden="0" w:uiPriority="65" w:unhideWhenUsed="0"/>
+    <w:lsdException w:name="Medium List 2 Accent 5" w:semiHidden="0" w:uiPriority="66" w:unhideWhenUsed="0"/>
+    <w:lsdException w:name="Medium Grid 1 Accent 5" w:semiHidden="0" w:uiPriority="67" w:unhideWhenUsed="0"/>
+    <w:lsdException w:name="Medium Grid 2 Accent 5" w:semiHidden="0" w:uiPriority="68" w:unhideWhenUsed="0"/>
+    <w:lsdException w:name="Medium Grid 3 Accent 5" w:semiHidden="0" w:uiPriority="69" w:unhideWhenUsed="0"/>
+    <w:lsdException w:name="Dark List Accent 5" w:semiHidden="0" w:uiPriority="70" w:unhideWhenUsed="0"/>
+    <w:lsdException w:name="Colorful Shading Accent 5" w:semiHidden="0" w:uiPriority="71" w:unhideWhenUsed="0"/>
+    <w:lsdException w:name="Colorful List Accent 5" w:semiHidden="0" w:uiPriority="72" w:unhideWhenUsed="0"/>
+    <w:lsdException w:name="Colorful Grid Accent 5" w:semiHidden="0" w:uiPriority="73" w:unhideWhenUsed="0"/>
+    <w:lsdException w:name="Light Shading Accent 6" w:semiHidden="0" w:uiPriority="60" w:unhideWhenUsed="0"/>
+    <w:lsdException w:name="Light List Accent 6" w:semiHidden="0" w:uiPriority="61" w:unhideWhenUsed="0"/>
+    <w:lsdException w:name="Light Grid Accent 6" w:semiHidden="0" w:uiPriority="62" w:unhideWhenUsed="0"/>
+    <w:lsdException w:name="Medium Shading 1 Accent 6" w:semiHidden="0" w:uiPriority="63" w:unhideWhenUsed="0"/>
+    <w:lsdException w:name="Medium Shading 2 Accent 6" w:semiHidden="0" w:uiPriority="64" w:unhideWhenUsed="0"/>
+    <w:lsdException w:name="Medium List 1 Accent 6" w:semiHidden="0" w:uiPriority="65" w:unhideWhenUsed="0"/>
+    <w:lsdException w:name="Medium List 2 Accent 6" w:semiHidden="0" w:uiPriority="66" w:unhideWhenUsed="0"/>
+    <w:lsdException w:name="Medium Grid 1 Accent 6" w:semiHidden="0" w:uiPriority="67" w:unhideWhenUsed="0"/>
+    <w:lsdException w:name="Medium Grid 2 Accent 6" w:semiHidden="0" w:uiPriority="68" w:unhideWhenUsed="0"/>
+    <w:lsdException w:name="Medium Grid 3 Accent 6" w:semiHidden="0" w:uiPriority="69" w:unhideWhenUsed="0"/>
+    <w:lsdException w:name="Dark List Accent 6" w:semiHidden="0" w:uiPriority="70" w:unhideWhenUsed="0"/>
+    <w:lsdException w:name="Colorful Shading Accent 6" w:semiHidden="0" w:uiPriority="71" w:unhideWhenUsed="0"/>
+    <w:lsdException w:name="Colorful List Accent 6" w:semiHidden="0" w:uiPriority="72" w:unhideWhenUsed="0"/>
+    <w:lsdException w:name="Colorful Grid Accent 6" w:semiHidden="0" w:uiPriority="73" w:unhideWhenUsed="0"/>
+    <w:lsdException w:name="Subtle Emphasis" w:semiHidden="0" w:uiPriority="19" w:unhideWhenUsed="0" w:qFormat="1"/>
+    <w:lsdException w:name="Intense Emphasis" w:semiHidden="0" w:uiPriority="21" w:unhideWhenUsed="0" w:qFormat="1"/>
+    <w:lsdException w:name="Subtle Reference" w:semiHidden="0" w:uiPriority="31" w:unhideWhenUsed="0" w:qFormat="1"/>
+    <w:lsdException w:name="Intense Reference" w:semiHidden="0" w:uiPriority="32" w:unhideWhenUsed="0" w:qFormat="1"/>
+    <w:lsdException w:name="Book Title" w:semiHidden="0" w:uiPriority="33" w:unhideWhenUsed="0" w:qFormat="1"/>
+    <w:lsdException w:name="Bibliography" w:uiPriority="37"/>
+    <w:lsdException w:name="TOC Heading" w:uiPriority="39" w:qFormat="1"/>
+  </w:latentStyles>
+  <w:style w:type="paragraph" w:default="1" w:styleId="a">
+    <w:name w:val="Normal"/>
+    <w:qFormat/>
+    <w:rsid w:val="00A70F36"/>
+  </w:style>
+  <w:style w:type="paragraph" w:styleId="1">
+    <w:name w:val="heading 1"/>
+    <w:basedOn w:val="a"/>
+    <w:next w:val="a"/>
+    <w:link w:val="10"/>
+    <w:qFormat/>
+    <w:rsid w:val="00A70F36"/>
+    <w:pPr>
+      <w:keepNext/>
+      <w:keepLines/>
+      <w:spacing w:before="240" w:after="0" w:line="240" w:lineRule="auto"/>
+      <w:outlineLvl w:val="0"/>
+    </w:pPr>
+    <w:rPr>
+      <w:rFonts w:ascii="Cambria" w:eastAsia="SimSun" w:hAnsi="Cambria" w:cs="Tahoma"/>
+      <w:color w:val="365F91"/>
+      <w:kern w:val="2"/>
+      <w:sz w:val="32"/>
+      <w:szCs w:val="32"/>
+      <w:lang w:eastAsia="zh-CN" w:bidi="hi-IN"/>
+    </w:rPr>
+  </w:style>
+  <w:style w:type="character" w:default="1" w:styleId="a0">
+    <w:name w:val="Default Paragraph Font"/>
+    <w:uiPriority w:val="1"/>
+    <w:semiHidden/>
+    <w:unhideWhenUsed/>
+  </w:style>
+  <w:style w:type="table" w:default="1" w:styleId="a1">
+    <w:name w:val="Normal Table"/>
+    <w:uiPriority w:val="99"/>
+    <w:semiHidden/>
+    <w:unhideWhenUsed/>
+    <w:tblPr>
+      <w:tblInd w:w="0" w:type="dxa"/>
+      <w:tblCellMar>
+        <w:top w:w="0" w:type="dxa"/>
+        <w:left w:w="108" w:type="dxa"/>
+        <w:bottom w:w="0" w:type="dxa"/>
+        <w:right w:w="108" w:type="dxa"/>
+      </w:tblCellMar>
+    </w:tblPr>
+  </w:style>
+  <w:style w:type="numbering" w:default="1" w:styleId="a2">
+    <w:name w:val="No List"/>
+    <w:uiPriority w:val="99"/>
+    <w:semiHidden/>
+    <w:unhideWhenUsed/>
+  </w:style>
+  <w:style w:type="table" w:styleId="a3">
+    <w:name w:val="Table Grid"/>
+    <w:basedOn w:val="a1"/>
+    <w:uiPriority w:val="39"/>
+    <w:rsid w:val="00A70F36"/>
+    <w:pPr>
+      <w:spacing w:after="0" w:line="240" w:lineRule="auto"/>
+    </w:pPr>
+    <w:tblPr>
+      <w:tblBorders>
+        <w:top w:val="single" w:sz="4" w:space="0" w:color="auto"/>
+        <w:left w:val="single" w:sz="4" w:space="0" w:color="auto"/>
+        <w:bottom w:val="single" w:sz="4" w:space="0" w:color="auto"/>
+        <w:right w:val="single" w:sz="4" w:space="0" w:color="auto"/>
+        <w:insideH w:val="single" w:sz="4" w:space="0" w:color="auto"/>
+        <w:insideV w:val="single" w:sz="4" w:space="0" w:color="auto"/>
+      </w:tblBorders>
+    </w:tblPr>
+  </w:style>
+  <w:style w:type="character" w:styleId="a4">
+    <w:name w:val="annotation reference"/>
+    <w:basedOn w:val="a0"/>
+    <w:uiPriority w:val="99"/>
+    <w:semiHidden/>
+    <w:unhideWhenUsed/>
+    <w:rsid w:val="00A70F36"/>
+    <w:rPr>
+      <w:sz w:val="16"/>
+      <w:szCs w:val="16"/>
+    </w:rPr>
+  </w:style>
+  <w:style w:type="paragraph" w:styleId="a5">
+    <w:name w:val="annotation text"/>
+    <w:basedOn w:val="a"/>
+    <w:link w:val="a6"/>
+    <w:uiPriority w:val="99"/>
+    <w:semiHidden/>
+    <w:unhideWhenUsed/>
+    <w:rsid w:val="00A70F36"/>
+    <w:pPr>
+      <w:spacing w:line="240" w:lineRule="auto"/>
+    </w:pPr>
+    <w:rPr>
+      <w:sz w:val="20"/>
+      <w:szCs w:val="20"/>
+    </w:rPr>
+  </w:style>
+  <w:style w:type="character" w:customStyle="1" w:styleId="a6">
+    <w:name w:val="Текст примечания Знак"/>
+    <w:basedOn w:val="a0"/>
+    <w:link w:val="a5"/>
+    <w:uiPriority w:val="99"/>
+    <w:semiHidden/>
+    <w:rsid w:val="00A70F36"/>
+    <w:rPr>
+      <w:sz w:val="20"/>
+      <w:szCs w:val="20"/>
+    </w:rPr>
+  </w:style>
+  <w:style w:type="paragraph" w:styleId="a7">
+    <w:name w:val="Body Text"/>
+    <w:basedOn w:val="a"/>
+    <w:link w:val="a8"/>
+    <w:uiPriority w:val="1"/>
+    <w:qFormat/>
+    <w:rsid w:val="00A70F36"/>
+    <w:pPr>
+      <w:widowControl w:val="0"/>
+      <w:autoSpaceDE w:val="0"/>
+      <w:autoSpaceDN w:val="0"/>
+      <w:spacing w:after="0" w:line="240" w:lineRule="auto"/>
+    </w:pPr>
+    <w:rPr>
+      <w:rFonts w:ascii="Times New Roman" w:eastAsia="Times New Roman" w:hAnsi="Times New Roman" w:cs="Times New Roman"/>
+      <w:sz w:val="28"/>
+      <w:szCs w:val="24"/>
+    </w:rPr>
+  </w:style>
+  <w:style w:type="character" w:customStyle="1" w:styleId="a8">
+    <w:name w:val="Основной текст Знак"/>
+    <w:basedOn w:val="a0"/>
+    <w:link w:val="a7"/>
+    <w:uiPriority w:val="1"/>
+    <w:rsid w:val="00A70F36"/>
+    <w:rPr>
+      <w:rFonts w:ascii="Times New Roman" w:eastAsia="Times New Roman" w:hAnsi="Times New Roman" w:cs="Times New Roman"/>
+      <w:sz w:val="28"/>
+      <w:szCs w:val="24"/>
+    </w:rPr>
+  </w:style>
+  <w:style w:type="paragraph" w:styleId="a9">
+    <w:name w:val="Balloon Text"/>
+    <w:basedOn w:val="a"/>
+    <w:link w:val="aa"/>
+    <w:uiPriority w:val="99"/>
+    <w:semiHidden/>
+    <w:unhideWhenUsed/>
+    <w:rsid w:val="00A70F36"/>
+    <w:pPr>
+      <w:spacing w:after="0" w:line="240" w:lineRule="auto"/>
+    </w:pPr>
+    <w:rPr>
+      <w:rFonts w:ascii="Segoe UI" w:hAnsi="Segoe UI" w:cs="Segoe UI"/>
+      <w:sz w:val="18"/>
+      <w:szCs w:val="18"/>
+    </w:rPr>
+  </w:style>
+  <w:style w:type="character" w:customStyle="1" w:styleId="aa">
+    <w:name w:val="Текст выноски Знак"/>
+    <w:basedOn w:val="a0"/>
+    <w:link w:val="a9"/>
+    <w:uiPriority w:val="99"/>
+    <w:semiHidden/>
+    <w:rsid w:val="00A70F36"/>
+    <w:rPr>
+      <w:rFonts w:ascii="Segoe UI" w:hAnsi="Segoe UI" w:cs="Segoe UI"/>
+      <w:sz w:val="18"/>
+      <w:szCs w:val="18"/>
+    </w:rPr>
+  </w:style>
+  <w:style w:type="character" w:customStyle="1" w:styleId="10">
+    <w:name w:val="Заголовок 1 Знак"/>
+    <w:basedOn w:val="a0"/>
+    <w:link w:val="1"/>
+    <w:rsid w:val="00A70F36"/>
+    <w:rPr>
+      <w:rFonts w:ascii="Cambria" w:eastAsia="SimSun" w:hAnsi="Cambria" w:cs="Tahoma"/>
+      <w:color w:val="365F91"/>
+      <w:kern w:val="2"/>
+      <w:sz w:val="32"/>
+      <w:szCs w:val="32"/>
+      <w:lang w:eastAsia="zh-CN" w:bidi="hi-IN"/>
+    </w:rPr>
+  </w:style>
+  <w:style w:type="character" w:customStyle="1" w:styleId="-">
+    <w:name w:val="Интернет-ссылка"/>
+    <w:basedOn w:val="a0"/>
+    <w:rsid w:val="00A70F36"/>
+    <w:rPr>
+      <w:color w:val="0000FF"/>
+      <w:u w:val="single"/>
+    </w:rPr>
+  </w:style>
+  <w:style w:type="character" w:customStyle="1" w:styleId="ab">
+    <w:name w:val="Посещённая гиперссылка"/>
+    <w:rsid w:val="00A70F36"/>
+    <w:rPr>
+      <w:color w:val="800000"/>
+      <w:u w:val="single"/>
+    </w:rPr>
+  </w:style>
+  <w:style w:type="paragraph" w:customStyle="1" w:styleId="11">
+    <w:name w:val="заголовок1"/>
+    <w:basedOn w:val="a"/>
+    <w:next w:val="a"/>
+    <w:link w:val="12"/>
+    <w:qFormat/>
+    <w:rsid w:val="00A70F36"/>
+    <w:pPr>
+      <w:spacing w:before="80" w:after="80" w:line="240" w:lineRule="auto"/>
+      <w:ind w:firstLine="709"/>
+      <w:outlineLvl w:val="0"/>
+    </w:pPr>
+    <w:rPr>
+      <w:rFonts w:ascii="Liberation Serif" w:eastAsia="NSimSun" w:hAnsi="Liberation Serif" w:cs="Arial"/>
+      <w:b/>
+      <w:kern w:val="2"/>
+      <w:sz w:val="24"/>
+      <w:szCs w:val="24"/>
+      <w:lang w:eastAsia="zh-CN" w:bidi="hi-IN"/>
+    </w:rPr>
+  </w:style>
+  <w:style w:type="paragraph" w:styleId="ac">
+    <w:name w:val="List Paragraph"/>
+    <w:basedOn w:val="a"/>
+    <w:qFormat/>
+    <w:rsid w:val="00A70F36"/>
+    <w:pPr>
+      <w:spacing w:after="0" w:line="240" w:lineRule="auto"/>
+      <w:ind w:left="720"/>
+      <w:contextualSpacing/>
+    </w:pPr>
+    <w:rPr>
+      <w:rFonts w:ascii="Liberation Serif" w:eastAsia="NSimSun" w:hAnsi="Liberation Serif" w:cs="Arial"/>
+      <w:kern w:val="2"/>
+      <w:sz w:val="24"/>
+      <w:szCs w:val="24"/>
+      <w:lang w:eastAsia="zh-CN" w:bidi="hi-IN"/>
+    </w:rPr>
+  </w:style>
+  <w:style w:type="paragraph" w:customStyle="1" w:styleId="ad">
+    <w:name w:val="стиль текста"/>
+    <w:basedOn w:val="a"/>
+    <w:next w:val="a"/>
+    <w:qFormat/>
+    <w:rsid w:val="00A70F36"/>
+    <w:pPr>
+      <w:spacing w:after="0" w:line="240" w:lineRule="auto"/>
+      <w:ind w:firstLine="709"/>
+    </w:pPr>
+    <w:rPr>
+      <w:rFonts w:ascii="Liberation Serif" w:eastAsia="NSimSun" w:hAnsi="Liberation Serif" w:cs="Arial"/>
+      <w:kern w:val="2"/>
+      <w:sz w:val="24"/>
+      <w:szCs w:val="24"/>
+      <w:lang w:eastAsia="zh-CN" w:bidi="hi-IN"/>
+    </w:rPr>
+  </w:style>
+  <w:style w:type="paragraph" w:customStyle="1" w:styleId="2">
+    <w:name w:val="заголовок2"/>
+    <w:basedOn w:val="a"/>
+    <w:next w:val="a"/>
+    <w:qFormat/>
+    <w:rsid w:val="00A70F36"/>
+    <w:pPr>
+      <w:spacing w:before="80" w:after="80" w:line="240" w:lineRule="auto"/>
+      <w:ind w:firstLine="709"/>
+      <w:outlineLvl w:val="1"/>
+    </w:pPr>
+    <w:rPr>
+      <w:rFonts w:ascii="Liberation Serif" w:eastAsia="NSimSun" w:hAnsi="Liberation Serif" w:cs="Times New Roman"/>
+      <w:b/>
+      <w:kern w:val="2"/>
+      <w:sz w:val="24"/>
+      <w:szCs w:val="28"/>
+      <w:lang w:eastAsia="zh-CN" w:bidi="hi-IN"/>
+    </w:rPr>
+  </w:style>
+  <w:style w:type="paragraph" w:customStyle="1" w:styleId="ae">
+    <w:name w:val="Содержимое таблицы"/>
+    <w:basedOn w:val="a"/>
+    <w:qFormat/>
+    <w:rsid w:val="00A70F36"/>
+    <w:pPr>
+      <w:suppressLineNumbers/>
+      <w:spacing w:after="0" w:line="240" w:lineRule="auto"/>
+    </w:pPr>
+    <w:rPr>
+      <w:rFonts w:ascii="Liberation Serif" w:eastAsia="NSimSun" w:hAnsi="Liberation Serif" w:cs="Arial"/>
+      <w:kern w:val="2"/>
+      <w:sz w:val="24"/>
+      <w:szCs w:val="24"/>
+      <w:lang w:eastAsia="zh-CN" w:bidi="hi-IN"/>
+    </w:rPr>
+  </w:style>
+  <w:style w:type="paragraph" w:styleId="af">
+    <w:name w:val="annotation subject"/>
+    <w:basedOn w:val="a5"/>
+    <w:next w:val="a5"/>
+    <w:link w:val="af0"/>
+    <w:uiPriority w:val="99"/>
+    <w:semiHidden/>
+    <w:unhideWhenUsed/>
+    <w:rsid w:val="00A70F36"/>
+    <w:rPr>
+      <w:b/>
+      <w:bCs/>
+    </w:rPr>
+  </w:style>
+  <w:style w:type="character" w:customStyle="1" w:styleId="af0">
+    <w:name w:val="Тема примечания Знак"/>
+    <w:basedOn w:val="a6"/>
+    <w:link w:val="af"/>
+    <w:uiPriority w:val="99"/>
+    <w:semiHidden/>
+    <w:rsid w:val="00A70F36"/>
+    <w:rPr>
+      <w:b/>
+      <w:bCs/>
+      <w:sz w:val="20"/>
+      <w:szCs w:val="20"/>
+    </w:rPr>
+  </w:style>
+  <w:style w:type="paragraph" w:customStyle="1" w:styleId="af1">
+    <w:name w:val="Основной текст практики"/>
+    <w:basedOn w:val="a"/>
+    <w:link w:val="af2"/>
+    <w:qFormat/>
+    <w:rsid w:val="00A70F36"/>
+    <w:pPr>
+      <w:spacing w:after="0" w:line="240" w:lineRule="auto"/>
+      <w:ind w:firstLine="709"/>
+      <w:jc w:val="both"/>
+    </w:pPr>
+    <w:rPr>
+      <w:rFonts w:ascii="Times New Roman" w:hAnsi="Times New Roman" w:cs="Times New Roman"/>
+      <w:sz w:val="28"/>
+      <w:szCs w:val="24"/>
+    </w:rPr>
+  </w:style>
+  <w:style w:type="paragraph" w:customStyle="1" w:styleId="af3">
+    <w:name w:val="Заголовки"/>
+    <w:basedOn w:val="11"/>
+    <w:link w:val="af4"/>
+    <w:qFormat/>
+    <w:rsid w:val="00B869EA"/>
+    <w:pPr>
+      <w:spacing w:before="0"/>
+      <w:jc w:val="center"/>
+    </w:pPr>
+    <w:rPr>
+      <w:rFonts w:ascii="Times New Roman" w:hAnsi="Times New Roman"/>
+      <w:sz w:val="28"/>
+      <w:szCs w:val="28"/>
+    </w:rPr>
+  </w:style>
+  <w:style w:type="character" w:customStyle="1" w:styleId="af2">
+    <w:name w:val="Основной текст практики Знак"/>
+    <w:basedOn w:val="a0"/>
+    <w:link w:val="af1"/>
+    <w:rsid w:val="00A70F36"/>
+    <w:rPr>
+      <w:rFonts w:ascii="Times New Roman" w:hAnsi="Times New Roman" w:cs="Times New Roman"/>
+      <w:sz w:val="28"/>
+      <w:szCs w:val="24"/>
+    </w:rPr>
+  </w:style>
+  <w:style w:type="character" w:customStyle="1" w:styleId="12">
+    <w:name w:val="заголовок1 Знак"/>
+    <w:basedOn w:val="a0"/>
+    <w:link w:val="11"/>
+    <w:rsid w:val="00B869EA"/>
+    <w:rPr>
+      <w:rFonts w:ascii="Liberation Serif" w:eastAsia="NSimSun" w:hAnsi="Liberation Serif" w:cs="Arial"/>
+      <w:b/>
+      <w:kern w:val="2"/>
+      <w:sz w:val="24"/>
+      <w:szCs w:val="24"/>
+      <w:lang w:eastAsia="zh-CN" w:bidi="hi-IN"/>
+    </w:rPr>
+  </w:style>
+  <w:style w:type="character" w:customStyle="1" w:styleId="af4">
+    <w:name w:val="Заголовки Знак"/>
+    <w:basedOn w:val="12"/>
+    <w:link w:val="af3"/>
+    <w:rsid w:val="00B869EA"/>
+    <w:rPr>
+      <w:rFonts w:ascii="Times New Roman" w:eastAsia="NSimSun" w:hAnsi="Times New Roman" w:cs="Arial"/>
+      <w:b/>
+      <w:kern w:val="2"/>
+      <w:sz w:val="28"/>
+      <w:szCs w:val="28"/>
+      <w:lang w:eastAsia="zh-CN" w:bidi="hi-IN"/>
+    </w:rPr>
+  </w:style>
+  <w:style w:type="character" w:styleId="af5">
+    <w:name w:val="Placeholder Text"/>
+    <w:basedOn w:val="a0"/>
+    <w:uiPriority w:val="99"/>
+    <w:semiHidden/>
+    <w:rsid w:val="006C6C07"/>
+    <w:rPr>
+      <w:color w:val="808080"/>
+    </w:rPr>
+  </w:style>
 </w:styles>
 </file>
 
@@ -14416,7 +18417,7 @@
   <a:extraClrSchemeLst/>
   <a:extLst>
     <a:ext uri="{05A4C25C-085E-4340-85A3-A5531E510DB2}">
-      <thm15:themeFamily xmlns:thm15="http://schemas.microsoft.com/office/thememl/2012/main" name="Office Theme" id="{62F939B6-93AF-4DB8-9C6B-D6C7DFDC589F}" vid="{4A3C46E8-61CC-4603-A589-7422A47A8E4A}"/>
+      <thm15:themeFamily xmlns:thm15="http://schemas.microsoft.com/office/thememl/2012/main" xmlns="" name="Office Theme" id="{62F939B6-93AF-4DB8-9C6B-D6C7DFDC589F}" vid="{4A3C46E8-61CC-4603-A589-7422A47A8E4A}"/>
     </a:ext>
   </a:extLst>
 </a:theme>
